--- a/examples/regression/doc/torch_reg_mlp.docx
+++ b/examples/regression/doc/torch_reg_mlp.docx
@@ -2,48 +2,107 @@
 <file path=word/document.xml><?xml version="1.0" encoding="utf-8"?>
 <w:document xmlns:w="http://schemas.openxmlformats.org/wordprocessingml/2006/main" xmlns:m="http://schemas.openxmlformats.org/officeDocument/2006/math" xmlns:r="http://schemas.openxmlformats.org/officeDocument/2006/relationships" xmlns:o="urn:schemas-microsoft-com:office:office" xmlns:v="urn:schemas-microsoft-com:vml" xmlns:w10="urn:schemas-microsoft-com:office:word" xmlns:a="http://schemas.openxmlformats.org/drawingml/2006/main" xmlns:pic="http://schemas.openxmlformats.org/drawingml/2006/picture" xmlns:wp="http://schemas.openxmlformats.org/drawingml/2006/wordprocessingDrawing">
   <w:body>
-    <w:bookmarkStart w:id="9" w:name="pytorch-mlp-regressor"/>
     <w:p>
       <w:pPr>
-        <w:pStyle w:val="Heading2"/>
-      </w:pPr>
-      <w:r>
-        <w:t xml:space="preserve">PyTorch MLP Regressor</w:t>
+        <w:pStyle w:val="FirstParagraph"/>
+      </w:pPr>
+      <w:r>
+        <w:t xml:space="preserve">About the method</w:t>
+      </w:r>
+      <w:r>
+        <w:t xml:space="preserve"> </w:t>
+      </w:r>
+      <w:r>
+        <w:t xml:space="preserve">-</w:t>
+      </w:r>
+      <w:r>
+        <w:t xml:space="preserve"> </w:t>
+      </w:r>
+      <w:r>
+        <w:rPr>
+          <w:rStyle w:val="VerbatimChar"/>
+        </w:rPr>
+        <w:t xml:space="preserve">torch_reg_mlp</w:t>
+      </w:r>
+      <w:r>
+        <w:t xml:space="preserve">: PyTorch-backed multilayer perceptron for regression.</w:t>
+      </w:r>
+      <w:r>
+        <w:t xml:space="preserve"> </w:t>
+      </w:r>
+      <w:r>
+        <w:t xml:space="preserve">- Hyperparameters:</w:t>
+      </w:r>
+      <w:r>
+        <w:t xml:space="preserve"> </w:t>
+      </w:r>
+      <w:r>
+        <w:rPr>
+          <w:rStyle w:val="VerbatimChar"/>
+        </w:rPr>
+        <w:t xml:space="preserve">hidden_sizes</w:t>
+      </w:r>
+      <w:r>
+        <w:t xml:space="preserve"> </w:t>
+      </w:r>
+      <w:r>
+        <w:t xml:space="preserve">(hidden-layer width/depth),</w:t>
+      </w:r>
+      <w:r>
+        <w:t xml:space="preserve"> </w:t>
+      </w:r>
+      <w:r>
+        <w:rPr>
+          <w:rStyle w:val="VerbatimChar"/>
+        </w:rPr>
+        <w:t xml:space="preserve">dropout</w:t>
+      </w:r>
+      <w:r>
+        <w:t xml:space="preserve">,</w:t>
+      </w:r>
+      <w:r>
+        <w:t xml:space="preserve"> </w:t>
+      </w:r>
+      <w:r>
+        <w:rPr>
+          <w:rStyle w:val="VerbatimChar"/>
+        </w:rPr>
+        <w:t xml:space="preserve">epochs</w:t>
+      </w:r>
+      <w:r>
+        <w:t xml:space="preserve">,</w:t>
+      </w:r>
+      <w:r>
+        <w:t xml:space="preserve"> </w:t>
+      </w:r>
+      <w:r>
+        <w:rPr>
+          <w:rStyle w:val="VerbatimChar"/>
+        </w:rPr>
+        <w:t xml:space="preserve">lr</w:t>
+      </w:r>
+      <w:r>
+        <w:t xml:space="preserve">, and the unified validation/early-stopping controls.</w:t>
       </w:r>
     </w:p>
     <w:p>
       <w:pPr>
-        <w:pStyle w:val="FirstParagraph"/>
-      </w:pPr>
-      <w:r>
-        <w:t xml:space="preserve">This example shows how to train a PyTorch-backed MLP regressor with</w:t>
-      </w:r>
-      <w:r>
-        <w:t xml:space="preserve"> </w:t>
-      </w:r>
-      <w:r>
-        <w:rPr>
-          <w:rStyle w:val="VerbatimChar"/>
-        </w:rPr>
-        <w:t xml:space="preserve">daltoolboxdp</w:t>
-      </w:r>
-      <w:r>
-        <w:t xml:space="preserve">. The example uses</w:t>
-      </w:r>
-      <w:r>
-        <w:t xml:space="preserve"> </w:t>
-      </w:r>
-      <w:r>
-        <w:rPr>
-          <w:rStyle w:val="VerbatimChar"/>
-        </w:rPr>
-        <w:t xml:space="preserve">mtcars</w:t>
-      </w:r>
-      <w:r>
-        <w:t xml:space="preserve"> </w:t>
-      </w:r>
-      <w:r>
-        <w:t xml:space="preserve">and follows a standard regression workflow: split, fit, predict, and evaluate.</w:t>
+        <w:pStyle w:val="BodyText"/>
+      </w:pPr>
+      <w:r>
+        <w:t xml:space="preserve">Didactic goal: read this example as the same numeric-prediction workflow used by</w:t>
+      </w:r>
+      <w:r>
+        <w:t xml:space="preserve"> </w:t>
+      </w:r>
+      <w:r>
+        <w:rPr>
+          <w:rStyle w:val="VerbatimChar"/>
+        </w:rPr>
+        <w:t xml:space="preserve">reg_mlp</w:t>
+      </w:r>
+      <w:r>
+        <w:t xml:space="preserve">. The Experiment Line stays the same; the practical change is the constructor.</w:t>
       </w:r>
     </w:p>
     <w:p>
@@ -51,19 +110,7 @@
         <w:pStyle w:val="BodyText"/>
       </w:pPr>
       <w:r>
-        <w:t xml:space="preserve">Prerequisites</w:t>
-      </w:r>
-      <w:r>
-        <w:t xml:space="preserve"> </w:t>
-      </w:r>
-      <w:r>
-        <w:t xml:space="preserve">- R packages: daltoolbox, daltoolboxdp</w:t>
-      </w:r>
-      <w:r>
-        <w:t xml:space="preserve"> </w:t>
-      </w:r>
-      <w:r>
-        <w:t xml:space="preserve">- Python with PyTorch accessible via reticulate</w:t>
+        <w:t xml:space="preserve">Environment setup.</w:t>
       </w:r>
     </w:p>
     <w:p>
@@ -74,7 +121,10 @@
         <w:rPr>
           <w:rStyle w:val="CommentTok"/>
         </w:rPr>
-        <w:t xml:space="preserve"># Installation (if needed)</w:t>
+        <w:t xml:space="preserve"># Regression MLP with PyTorch</w:t>
+      </w:r>
+      <w:r>
+        <w:br/>
       </w:r>
       <w:r>
         <w:br/>
@@ -83,7 +133,43 @@
         <w:rPr>
           <w:rStyle w:val="CommentTok"/>
         </w:rPr>
+        <w:t xml:space="preserve"># installation</w:t>
+      </w:r>
+      <w:r>
+        <w:br/>
+      </w:r>
+      <w:r>
+        <w:rPr>
+          <w:rStyle w:val="CommentTok"/>
+        </w:rPr>
         <w:t xml:space="preserve">#install.packages("daltoolboxdp")</w:t>
+      </w:r>
+      <w:r>
+        <w:br/>
+      </w:r>
+      <w:r>
+        <w:br/>
+      </w:r>
+      <w:r>
+        <w:rPr>
+          <w:rStyle w:val="CommentTok"/>
+        </w:rPr>
+        <w:t xml:space="preserve"># loading DAL</w:t>
+      </w:r>
+      <w:r>
+        <w:br/>
+      </w:r>
+      <w:r>
+        <w:rPr>
+          <w:rStyle w:val="FunctionTok"/>
+        </w:rPr>
+        <w:t xml:space="preserve">library</w:t>
+      </w:r>
+      <w:r>
+        <w:rPr>
+          <w:rStyle w:val="NormalTok"/>
+        </w:rPr>
+        <w:t xml:space="preserve">(daltoolbox)</w:t>
       </w:r>
     </w:p>
     <w:p>
@@ -92,30 +178,9 @@
       </w:pPr>
       <w:r>
         <w:rPr>
-          <w:rStyle w:val="FunctionTok"/>
-        </w:rPr>
-        <w:t xml:space="preserve">library</w:t>
-      </w:r>
-      <w:r>
-        <w:rPr>
-          <w:rStyle w:val="NormalTok"/>
-        </w:rPr>
-        <w:t xml:space="preserve">(daltoolbox)</w:t>
-      </w:r>
-      <w:r>
-        <w:br/>
-      </w:r>
-      <w:r>
-        <w:rPr>
-          <w:rStyle w:val="FunctionTok"/>
-        </w:rPr>
-        <w:t xml:space="preserve">library</w:t>
-      </w:r>
-      <w:r>
-        <w:rPr>
-          <w:rStyle w:val="NormalTok"/>
-        </w:rPr>
-        <w:t xml:space="preserve">(daltoolboxdp)</w:t>
+          <w:rStyle w:val="VerbatimChar"/>
+        </w:rPr>
+        <w:t xml:space="preserve">## Warning: package 'daltoolbox' was built under R version 4.5.3</w:t>
       </w:r>
     </w:p>
     <w:p>
@@ -124,222 +189,18 @@
       </w:pPr>
       <w:r>
         <w:rPr>
-          <w:rStyle w:val="NormalTok"/>
-        </w:rPr>
-        <w:t xml:space="preserve">data </w:t>
-      </w:r>
-      <w:r>
-        <w:rPr>
-          <w:rStyle w:val="OtherTok"/>
-        </w:rPr>
-        <w:t xml:space="preserve">&lt;-</w:t>
-      </w:r>
-      <w:r>
-        <w:rPr>
-          <w:rStyle w:val="NormalTok"/>
-        </w:rPr>
-        <w:t xml:space="preserve"> mtcars</w:t>
-      </w:r>
-      <w:r>
-        <w:br/>
-      </w:r>
-      <w:r>
-        <w:br/>
-      </w:r>
-      <w:r>
-        <w:rPr>
-          <w:rStyle w:val="FunctionTok"/>
-        </w:rPr>
-        <w:t xml:space="preserve">set.seed</w:t>
-      </w:r>
-      <w:r>
-        <w:rPr>
-          <w:rStyle w:val="NormalTok"/>
-        </w:rPr>
-        <w:t xml:space="preserve">(</w:t>
-      </w:r>
-      <w:r>
-        <w:rPr>
-          <w:rStyle w:val="DecValTok"/>
-        </w:rPr>
-        <w:t xml:space="preserve">1</w:t>
-      </w:r>
-      <w:r>
-        <w:rPr>
-          <w:rStyle w:val="NormalTok"/>
-        </w:rPr>
-        <w:t xml:space="preserve">)</w:t>
-      </w:r>
-      <w:r>
-        <w:br/>
-      </w:r>
-      <w:r>
-        <w:rPr>
-          <w:rStyle w:val="NormalTok"/>
-        </w:rPr>
-        <w:t xml:space="preserve">idx </w:t>
-      </w:r>
-      <w:r>
-        <w:rPr>
-          <w:rStyle w:val="OtherTok"/>
-        </w:rPr>
-        <w:t xml:space="preserve">&lt;-</w:t>
-      </w:r>
-      <w:r>
-        <w:rPr>
-          <w:rStyle w:val="NormalTok"/>
-        </w:rPr>
-        <w:t xml:space="preserve"> </w:t>
-      </w:r>
-      <w:r>
-        <w:rPr>
-          <w:rStyle w:val="FunctionTok"/>
-        </w:rPr>
-        <w:t xml:space="preserve">sample</w:t>
-      </w:r>
-      <w:r>
-        <w:rPr>
-          <w:rStyle w:val="NormalTok"/>
-        </w:rPr>
-        <w:t xml:space="preserve">(</w:t>
-      </w:r>
-      <w:r>
-        <w:rPr>
-          <w:rStyle w:val="FunctionTok"/>
-        </w:rPr>
-        <w:t xml:space="preserve">seq_len</w:t>
-      </w:r>
-      <w:r>
-        <w:rPr>
-          <w:rStyle w:val="NormalTok"/>
-        </w:rPr>
-        <w:t xml:space="preserve">(</w:t>
-      </w:r>
-      <w:r>
-        <w:rPr>
-          <w:rStyle w:val="FunctionTok"/>
-        </w:rPr>
-        <w:t xml:space="preserve">nrow</w:t>
-      </w:r>
-      <w:r>
-        <w:rPr>
-          <w:rStyle w:val="NormalTok"/>
-        </w:rPr>
-        <w:t xml:space="preserve">(data)), </w:t>
-      </w:r>
-      <w:r>
-        <w:rPr>
-          <w:rStyle w:val="AttributeTok"/>
-        </w:rPr>
-        <w:t xml:space="preserve">size =</w:t>
-      </w:r>
-      <w:r>
-        <w:rPr>
-          <w:rStyle w:val="NormalTok"/>
-        </w:rPr>
-        <w:t xml:space="preserve"> </w:t>
-      </w:r>
-      <w:r>
-        <w:rPr>
-          <w:rStyle w:val="FunctionTok"/>
-        </w:rPr>
-        <w:t xml:space="preserve">floor</w:t>
-      </w:r>
-      <w:r>
-        <w:rPr>
-          <w:rStyle w:val="NormalTok"/>
-        </w:rPr>
-        <w:t xml:space="preserve">(</w:t>
-      </w:r>
-      <w:r>
-        <w:rPr>
-          <w:rStyle w:val="FloatTok"/>
-        </w:rPr>
-        <w:t xml:space="preserve">0.8</w:t>
-      </w:r>
-      <w:r>
-        <w:rPr>
-          <w:rStyle w:val="NormalTok"/>
-        </w:rPr>
-        <w:t xml:space="preserve"> </w:t>
-      </w:r>
-      <w:r>
-        <w:rPr>
-          <w:rStyle w:val="SpecialCharTok"/>
-        </w:rPr>
-        <w:t xml:space="preserve">*</w:t>
-      </w:r>
-      <w:r>
-        <w:rPr>
-          <w:rStyle w:val="NormalTok"/>
-        </w:rPr>
-        <w:t xml:space="preserve"> </w:t>
-      </w:r>
-      <w:r>
-        <w:rPr>
-          <w:rStyle w:val="FunctionTok"/>
-        </w:rPr>
-        <w:t xml:space="preserve">nrow</w:t>
-      </w:r>
-      <w:r>
-        <w:rPr>
-          <w:rStyle w:val="NormalTok"/>
-        </w:rPr>
-        <w:t xml:space="preserve">(data)))</w:t>
-      </w:r>
-      <w:r>
-        <w:br/>
-      </w:r>
-      <w:r>
-        <w:rPr>
-          <w:rStyle w:val="NormalTok"/>
-        </w:rPr>
-        <w:t xml:space="preserve">train </w:t>
-      </w:r>
-      <w:r>
-        <w:rPr>
-          <w:rStyle w:val="OtherTok"/>
-        </w:rPr>
-        <w:t xml:space="preserve">&lt;-</w:t>
-      </w:r>
-      <w:r>
-        <w:rPr>
-          <w:rStyle w:val="NormalTok"/>
-        </w:rPr>
-        <w:t xml:space="preserve"> data[idx, ]</w:t>
-      </w:r>
-      <w:r>
-        <w:br/>
-      </w:r>
-      <w:r>
-        <w:rPr>
-          <w:rStyle w:val="NormalTok"/>
-        </w:rPr>
-        <w:t xml:space="preserve">test </w:t>
-      </w:r>
-      <w:r>
-        <w:rPr>
-          <w:rStyle w:val="OtherTok"/>
-        </w:rPr>
-        <w:t xml:space="preserve">&lt;-</w:t>
-      </w:r>
-      <w:r>
-        <w:rPr>
-          <w:rStyle w:val="NormalTok"/>
-        </w:rPr>
-        <w:t xml:space="preserve"> data[</w:t>
-      </w:r>
-      <w:r>
-        <w:rPr>
-          <w:rStyle w:val="SpecialCharTok"/>
-        </w:rPr>
-        <w:t xml:space="preserve">-</w:t>
-      </w:r>
-      <w:r>
-        <w:rPr>
-          <w:rStyle w:val="NormalTok"/>
-        </w:rPr>
-        <w:t xml:space="preserve">idx, ]</w:t>
+          <w:rStyle w:val="VerbatimChar"/>
+        </w:rPr>
+        <w:t xml:space="preserve">## </w:t>
+      </w:r>
+      <w:r>
+        <w:br/>
+      </w:r>
+      <w:r>
+        <w:rPr>
+          <w:rStyle w:val="VerbatimChar"/>
+        </w:rPr>
+        <w:t xml:space="preserve">## Attaching package: 'daltoolbox'</w:t>
       </w:r>
     </w:p>
     <w:p>
@@ -348,285 +209,27 @@
       </w:pPr>
       <w:r>
         <w:rPr>
-          <w:rStyle w:val="CommentTok"/>
-        </w:rPr>
-        <w:t xml:space="preserve"># Fit the regressor</w:t>
-      </w:r>
-      <w:r>
-        <w:br/>
-      </w:r>
-      <w:r>
-        <w:rPr>
-          <w:rStyle w:val="NormalTok"/>
-        </w:rPr>
-        <w:t xml:space="preserve">model </w:t>
-      </w:r>
-      <w:r>
-        <w:rPr>
-          <w:rStyle w:val="OtherTok"/>
-        </w:rPr>
-        <w:t xml:space="preserve">&lt;-</w:t>
-      </w:r>
-      <w:r>
-        <w:rPr>
-          <w:rStyle w:val="NormalTok"/>
-        </w:rPr>
-        <w:t xml:space="preserve"> </w:t>
-      </w:r>
-      <w:r>
-        <w:rPr>
-          <w:rStyle w:val="FunctionTok"/>
-        </w:rPr>
-        <w:t xml:space="preserve">torch_reg_mlp</w:t>
-      </w:r>
-      <w:r>
-        <w:rPr>
-          <w:rStyle w:val="NormalTok"/>
-        </w:rPr>
-        <w:t xml:space="preserve">(</w:t>
-      </w:r>
-      <w:r>
-        <w:br/>
-      </w:r>
-      <w:r>
-        <w:rPr>
-          <w:rStyle w:val="NormalTok"/>
-        </w:rPr>
-        <w:t xml:space="preserve">  </w:t>
-      </w:r>
-      <w:r>
-        <w:rPr>
-          <w:rStyle w:val="AttributeTok"/>
-        </w:rPr>
-        <w:t xml:space="preserve">attribute =</w:t>
-      </w:r>
-      <w:r>
-        <w:rPr>
-          <w:rStyle w:val="NormalTok"/>
-        </w:rPr>
-        <w:t xml:space="preserve"> </w:t>
-      </w:r>
-      <w:r>
-        <w:rPr>
-          <w:rStyle w:val="StringTok"/>
-        </w:rPr>
-        <w:t xml:space="preserve">"mpg"</w:t>
-      </w:r>
-      <w:r>
-        <w:rPr>
-          <w:rStyle w:val="NormalTok"/>
-        </w:rPr>
-        <w:t xml:space="preserve">,</w:t>
-      </w:r>
-      <w:r>
-        <w:br/>
-      </w:r>
-      <w:r>
-        <w:rPr>
-          <w:rStyle w:val="NormalTok"/>
-        </w:rPr>
-        <w:t xml:space="preserve">  </w:t>
-      </w:r>
-      <w:r>
-        <w:rPr>
-          <w:rStyle w:val="AttributeTok"/>
-        </w:rPr>
-        <w:t xml:space="preserve">input_size =</w:t>
-      </w:r>
-      <w:r>
-        <w:rPr>
-          <w:rStyle w:val="NormalTok"/>
-        </w:rPr>
-        <w:t xml:space="preserve"> </w:t>
-      </w:r>
-      <w:r>
-        <w:rPr>
-          <w:rStyle w:val="FunctionTok"/>
-        </w:rPr>
-        <w:t xml:space="preserve">ncol</w:t>
-      </w:r>
-      <w:r>
-        <w:rPr>
-          <w:rStyle w:val="NormalTok"/>
-        </w:rPr>
-        <w:t xml:space="preserve">(data) </w:t>
-      </w:r>
-      <w:r>
-        <w:rPr>
-          <w:rStyle w:val="SpecialCharTok"/>
-        </w:rPr>
-        <w:t xml:space="preserve">-</w:t>
-      </w:r>
-      <w:r>
-        <w:rPr>
-          <w:rStyle w:val="NormalTok"/>
-        </w:rPr>
-        <w:t xml:space="preserve"> </w:t>
-      </w:r>
-      <w:r>
-        <w:rPr>
-          <w:rStyle w:val="DecValTok"/>
-        </w:rPr>
-        <w:t xml:space="preserve">1</w:t>
-      </w:r>
-      <w:r>
-        <w:rPr>
-          <w:rStyle w:val="DataTypeTok"/>
-        </w:rPr>
-        <w:t xml:space="preserve">L</w:t>
-      </w:r>
-      <w:r>
-        <w:rPr>
-          <w:rStyle w:val="NormalTok"/>
-        </w:rPr>
-        <w:t xml:space="preserve">,</w:t>
-      </w:r>
-      <w:r>
-        <w:br/>
-      </w:r>
-      <w:r>
-        <w:rPr>
-          <w:rStyle w:val="NormalTok"/>
-        </w:rPr>
-        <w:t xml:space="preserve">  </w:t>
-      </w:r>
-      <w:r>
-        <w:rPr>
-          <w:rStyle w:val="AttributeTok"/>
-        </w:rPr>
-        <w:t xml:space="preserve">hidden_sizes =</w:t>
-      </w:r>
-      <w:r>
-        <w:rPr>
-          <w:rStyle w:val="NormalTok"/>
-        </w:rPr>
-        <w:t xml:space="preserve"> </w:t>
-      </w:r>
-      <w:r>
-        <w:rPr>
-          <w:rStyle w:val="FunctionTok"/>
-        </w:rPr>
-        <w:t xml:space="preserve">c</w:t>
-      </w:r>
-      <w:r>
-        <w:rPr>
-          <w:rStyle w:val="NormalTok"/>
-        </w:rPr>
-        <w:t xml:space="preserve">(</w:t>
-      </w:r>
-      <w:r>
-        <w:rPr>
-          <w:rStyle w:val="DecValTok"/>
-        </w:rPr>
-        <w:t xml:space="preserve">16</w:t>
-      </w:r>
-      <w:r>
-        <w:rPr>
-          <w:rStyle w:val="DataTypeTok"/>
-        </w:rPr>
-        <w:t xml:space="preserve">L</w:t>
-      </w:r>
-      <w:r>
-        <w:rPr>
-          <w:rStyle w:val="NormalTok"/>
-        </w:rPr>
-        <w:t xml:space="preserve">, </w:t>
-      </w:r>
-      <w:r>
-        <w:rPr>
-          <w:rStyle w:val="DecValTok"/>
-        </w:rPr>
-        <w:t xml:space="preserve">8</w:t>
-      </w:r>
-      <w:r>
-        <w:rPr>
-          <w:rStyle w:val="DataTypeTok"/>
-        </w:rPr>
-        <w:t xml:space="preserve">L</w:t>
-      </w:r>
-      <w:r>
-        <w:rPr>
-          <w:rStyle w:val="NormalTok"/>
-        </w:rPr>
-        <w:t xml:space="preserve">),</w:t>
-      </w:r>
-      <w:r>
-        <w:br/>
-      </w:r>
-      <w:r>
-        <w:rPr>
-          <w:rStyle w:val="NormalTok"/>
-        </w:rPr>
-        <w:t xml:space="preserve">  </w:t>
-      </w:r>
-      <w:r>
-        <w:rPr>
-          <w:rStyle w:val="AttributeTok"/>
-        </w:rPr>
-        <w:t xml:space="preserve">epochs =</w:t>
-      </w:r>
-      <w:r>
-        <w:rPr>
-          <w:rStyle w:val="NormalTok"/>
-        </w:rPr>
-        <w:t xml:space="preserve"> </w:t>
-      </w:r>
-      <w:r>
-        <w:rPr>
-          <w:rStyle w:val="DecValTok"/>
-        </w:rPr>
-        <w:t xml:space="preserve">100</w:t>
-      </w:r>
-      <w:r>
-        <w:rPr>
-          <w:rStyle w:val="DataTypeTok"/>
-        </w:rPr>
-        <w:t xml:space="preserve">L</w:t>
-      </w:r>
-      <w:r>
-        <w:br/>
-      </w:r>
-      <w:r>
-        <w:rPr>
-          <w:rStyle w:val="NormalTok"/>
-        </w:rPr>
-        <w:t xml:space="preserve">)</w:t>
-      </w:r>
-      <w:r>
-        <w:br/>
-      </w:r>
-      <w:r>
-        <w:br/>
-      </w:r>
-      <w:r>
-        <w:rPr>
-          <w:rStyle w:val="NormalTok"/>
-        </w:rPr>
-        <w:t xml:space="preserve">model </w:t>
-      </w:r>
-      <w:r>
-        <w:rPr>
-          <w:rStyle w:val="OtherTok"/>
-        </w:rPr>
-        <w:t xml:space="preserve">&lt;-</w:t>
-      </w:r>
-      <w:r>
-        <w:rPr>
-          <w:rStyle w:val="NormalTok"/>
-        </w:rPr>
-        <w:t xml:space="preserve"> </w:t>
-      </w:r>
-      <w:r>
-        <w:rPr>
-          <w:rStyle w:val="FunctionTok"/>
-        </w:rPr>
-        <w:t xml:space="preserve">fit</w:t>
-      </w:r>
-      <w:r>
-        <w:rPr>
-          <w:rStyle w:val="NormalTok"/>
-        </w:rPr>
-        <w:t xml:space="preserve">(model, train)</w:t>
+          <w:rStyle w:val="VerbatimChar"/>
+        </w:rPr>
+        <w:t xml:space="preserve">## The following object is masked from 'package:base':</w:t>
+      </w:r>
+      <w:r>
+        <w:br/>
+      </w:r>
+      <w:r>
+        <w:rPr>
+          <w:rStyle w:val="VerbatimChar"/>
+        </w:rPr>
+        <w:t xml:space="preserve">## </w:t>
+      </w:r>
+      <w:r>
+        <w:br/>
+      </w:r>
+      <w:r>
+        <w:rPr>
+          <w:rStyle w:val="VerbatimChar"/>
+        </w:rPr>
+        <w:t xml:space="preserve">##     transform</w:t>
       </w:r>
     </w:p>
     <w:p>
@@ -635,68 +238,23 @@
       </w:pPr>
       <w:r>
         <w:rPr>
-          <w:rStyle w:val="CommentTok"/>
-        </w:rPr>
-        <w:t xml:space="preserve"># Test prediction</w:t>
-      </w:r>
-      <w:r>
-        <w:br/>
-      </w:r>
-      <w:r>
-        <w:rPr>
-          <w:rStyle w:val="NormalTok"/>
-        </w:rPr>
-        <w:t xml:space="preserve">prediction </w:t>
-      </w:r>
-      <w:r>
-        <w:rPr>
-          <w:rStyle w:val="OtherTok"/>
-        </w:rPr>
-        <w:t xml:space="preserve">&lt;-</w:t>
-      </w:r>
-      <w:r>
-        <w:rPr>
-          <w:rStyle w:val="NormalTok"/>
-        </w:rPr>
-        <w:t xml:space="preserve"> </w:t>
-      </w:r>
-      <w:r>
-        <w:rPr>
           <w:rStyle w:val="FunctionTok"/>
         </w:rPr>
-        <w:t xml:space="preserve">predict</w:t>
-      </w:r>
-      <w:r>
-        <w:rPr>
-          <w:rStyle w:val="NormalTok"/>
-        </w:rPr>
-        <w:t xml:space="preserve">(model, test)</w:t>
-      </w:r>
-      <w:r>
-        <w:br/>
-      </w:r>
-      <w:r>
-        <w:rPr>
-          <w:rStyle w:val="FunctionTok"/>
-        </w:rPr>
-        <w:t xml:space="preserve">head</w:t>
-      </w:r>
-      <w:r>
-        <w:rPr>
-          <w:rStyle w:val="NormalTok"/>
-        </w:rPr>
-        <w:t xml:space="preserve">(prediction)</w:t>
+        <w:t xml:space="preserve">library</w:t>
+      </w:r>
+      <w:r>
+        <w:rPr>
+          <w:rStyle w:val="NormalTok"/>
+        </w:rPr>
+        <w:t xml:space="preserve">(daltoolboxdp)</w:t>
       </w:r>
     </w:p>
     <w:p>
       <w:pPr>
-        <w:pStyle w:val="SourceCode"/>
-      </w:pPr>
-      <w:r>
-        <w:rPr>
-          <w:rStyle w:val="VerbatimChar"/>
-        </w:rPr>
-        <w:t xml:space="preserve">## [1]  9.891739 11.069610  6.856656 23.518692 15.530658  7.231954</w:t>
+        <w:pStyle w:val="FirstParagraph"/>
+      </w:pPr>
+      <w:r>
+        <w:t xml:space="preserve">Load Boston dataset (MASS) and inspect types.</w:t>
       </w:r>
     </w:p>
     <w:p>
@@ -707,52 +265,25 @@
         <w:rPr>
           <w:rStyle w:val="CommentTok"/>
         </w:rPr>
-        <w:t xml:space="preserve"># Regression evaluation</w:t>
-      </w:r>
-      <w:r>
-        <w:br/>
-      </w:r>
-      <w:r>
-        <w:rPr>
-          <w:rStyle w:val="NormalTok"/>
-        </w:rPr>
-        <w:t xml:space="preserve">test_eval </w:t>
-      </w:r>
-      <w:r>
-        <w:rPr>
-          <w:rStyle w:val="OtherTok"/>
-        </w:rPr>
-        <w:t xml:space="preserve">&lt;-</w:t>
-      </w:r>
-      <w:r>
-        <w:rPr>
-          <w:rStyle w:val="NormalTok"/>
-        </w:rPr>
-        <w:t xml:space="preserve"> </w:t>
+        <w:t xml:space="preserve"># Dataset for regression analysis</w:t>
+      </w:r>
+      <w:r>
+        <w:br/>
+      </w:r>
+      <w:r>
+        <w:br/>
       </w:r>
       <w:r>
         <w:rPr>
           <w:rStyle w:val="FunctionTok"/>
         </w:rPr>
-        <w:t xml:space="preserve">evaluate</w:t>
-      </w:r>
-      <w:r>
-        <w:rPr>
-          <w:rStyle w:val="NormalTok"/>
-        </w:rPr>
-        <w:t xml:space="preserve">(model, test</w:t>
-      </w:r>
-      <w:r>
-        <w:rPr>
-          <w:rStyle w:val="SpecialCharTok"/>
-        </w:rPr>
-        <w:t xml:space="preserve">$</w:t>
-      </w:r>
-      <w:r>
-        <w:rPr>
-          <w:rStyle w:val="NormalTok"/>
-        </w:rPr>
-        <w:t xml:space="preserve">mpg, prediction)</w:t>
+        <w:t xml:space="preserve">library</w:t>
+      </w:r>
+      <w:r>
+        <w:rPr>
+          <w:rStyle w:val="NormalTok"/>
+        </w:rPr>
+        <w:t xml:space="preserve">(MASS)</w:t>
       </w:r>
       <w:r>
         <w:br/>
@@ -761,25 +292,52 @@
         <w:rPr>
           <w:rStyle w:val="FunctionTok"/>
         </w:rPr>
+        <w:t xml:space="preserve">data</w:t>
+      </w:r>
+      <w:r>
+        <w:rPr>
+          <w:rStyle w:val="NormalTok"/>
+        </w:rPr>
+        <w:t xml:space="preserve">(Boston)</w:t>
+      </w:r>
+      <w:r>
+        <w:br/>
+      </w:r>
+      <w:r>
+        <w:rPr>
+          <w:rStyle w:val="FunctionTok"/>
+        </w:rPr>
         <w:t xml:space="preserve">print</w:t>
       </w:r>
       <w:r>
         <w:rPr>
           <w:rStyle w:val="NormalTok"/>
         </w:rPr>
-        <w:t xml:space="preserve">(test_eval</w:t>
-      </w:r>
-      <w:r>
-        <w:rPr>
-          <w:rStyle w:val="SpecialCharTok"/>
-        </w:rPr>
-        <w:t xml:space="preserve">$</w:t>
-      </w:r>
-      <w:r>
-        <w:rPr>
-          <w:rStyle w:val="NormalTok"/>
-        </w:rPr>
-        <w:t xml:space="preserve">metrics)</w:t>
+        <w:t xml:space="preserve">(</w:t>
+      </w:r>
+      <w:r>
+        <w:rPr>
+          <w:rStyle w:val="FunctionTok"/>
+        </w:rPr>
+        <w:t xml:space="preserve">t</w:t>
+      </w:r>
+      <w:r>
+        <w:rPr>
+          <w:rStyle w:val="NormalTok"/>
+        </w:rPr>
+        <w:t xml:space="preserve">(</w:t>
+      </w:r>
+      <w:r>
+        <w:rPr>
+          <w:rStyle w:val="FunctionTok"/>
+        </w:rPr>
+        <w:t xml:space="preserve">sapply</w:t>
+      </w:r>
+      <w:r>
+        <w:rPr>
+          <w:rStyle w:val="NormalTok"/>
+        </w:rPr>
+        <w:t xml:space="preserve">(Boston, class)))</w:t>
       </w:r>
     </w:p>
     <w:p>
@@ -790,139 +348,1172 @@
         <w:rPr>
           <w:rStyle w:val="VerbatimChar"/>
         </w:rPr>
-        <w:t xml:space="preserve">## NULL</w:t>
+        <w:t xml:space="preserve">##      crim      zn        indus     chas      nox       rm        age      </w:t>
+      </w:r>
+      <w:r>
+        <w:br/>
+      </w:r>
+      <w:r>
+        <w:rPr>
+          <w:rStyle w:val="VerbatimChar"/>
+        </w:rPr>
+        <w:t xml:space="preserve">## [1,] "numeric" "numeric" "numeric" "integer" "numeric" "numeric" "numeric"</w:t>
+      </w:r>
+      <w:r>
+        <w:br/>
+      </w:r>
+      <w:r>
+        <w:rPr>
+          <w:rStyle w:val="VerbatimChar"/>
+        </w:rPr>
+        <w:t xml:space="preserve">##      dis       rad       tax       ptratio   black     lstat     medv     </w:t>
+      </w:r>
+      <w:r>
+        <w:br/>
+      </w:r>
+      <w:r>
+        <w:rPr>
+          <w:rStyle w:val="VerbatimChar"/>
+        </w:rPr>
+        <w:t xml:space="preserve">## [1,] "numeric" "integer" "numeric" "numeric" "numeric" "numeric" "numeric"</w:t>
       </w:r>
     </w:p>
     <w:p>
       <w:pPr>
-        <w:pStyle w:val="FirstParagraph"/>
-      </w:pPr>
-      <w:r>
-        <w:t xml:space="preserve">Notes</w:t>
-      </w:r>
-      <w:r>
-        <w:t xml:space="preserve"> </w:t>
-      </w:r>
-      <w:r>
-        <w:t xml:space="preserve">- Default configuration uses</w:t>
-      </w:r>
-      <w:r>
-        <w:t xml:space="preserve"> </w:t>
-      </w:r>
-      <w:r>
-        <w:rPr>
-          <w:rStyle w:val="VerbatimChar"/>
-        </w:rPr>
-        <w:t xml:space="preserve">validation_strategy = "static"</w:t>
-      </w:r>
-      <w:r>
-        <w:t xml:space="preserve"> </w:t>
-      </w:r>
-      <w:r>
-        <w:t xml:space="preserve">and</w:t>
-      </w:r>
-      <w:r>
-        <w:t xml:space="preserve"> </w:t>
-      </w:r>
-      <w:r>
-        <w:rPr>
-          <w:rStyle w:val="VerbatimChar"/>
-        </w:rPr>
-        <w:t xml:space="preserve">stopping_rule = "none"</w:t>
-      </w:r>
-      <w:r>
-        <w:t xml:space="preserve">.</w:t>
-      </w:r>
-      <w:r>
-        <w:t xml:space="preserve"> </w:t>
-      </w:r>
-      <w:r>
-        <w:t xml:space="preserve">- To activate early stopping, set</w:t>
-      </w:r>
-      <w:r>
-        <w:t xml:space="preserve"> </w:t>
-      </w:r>
-      <w:r>
-        <w:rPr>
-          <w:rStyle w:val="VerbatimChar"/>
-        </w:rPr>
-        <w:t xml:space="preserve">stopping_rule</w:t>
-      </w:r>
-      <w:r>
-        <w:t xml:space="preserve"> </w:t>
-      </w:r>
-      <w:r>
-        <w:t xml:space="preserve">to</w:t>
-      </w:r>
-      <w:r>
-        <w:t xml:space="preserve"> </w:t>
-      </w:r>
-      <w:r>
-        <w:rPr>
-          <w:rStyle w:val="VerbatimChar"/>
-        </w:rPr>
-        <w:t xml:space="preserve">"patience"</w:t>
-      </w:r>
-      <w:r>
-        <w:t xml:space="preserve">,</w:t>
-      </w:r>
-      <w:r>
-        <w:t xml:space="preserve"> </w:t>
-      </w:r>
-      <w:r>
-        <w:rPr>
-          <w:rStyle w:val="VerbatimChar"/>
-        </w:rPr>
-        <w:t xml:space="preserve">"sma"</w:t>
-      </w:r>
-      <w:r>
-        <w:t xml:space="preserve">,</w:t>
-      </w:r>
-      <w:r>
-        <w:t xml:space="preserve"> </w:t>
-      </w:r>
-      <w:r>
-        <w:rPr>
-          <w:rStyle w:val="VerbatimChar"/>
-        </w:rPr>
-        <w:t xml:space="preserve">"ema"</w:t>
-      </w:r>
-      <w:r>
-        <w:t xml:space="preserve">, or</w:t>
-      </w:r>
-      <w:r>
-        <w:t xml:space="preserve"> </w:t>
-      </w:r>
-      <w:r>
-        <w:rPr>
-          <w:rStyle w:val="VerbatimChar"/>
-        </w:rPr>
-        <w:t xml:space="preserve">"h"</w:t>
-      </w:r>
-      <w:r>
-        <w:t xml:space="preserve">.</w:t>
-      </w:r>
-      <w:r>
-        <w:t xml:space="preserve"> </w:t>
-      </w:r>
-      <w:r>
-        <w:t xml:space="preserve">- To activate dynamic validation splits, use</w:t>
-      </w:r>
-      <w:r>
-        <w:t xml:space="preserve"> </w:t>
-      </w:r>
-      <w:r>
-        <w:rPr>
-          <w:rStyle w:val="VerbatimChar"/>
-        </w:rPr>
-        <w:t xml:space="preserve">validation_strategy = "dynamic"</w:t>
-      </w:r>
-      <w:r>
-        <w:t xml:space="preserve">.</w:t>
+        <w:pStyle w:val="SourceCode"/>
+      </w:pPr>
+      <w:r>
+        <w:rPr>
+          <w:rStyle w:val="FunctionTok"/>
+        </w:rPr>
+        <w:t xml:space="preserve">head</w:t>
+      </w:r>
+      <w:r>
+        <w:rPr>
+          <w:rStyle w:val="NormalTok"/>
+        </w:rPr>
+        <w:t xml:space="preserve">(Boston)</w:t>
       </w:r>
     </w:p>
     <w:p>
       <w:pPr>
+        <w:pStyle w:val="SourceCode"/>
+      </w:pPr>
+      <w:r>
+        <w:rPr>
+          <w:rStyle w:val="VerbatimChar"/>
+        </w:rPr>
+        <w:t xml:space="preserve">##      crim zn indus chas   nox    rm  age    dis rad tax ptratio  black lstat</w:t>
+      </w:r>
+      <w:r>
+        <w:br/>
+      </w:r>
+      <w:r>
+        <w:rPr>
+          <w:rStyle w:val="VerbatimChar"/>
+        </w:rPr>
+        <w:t xml:space="preserve">## 1 0.00632 18  2.31    0 0.538 6.575 65.2 4.0900   1 296    15.3 396.90  4.98</w:t>
+      </w:r>
+      <w:r>
+        <w:br/>
+      </w:r>
+      <w:r>
+        <w:rPr>
+          <w:rStyle w:val="VerbatimChar"/>
+        </w:rPr>
+        <w:t xml:space="preserve">## 2 0.02731  0  7.07    0 0.469 6.421 78.9 4.9671   2 242    17.8 396.90  9.14</w:t>
+      </w:r>
+      <w:r>
+        <w:br/>
+      </w:r>
+      <w:r>
+        <w:rPr>
+          <w:rStyle w:val="VerbatimChar"/>
+        </w:rPr>
+        <w:t xml:space="preserve">## 3 0.02729  0  7.07    0 0.469 7.185 61.1 4.9671   2 242    17.8 392.83  4.03</w:t>
+      </w:r>
+      <w:r>
+        <w:br/>
+      </w:r>
+      <w:r>
+        <w:rPr>
+          <w:rStyle w:val="VerbatimChar"/>
+        </w:rPr>
+        <w:t xml:space="preserve">## 4 0.03237  0  2.18    0 0.458 6.998 45.8 6.0622   3 222    18.7 394.63  2.94</w:t>
+      </w:r>
+      <w:r>
+        <w:br/>
+      </w:r>
+      <w:r>
+        <w:rPr>
+          <w:rStyle w:val="VerbatimChar"/>
+        </w:rPr>
+        <w:t xml:space="preserve">## 5 0.06905  0  2.18    0 0.458 7.147 54.2 6.0622   3 222    18.7 396.90  5.33</w:t>
+      </w:r>
+      <w:r>
+        <w:br/>
+      </w:r>
+      <w:r>
+        <w:rPr>
+          <w:rStyle w:val="VerbatimChar"/>
+        </w:rPr>
+        <w:t xml:space="preserve">## 6 0.02985  0  2.18    0 0.458 6.430 58.7 6.0622   3 222    18.7 394.12  5.21</w:t>
+      </w:r>
+      <w:r>
+        <w:br/>
+      </w:r>
+      <w:r>
+        <w:rPr>
+          <w:rStyle w:val="VerbatimChar"/>
+        </w:rPr>
+        <w:t xml:space="preserve">##   medv</w:t>
+      </w:r>
+      <w:r>
+        <w:br/>
+      </w:r>
+      <w:r>
+        <w:rPr>
+          <w:rStyle w:val="VerbatimChar"/>
+        </w:rPr>
+        <w:t xml:space="preserve">## 1 24.0</w:t>
+      </w:r>
+      <w:r>
+        <w:br/>
+      </w:r>
+      <w:r>
+        <w:rPr>
+          <w:rStyle w:val="VerbatimChar"/>
+        </w:rPr>
+        <w:t xml:space="preserve">## 2 21.6</w:t>
+      </w:r>
+      <w:r>
+        <w:br/>
+      </w:r>
+      <w:r>
+        <w:rPr>
+          <w:rStyle w:val="VerbatimChar"/>
+        </w:rPr>
+        <w:t xml:space="preserve">## 3 34.7</w:t>
+      </w:r>
+      <w:r>
+        <w:br/>
+      </w:r>
+      <w:r>
+        <w:rPr>
+          <w:rStyle w:val="VerbatimChar"/>
+        </w:rPr>
+        <w:t xml:space="preserve">## 4 33.4</w:t>
+      </w:r>
+      <w:r>
+        <w:br/>
+      </w:r>
+      <w:r>
+        <w:rPr>
+          <w:rStyle w:val="VerbatimChar"/>
+        </w:rPr>
+        <w:t xml:space="preserve">## 5 36.2</w:t>
+      </w:r>
+      <w:r>
+        <w:br/>
+      </w:r>
+      <w:r>
+        <w:rPr>
+          <w:rStyle w:val="VerbatimChar"/>
+        </w:rPr>
+        <w:t xml:space="preserve">## 6 28.7</w:t>
+      </w:r>
+    </w:p>
+    <w:p>
+      <w:pPr>
+        <w:pStyle w:val="FirstParagraph"/>
+      </w:pPr>
+      <w:r>
+        <w:t xml:space="preserve">Optional conversion to matrix.</w:t>
+      </w:r>
+    </w:p>
+    <w:p>
+      <w:pPr>
+        <w:pStyle w:val="SourceCode"/>
+      </w:pPr>
+      <w:r>
+        <w:rPr>
+          <w:rStyle w:val="CommentTok"/>
+        </w:rPr>
+        <w:t xml:space="preserve"># for performance, you can convert to matrix</w:t>
+      </w:r>
+      <w:r>
+        <w:br/>
+      </w:r>
+      <w:r>
+        <w:rPr>
+          <w:rStyle w:val="NormalTok"/>
+        </w:rPr>
+        <w:t xml:space="preserve">Boston </w:t>
+      </w:r>
+      <w:r>
+        <w:rPr>
+          <w:rStyle w:val="OtherTok"/>
+        </w:rPr>
+        <w:t xml:space="preserve">&lt;-</w:t>
+      </w:r>
+      <w:r>
+        <w:rPr>
+          <w:rStyle w:val="NormalTok"/>
+        </w:rPr>
+        <w:t xml:space="preserve"> </w:t>
+      </w:r>
+      <w:r>
+        <w:rPr>
+          <w:rStyle w:val="FunctionTok"/>
+        </w:rPr>
+        <w:t xml:space="preserve">as.matrix</w:t>
+      </w:r>
+      <w:r>
+        <w:rPr>
+          <w:rStyle w:val="NormalTok"/>
+        </w:rPr>
+        <w:t xml:space="preserve">(Boston)</w:t>
+      </w:r>
+    </w:p>
+    <w:p>
+      <w:pPr>
+        <w:pStyle w:val="FirstParagraph"/>
+      </w:pPr>
+      <w:r>
+        <w:t xml:space="preserve">Random and reproducible train/test split.</w:t>
+      </w:r>
+    </w:p>
+    <w:p>
+      <w:pPr>
+        <w:pStyle w:val="SourceCode"/>
+      </w:pPr>
+      <w:r>
+        <w:rPr>
+          <w:rStyle w:val="CommentTok"/>
+        </w:rPr>
+        <w:t xml:space="preserve"># preparing dataset for random sampling</w:t>
+      </w:r>
+      <w:r>
+        <w:br/>
+      </w:r>
+      <w:r>
+        <w:rPr>
+          <w:rStyle w:val="FunctionTok"/>
+        </w:rPr>
+        <w:t xml:space="preserve">set.seed</w:t>
+      </w:r>
+      <w:r>
+        <w:rPr>
+          <w:rStyle w:val="NormalTok"/>
+        </w:rPr>
+        <w:t xml:space="preserve">(</w:t>
+      </w:r>
+      <w:r>
+        <w:rPr>
+          <w:rStyle w:val="DecValTok"/>
+        </w:rPr>
+        <w:t xml:space="preserve">1</w:t>
+      </w:r>
+      <w:r>
+        <w:rPr>
+          <w:rStyle w:val="NormalTok"/>
+        </w:rPr>
+        <w:t xml:space="preserve">)</w:t>
+      </w:r>
+      <w:r>
+        <w:br/>
+      </w:r>
+      <w:r>
+        <w:rPr>
+          <w:rStyle w:val="NormalTok"/>
+        </w:rPr>
+        <w:t xml:space="preserve">sr </w:t>
+      </w:r>
+      <w:r>
+        <w:rPr>
+          <w:rStyle w:val="OtherTok"/>
+        </w:rPr>
+        <w:t xml:space="preserve">&lt;-</w:t>
+      </w:r>
+      <w:r>
+        <w:rPr>
+          <w:rStyle w:val="NormalTok"/>
+        </w:rPr>
+        <w:t xml:space="preserve"> </w:t>
+      </w:r>
+      <w:r>
+        <w:rPr>
+          <w:rStyle w:val="FunctionTok"/>
+        </w:rPr>
+        <w:t xml:space="preserve">sample_random</w:t>
+      </w:r>
+      <w:r>
+        <w:rPr>
+          <w:rStyle w:val="NormalTok"/>
+        </w:rPr>
+        <w:t xml:space="preserve">()</w:t>
+      </w:r>
+      <w:r>
+        <w:br/>
+      </w:r>
+      <w:r>
+        <w:rPr>
+          <w:rStyle w:val="NormalTok"/>
+        </w:rPr>
+        <w:t xml:space="preserve">sr </w:t>
+      </w:r>
+      <w:r>
+        <w:rPr>
+          <w:rStyle w:val="OtherTok"/>
+        </w:rPr>
+        <w:t xml:space="preserve">&lt;-</w:t>
+      </w:r>
+      <w:r>
+        <w:rPr>
+          <w:rStyle w:val="NormalTok"/>
+        </w:rPr>
+        <w:t xml:space="preserve"> </w:t>
+      </w:r>
+      <w:r>
+        <w:rPr>
+          <w:rStyle w:val="FunctionTok"/>
+        </w:rPr>
+        <w:t xml:space="preserve">train_test</w:t>
+      </w:r>
+      <w:r>
+        <w:rPr>
+          <w:rStyle w:val="NormalTok"/>
+        </w:rPr>
+        <w:t xml:space="preserve">(sr, Boston)</w:t>
+      </w:r>
+      <w:r>
+        <w:br/>
+      </w:r>
+      <w:r>
+        <w:rPr>
+          <w:rStyle w:val="NormalTok"/>
+        </w:rPr>
+        <w:t xml:space="preserve">boston_train </w:t>
+      </w:r>
+      <w:r>
+        <w:rPr>
+          <w:rStyle w:val="OtherTok"/>
+        </w:rPr>
+        <w:t xml:space="preserve">&lt;-</w:t>
+      </w:r>
+      <w:r>
+        <w:rPr>
+          <w:rStyle w:val="NormalTok"/>
+        </w:rPr>
+        <w:t xml:space="preserve"> sr</w:t>
+      </w:r>
+      <w:r>
+        <w:rPr>
+          <w:rStyle w:val="SpecialCharTok"/>
+        </w:rPr>
+        <w:t xml:space="preserve">$</w:t>
+      </w:r>
+      <w:r>
+        <w:rPr>
+          <w:rStyle w:val="NormalTok"/>
+        </w:rPr>
+        <w:t xml:space="preserve">train</w:t>
+      </w:r>
+      <w:r>
+        <w:br/>
+      </w:r>
+      <w:r>
+        <w:rPr>
+          <w:rStyle w:val="NormalTok"/>
+        </w:rPr>
+        <w:t xml:space="preserve">boston_test </w:t>
+      </w:r>
+      <w:r>
+        <w:rPr>
+          <w:rStyle w:val="OtherTok"/>
+        </w:rPr>
+        <w:t xml:space="preserve">&lt;-</w:t>
+      </w:r>
+      <w:r>
+        <w:rPr>
+          <w:rStyle w:val="NormalTok"/>
+        </w:rPr>
+        <w:t xml:space="preserve"> sr</w:t>
+      </w:r>
+      <w:r>
+        <w:rPr>
+          <w:rStyle w:val="SpecialCharTok"/>
+        </w:rPr>
+        <w:t xml:space="preserve">$</w:t>
+      </w:r>
+      <w:r>
+        <w:rPr>
+          <w:rStyle w:val="NormalTok"/>
+        </w:rPr>
+        <w:t xml:space="preserve">test</w:t>
+      </w:r>
+    </w:p>
+    <w:p>
+      <w:pPr>
+        <w:pStyle w:val="FirstParagraph"/>
+      </w:pPr>
+      <w:r>
+        <w:t xml:space="preserve">Train MLP: define the hidden architecture and training controls.</w:t>
+      </w:r>
+    </w:p>
+    <w:p>
+      <w:pPr>
+        <w:pStyle w:val="SourceCode"/>
+      </w:pPr>
+      <w:r>
+        <w:rPr>
+          <w:rStyle w:val="CommentTok"/>
+        </w:rPr>
+        <w:t xml:space="preserve"># Training</w:t>
+      </w:r>
+      <w:r>
+        <w:br/>
+      </w:r>
+      <w:r>
+        <w:br/>
+      </w:r>
+      <w:r>
+        <w:rPr>
+          <w:rStyle w:val="NormalTok"/>
+        </w:rPr>
+        <w:t xml:space="preserve">model </w:t>
+      </w:r>
+      <w:r>
+        <w:rPr>
+          <w:rStyle w:val="OtherTok"/>
+        </w:rPr>
+        <w:t xml:space="preserve">&lt;-</w:t>
+      </w:r>
+      <w:r>
+        <w:rPr>
+          <w:rStyle w:val="NormalTok"/>
+        </w:rPr>
+        <w:t xml:space="preserve"> </w:t>
+      </w:r>
+      <w:r>
+        <w:rPr>
+          <w:rStyle w:val="FunctionTok"/>
+        </w:rPr>
+        <w:t xml:space="preserve">torch_reg_mlp</w:t>
+      </w:r>
+      <w:r>
+        <w:rPr>
+          <w:rStyle w:val="NormalTok"/>
+        </w:rPr>
+        <w:t xml:space="preserve">(</w:t>
+      </w:r>
+      <w:r>
+        <w:br/>
+      </w:r>
+      <w:r>
+        <w:rPr>
+          <w:rStyle w:val="NormalTok"/>
+        </w:rPr>
+        <w:t xml:space="preserve">  </w:t>
+      </w:r>
+      <w:r>
+        <w:rPr>
+          <w:rStyle w:val="AttributeTok"/>
+        </w:rPr>
+        <w:t xml:space="preserve">attribute =</w:t>
+      </w:r>
+      <w:r>
+        <w:rPr>
+          <w:rStyle w:val="NormalTok"/>
+        </w:rPr>
+        <w:t xml:space="preserve"> </w:t>
+      </w:r>
+      <w:r>
+        <w:rPr>
+          <w:rStyle w:val="StringTok"/>
+        </w:rPr>
+        <w:t xml:space="preserve">"medv"</w:t>
+      </w:r>
+      <w:r>
+        <w:rPr>
+          <w:rStyle w:val="NormalTok"/>
+        </w:rPr>
+        <w:t xml:space="preserve">,</w:t>
+      </w:r>
+      <w:r>
+        <w:br/>
+      </w:r>
+      <w:r>
+        <w:rPr>
+          <w:rStyle w:val="NormalTok"/>
+        </w:rPr>
+        <w:t xml:space="preserve">  </w:t>
+      </w:r>
+      <w:r>
+        <w:rPr>
+          <w:rStyle w:val="AttributeTok"/>
+        </w:rPr>
+        <w:t xml:space="preserve">input_size =</w:t>
+      </w:r>
+      <w:r>
+        <w:rPr>
+          <w:rStyle w:val="NormalTok"/>
+        </w:rPr>
+        <w:t xml:space="preserve"> </w:t>
+      </w:r>
+      <w:r>
+        <w:rPr>
+          <w:rStyle w:val="FunctionTok"/>
+        </w:rPr>
+        <w:t xml:space="preserve">ncol</w:t>
+      </w:r>
+      <w:r>
+        <w:rPr>
+          <w:rStyle w:val="NormalTok"/>
+        </w:rPr>
+        <w:t xml:space="preserve">(Boston) </w:t>
+      </w:r>
+      <w:r>
+        <w:rPr>
+          <w:rStyle w:val="SpecialCharTok"/>
+        </w:rPr>
+        <w:t xml:space="preserve">-</w:t>
+      </w:r>
+      <w:r>
+        <w:rPr>
+          <w:rStyle w:val="NormalTok"/>
+        </w:rPr>
+        <w:t xml:space="preserve"> </w:t>
+      </w:r>
+      <w:r>
+        <w:rPr>
+          <w:rStyle w:val="DecValTok"/>
+        </w:rPr>
+        <w:t xml:space="preserve">1</w:t>
+      </w:r>
+      <w:r>
+        <w:rPr>
+          <w:rStyle w:val="DataTypeTok"/>
+        </w:rPr>
+        <w:t xml:space="preserve">L</w:t>
+      </w:r>
+      <w:r>
+        <w:rPr>
+          <w:rStyle w:val="NormalTok"/>
+        </w:rPr>
+        <w:t xml:space="preserve">,</w:t>
+      </w:r>
+      <w:r>
+        <w:br/>
+      </w:r>
+      <w:r>
+        <w:rPr>
+          <w:rStyle w:val="NormalTok"/>
+        </w:rPr>
+        <w:t xml:space="preserve">  </w:t>
+      </w:r>
+      <w:r>
+        <w:rPr>
+          <w:rStyle w:val="AttributeTok"/>
+        </w:rPr>
+        <w:t xml:space="preserve">hidden_sizes =</w:t>
+      </w:r>
+      <w:r>
+        <w:rPr>
+          <w:rStyle w:val="NormalTok"/>
+        </w:rPr>
+        <w:t xml:space="preserve"> </w:t>
+      </w:r>
+      <w:r>
+        <w:rPr>
+          <w:rStyle w:val="FunctionTok"/>
+        </w:rPr>
+        <w:t xml:space="preserve">c</w:t>
+      </w:r>
+      <w:r>
+        <w:rPr>
+          <w:rStyle w:val="NormalTok"/>
+        </w:rPr>
+        <w:t xml:space="preserve">(</w:t>
+      </w:r>
+      <w:r>
+        <w:rPr>
+          <w:rStyle w:val="DecValTok"/>
+        </w:rPr>
+        <w:t xml:space="preserve">16</w:t>
+      </w:r>
+      <w:r>
+        <w:rPr>
+          <w:rStyle w:val="DataTypeTok"/>
+        </w:rPr>
+        <w:t xml:space="preserve">L</w:t>
+      </w:r>
+      <w:r>
+        <w:rPr>
+          <w:rStyle w:val="NormalTok"/>
+        </w:rPr>
+        <w:t xml:space="preserve">, </w:t>
+      </w:r>
+      <w:r>
+        <w:rPr>
+          <w:rStyle w:val="DecValTok"/>
+        </w:rPr>
+        <w:t xml:space="preserve">8</w:t>
+      </w:r>
+      <w:r>
+        <w:rPr>
+          <w:rStyle w:val="DataTypeTok"/>
+        </w:rPr>
+        <w:t xml:space="preserve">L</w:t>
+      </w:r>
+      <w:r>
+        <w:rPr>
+          <w:rStyle w:val="NormalTok"/>
+        </w:rPr>
+        <w:t xml:space="preserve">),</w:t>
+      </w:r>
+      <w:r>
+        <w:br/>
+      </w:r>
+      <w:r>
+        <w:rPr>
+          <w:rStyle w:val="NormalTok"/>
+        </w:rPr>
+        <w:t xml:space="preserve">  </w:t>
+      </w:r>
+      <w:r>
+        <w:rPr>
+          <w:rStyle w:val="AttributeTok"/>
+        </w:rPr>
+        <w:t xml:space="preserve">epochs =</w:t>
+      </w:r>
+      <w:r>
+        <w:rPr>
+          <w:rStyle w:val="NormalTok"/>
+        </w:rPr>
+        <w:t xml:space="preserve"> </w:t>
+      </w:r>
+      <w:r>
+        <w:rPr>
+          <w:rStyle w:val="DecValTok"/>
+        </w:rPr>
+        <w:t xml:space="preserve">100</w:t>
+      </w:r>
+      <w:r>
+        <w:rPr>
+          <w:rStyle w:val="DataTypeTok"/>
+        </w:rPr>
+        <w:t xml:space="preserve">L</w:t>
+      </w:r>
+      <w:r>
+        <w:br/>
+      </w:r>
+      <w:r>
+        <w:rPr>
+          <w:rStyle w:val="NormalTok"/>
+        </w:rPr>
+        <w:t xml:space="preserve">)</w:t>
+      </w:r>
+      <w:r>
+        <w:br/>
+      </w:r>
+      <w:r>
+        <w:rPr>
+          <w:rStyle w:val="NormalTok"/>
+        </w:rPr>
+        <w:t xml:space="preserve">model </w:t>
+      </w:r>
+      <w:r>
+        <w:rPr>
+          <w:rStyle w:val="OtherTok"/>
+        </w:rPr>
+        <w:t xml:space="preserve">&lt;-</w:t>
+      </w:r>
+      <w:r>
+        <w:rPr>
+          <w:rStyle w:val="NormalTok"/>
+        </w:rPr>
+        <w:t xml:space="preserve"> </w:t>
+      </w:r>
+      <w:r>
+        <w:rPr>
+          <w:rStyle w:val="FunctionTok"/>
+        </w:rPr>
+        <w:t xml:space="preserve">fit</w:t>
+      </w:r>
+      <w:r>
+        <w:rPr>
+          <w:rStyle w:val="NormalTok"/>
+        </w:rPr>
+        <w:t xml:space="preserve">(model, boston_train)</w:t>
+      </w:r>
+    </w:p>
+    <w:p>
+      <w:pPr>
+        <w:pStyle w:val="FirstParagraph"/>
+      </w:pPr>
+      <w:r>
+        <w:t xml:space="preserve">Training evaluation.</w:t>
+      </w:r>
+    </w:p>
+    <w:p>
+      <w:pPr>
+        <w:pStyle w:val="SourceCode"/>
+      </w:pPr>
+      <w:r>
+        <w:rPr>
+          <w:rStyle w:val="CommentTok"/>
+        </w:rPr>
+        <w:t xml:space="preserve"># Model adjustment</w:t>
+      </w:r>
+      <w:r>
+        <w:br/>
+      </w:r>
+      <w:r>
+        <w:br/>
+      </w:r>
+      <w:r>
+        <w:rPr>
+          <w:rStyle w:val="NormalTok"/>
+        </w:rPr>
+        <w:t xml:space="preserve">train_prediction </w:t>
+      </w:r>
+      <w:r>
+        <w:rPr>
+          <w:rStyle w:val="OtherTok"/>
+        </w:rPr>
+        <w:t xml:space="preserve">&lt;-</w:t>
+      </w:r>
+      <w:r>
+        <w:rPr>
+          <w:rStyle w:val="NormalTok"/>
+        </w:rPr>
+        <w:t xml:space="preserve"> </w:t>
+      </w:r>
+      <w:r>
+        <w:rPr>
+          <w:rStyle w:val="FunctionTok"/>
+        </w:rPr>
+        <w:t xml:space="preserve">predict</w:t>
+      </w:r>
+      <w:r>
+        <w:rPr>
+          <w:rStyle w:val="NormalTok"/>
+        </w:rPr>
+        <w:t xml:space="preserve">(model, boston_train)</w:t>
+      </w:r>
+      <w:r>
+        <w:br/>
+      </w:r>
+      <w:r>
+        <w:rPr>
+          <w:rStyle w:val="NormalTok"/>
+        </w:rPr>
+        <w:t xml:space="preserve">boston_train_predictand </w:t>
+      </w:r>
+      <w:r>
+        <w:rPr>
+          <w:rStyle w:val="OtherTok"/>
+        </w:rPr>
+        <w:t xml:space="preserve">&lt;-</w:t>
+      </w:r>
+      <w:r>
+        <w:rPr>
+          <w:rStyle w:val="NormalTok"/>
+        </w:rPr>
+        <w:t xml:space="preserve"> boston_train[, </w:t>
+      </w:r>
+      <w:r>
+        <w:rPr>
+          <w:rStyle w:val="StringTok"/>
+        </w:rPr>
+        <w:t xml:space="preserve">"medv"</w:t>
+      </w:r>
+      <w:r>
+        <w:rPr>
+          <w:rStyle w:val="NormalTok"/>
+        </w:rPr>
+        <w:t xml:space="preserve">]</w:t>
+      </w:r>
+      <w:r>
+        <w:br/>
+      </w:r>
+      <w:r>
+        <w:rPr>
+          <w:rStyle w:val="NormalTok"/>
+        </w:rPr>
+        <w:t xml:space="preserve">train_eval </w:t>
+      </w:r>
+      <w:r>
+        <w:rPr>
+          <w:rStyle w:val="OtherTok"/>
+        </w:rPr>
+        <w:t xml:space="preserve">&lt;-</w:t>
+      </w:r>
+      <w:r>
+        <w:rPr>
+          <w:rStyle w:val="NormalTok"/>
+        </w:rPr>
+        <w:t xml:space="preserve"> </w:t>
+      </w:r>
+      <w:r>
+        <w:rPr>
+          <w:rStyle w:val="FunctionTok"/>
+        </w:rPr>
+        <w:t xml:space="preserve">evaluate</w:t>
+      </w:r>
+      <w:r>
+        <w:rPr>
+          <w:rStyle w:val="NormalTok"/>
+        </w:rPr>
+        <w:t xml:space="preserve">(model, boston_train_predictand, train_prediction)</w:t>
+      </w:r>
+      <w:r>
+        <w:br/>
+      </w:r>
+      <w:r>
+        <w:rPr>
+          <w:rStyle w:val="FunctionTok"/>
+        </w:rPr>
+        <w:t xml:space="preserve">print</w:t>
+      </w:r>
+      <w:r>
+        <w:rPr>
+          <w:rStyle w:val="NormalTok"/>
+        </w:rPr>
+        <w:t xml:space="preserve">(train_eval</w:t>
+      </w:r>
+      <w:r>
+        <w:rPr>
+          <w:rStyle w:val="SpecialCharTok"/>
+        </w:rPr>
+        <w:t xml:space="preserve">$</w:t>
+      </w:r>
+      <w:r>
+        <w:rPr>
+          <w:rStyle w:val="NormalTok"/>
+        </w:rPr>
+        <w:t xml:space="preserve">metrics)</w:t>
+      </w:r>
+    </w:p>
+    <w:p>
+      <w:pPr>
+        <w:pStyle w:val="SourceCode"/>
+      </w:pPr>
+      <w:r>
+        <w:rPr>
+          <w:rStyle w:val="VerbatimChar"/>
+        </w:rPr>
+        <w:t xml:space="preserve">##        mse     smape        R2</w:t>
+      </w:r>
+      <w:r>
+        <w:br/>
+      </w:r>
+      <w:r>
+        <w:rPr>
+          <w:rStyle w:val="VerbatimChar"/>
+        </w:rPr>
+        <w:t xml:space="preserve">## 1 55.44708 0.2257916 0.3839777</w:t>
+      </w:r>
+    </w:p>
+    <w:p>
+      <w:pPr>
+        <w:pStyle w:val="FirstParagraph"/>
+      </w:pPr>
+      <w:r>
+        <w:t xml:space="preserve">Test evaluation.</w:t>
+      </w:r>
+    </w:p>
+    <w:p>
+      <w:pPr>
+        <w:pStyle w:val="SourceCode"/>
+      </w:pPr>
+      <w:r>
+        <w:rPr>
+          <w:rStyle w:val="CommentTok"/>
+        </w:rPr>
+        <w:t xml:space="preserve"># Test</w:t>
+      </w:r>
+      <w:r>
+        <w:br/>
+      </w:r>
+      <w:r>
+        <w:br/>
+      </w:r>
+      <w:r>
+        <w:rPr>
+          <w:rStyle w:val="NormalTok"/>
+        </w:rPr>
+        <w:t xml:space="preserve">test_prediction </w:t>
+      </w:r>
+      <w:r>
+        <w:rPr>
+          <w:rStyle w:val="OtherTok"/>
+        </w:rPr>
+        <w:t xml:space="preserve">&lt;-</w:t>
+      </w:r>
+      <w:r>
+        <w:rPr>
+          <w:rStyle w:val="NormalTok"/>
+        </w:rPr>
+        <w:t xml:space="preserve"> </w:t>
+      </w:r>
+      <w:r>
+        <w:rPr>
+          <w:rStyle w:val="FunctionTok"/>
+        </w:rPr>
+        <w:t xml:space="preserve">predict</w:t>
+      </w:r>
+      <w:r>
+        <w:rPr>
+          <w:rStyle w:val="NormalTok"/>
+        </w:rPr>
+        <w:t xml:space="preserve">(model, boston_test)</w:t>
+      </w:r>
+      <w:r>
+        <w:br/>
+      </w:r>
+      <w:r>
+        <w:rPr>
+          <w:rStyle w:val="NormalTok"/>
+        </w:rPr>
+        <w:t xml:space="preserve">boston_test_predictand </w:t>
+      </w:r>
+      <w:r>
+        <w:rPr>
+          <w:rStyle w:val="OtherTok"/>
+        </w:rPr>
+        <w:t xml:space="preserve">&lt;-</w:t>
+      </w:r>
+      <w:r>
+        <w:rPr>
+          <w:rStyle w:val="NormalTok"/>
+        </w:rPr>
+        <w:t xml:space="preserve"> boston_test[, </w:t>
+      </w:r>
+      <w:r>
+        <w:rPr>
+          <w:rStyle w:val="StringTok"/>
+        </w:rPr>
+        <w:t xml:space="preserve">"medv"</w:t>
+      </w:r>
+      <w:r>
+        <w:rPr>
+          <w:rStyle w:val="NormalTok"/>
+        </w:rPr>
+        <w:t xml:space="preserve">]</w:t>
+      </w:r>
+      <w:r>
+        <w:br/>
+      </w:r>
+      <w:r>
+        <w:rPr>
+          <w:rStyle w:val="NormalTok"/>
+        </w:rPr>
+        <w:t xml:space="preserve">test_eval </w:t>
+      </w:r>
+      <w:r>
+        <w:rPr>
+          <w:rStyle w:val="OtherTok"/>
+        </w:rPr>
+        <w:t xml:space="preserve">&lt;-</w:t>
+      </w:r>
+      <w:r>
+        <w:rPr>
+          <w:rStyle w:val="NormalTok"/>
+        </w:rPr>
+        <w:t xml:space="preserve"> </w:t>
+      </w:r>
+      <w:r>
+        <w:rPr>
+          <w:rStyle w:val="FunctionTok"/>
+        </w:rPr>
+        <w:t xml:space="preserve">evaluate</w:t>
+      </w:r>
+      <w:r>
+        <w:rPr>
+          <w:rStyle w:val="NormalTok"/>
+        </w:rPr>
+        <w:t xml:space="preserve">(model, boston_test_predictand, test_prediction)</w:t>
+      </w:r>
+      <w:r>
+        <w:br/>
+      </w:r>
+      <w:r>
+        <w:rPr>
+          <w:rStyle w:val="FunctionTok"/>
+        </w:rPr>
+        <w:t xml:space="preserve">print</w:t>
+      </w:r>
+      <w:r>
+        <w:rPr>
+          <w:rStyle w:val="NormalTok"/>
+        </w:rPr>
+        <w:t xml:space="preserve">(test_eval</w:t>
+      </w:r>
+      <w:r>
+        <w:rPr>
+          <w:rStyle w:val="SpecialCharTok"/>
+        </w:rPr>
+        <w:t xml:space="preserve">$</w:t>
+      </w:r>
+      <w:r>
+        <w:rPr>
+          <w:rStyle w:val="NormalTok"/>
+        </w:rPr>
+        <w:t xml:space="preserve">metrics)</w:t>
+      </w:r>
+    </w:p>
+    <w:p>
+      <w:pPr>
+        <w:pStyle w:val="SourceCode"/>
+      </w:pPr>
+      <w:r>
+        <w:rPr>
+          <w:rStyle w:val="VerbatimChar"/>
+        </w:rPr>
+        <w:t xml:space="preserve">##        mse    smape        R2</w:t>
+      </w:r>
+      <w:r>
+        <w:br/>
+      </w:r>
+      <w:r>
+        <w:rPr>
+          <w:rStyle w:val="VerbatimChar"/>
+        </w:rPr>
+        <w:t xml:space="preserve">## 1 38.81877 0.244404 0.3549066</w:t>
+      </w:r>
+    </w:p>
+    <w:p>
+      <w:pPr>
+        <w:pStyle w:val="FirstParagraph"/>
+      </w:pPr>
+      <w:r>
+        <w:t xml:space="preserve">Notes</w:t>
+      </w:r>
+      <w:r>
+        <w:t xml:space="preserve"> </w:t>
+      </w:r>
+      <w:r>
+        <w:t xml:space="preserve">- Default configuration uses</w:t>
+      </w:r>
+      <w:r>
+        <w:t xml:space="preserve"> </w:t>
+      </w:r>
+      <w:r>
+        <w:rPr>
+          <w:rStyle w:val="VerbatimChar"/>
+        </w:rPr>
+        <w:t xml:space="preserve">validation_strategy = "static"</w:t>
+      </w:r>
+      <w:r>
+        <w:t xml:space="preserve"> </w:t>
+      </w:r>
+      <w:r>
+        <w:t xml:space="preserve">and</w:t>
+      </w:r>
+      <w:r>
+        <w:t xml:space="preserve"> </w:t>
+      </w:r>
+      <w:r>
+        <w:rPr>
+          <w:rStyle w:val="VerbatimChar"/>
+        </w:rPr>
+        <w:t xml:space="preserve">stopping_rule = "none"</w:t>
+      </w:r>
+      <w:r>
+        <w:t xml:space="preserve">.</w:t>
+      </w:r>
+      <w:r>
+        <w:t xml:space="preserve"> </w:t>
+      </w:r>
+      <w:r>
+        <w:t xml:space="preserve">- To activate early stopping, set</w:t>
+      </w:r>
+      <w:r>
+        <w:t xml:space="preserve"> </w:t>
+      </w:r>
+      <w:r>
+        <w:rPr>
+          <w:rStyle w:val="VerbatimChar"/>
+        </w:rPr>
+        <w:t xml:space="preserve">stopping_rule</w:t>
+      </w:r>
+      <w:r>
+        <w:t xml:space="preserve"> </w:t>
+      </w:r>
+      <w:r>
+        <w:t xml:space="preserve">to</w:t>
+      </w:r>
+      <w:r>
+        <w:t xml:space="preserve"> </w:t>
+      </w:r>
+      <w:r>
+        <w:rPr>
+          <w:rStyle w:val="VerbatimChar"/>
+        </w:rPr>
+        <w:t xml:space="preserve">"patience"</w:t>
+      </w:r>
+      <w:r>
+        <w:t xml:space="preserve">,</w:t>
+      </w:r>
+      <w:r>
+        <w:t xml:space="preserve"> </w:t>
+      </w:r>
+      <w:r>
+        <w:rPr>
+          <w:rStyle w:val="VerbatimChar"/>
+        </w:rPr>
+        <w:t xml:space="preserve">"sma"</w:t>
+      </w:r>
+      <w:r>
+        <w:t xml:space="preserve">,</w:t>
+      </w:r>
+      <w:r>
+        <w:t xml:space="preserve"> </w:t>
+      </w:r>
+      <w:r>
+        <w:rPr>
+          <w:rStyle w:val="VerbatimChar"/>
+        </w:rPr>
+        <w:t xml:space="preserve">"ema"</w:t>
+      </w:r>
+      <w:r>
+        <w:t xml:space="preserve">, or</w:t>
+      </w:r>
+      <w:r>
+        <w:t xml:space="preserve"> </w:t>
+      </w:r>
+      <w:r>
+        <w:rPr>
+          <w:rStyle w:val="VerbatimChar"/>
+        </w:rPr>
+        <w:t xml:space="preserve">"h"</w:t>
+      </w:r>
+      <w:r>
+        <w:t xml:space="preserve">.</w:t>
+      </w:r>
+      <w:r>
+        <w:t xml:space="preserve"> </w:t>
+      </w:r>
+      <w:r>
+        <w:t xml:space="preserve">- To activate dynamic validation splits, use</w:t>
+      </w:r>
+      <w:r>
+        <w:t xml:space="preserve"> </w:t>
+      </w:r>
+      <w:r>
+        <w:rPr>
+          <w:rStyle w:val="VerbatimChar"/>
+        </w:rPr>
+        <w:t xml:space="preserve">validation_strategy = "dynamic"</w:t>
+      </w:r>
+      <w:r>
+        <w:t xml:space="preserve">.</w:t>
+      </w:r>
+    </w:p>
+    <w:p>
+      <w:pPr>
         <w:pStyle w:val="BodyText"/>
       </w:pPr>
       <w:r>
@@ -932,7 +1523,7 @@
         <w:t xml:space="preserve"> </w:t>
       </w:r>
       <w:r>
-        <w:t xml:space="preserve">- Bishop, C. M. (1995). Neural Networks for Pattern Recognition.</w:t>
+        <w:t xml:space="preserve">- Bishop, C. M. (1995). Neural Networks for Pattern Recognition. Oxford University Press.</w:t>
       </w:r>
       <w:r>
         <w:t xml:space="preserve"> </w:t>
@@ -941,7 +1532,6 @@
         <w:t xml:space="preserve">- Paszke, A., et al. (2019). PyTorch: An Imperative Style, High-Performance Deep Learning Library.</w:t>
       </w:r>
     </w:p>
-    <w:bookmarkEnd w:id="9"/>
     <w:sectPr>
       <w:footnotePr>
         <w:numRestart w:val="eachSect"/>

--- a/examples/regression/doc/torch_reg_mlp.docx
+++ b/examples/regression/doc/torch_reg_mlp.docx
@@ -171,16 +171,28 @@
         </w:rPr>
         <w:t xml:space="preserve">(daltoolbox)</w:t>
       </w:r>
+      <w:r>
+        <w:br/>
+      </w:r>
+      <w:r>
+        <w:rPr>
+          <w:rStyle w:val="FunctionTok"/>
+        </w:rPr>
+        <w:t xml:space="preserve">library</w:t>
+      </w:r>
+      <w:r>
+        <w:rPr>
+          <w:rStyle w:val="NormalTok"/>
+        </w:rPr>
+        <w:t xml:space="preserve">(daltoolboxdp)</w:t>
+      </w:r>
     </w:p>
     <w:p>
       <w:pPr>
-        <w:pStyle w:val="SourceCode"/>
-      </w:pPr>
-      <w:r>
-        <w:rPr>
-          <w:rStyle w:val="VerbatimChar"/>
-        </w:rPr>
-        <w:t xml:space="preserve">## Warning: package 'daltoolbox' was built under R version 4.5.3</w:t>
+        <w:pStyle w:val="FirstParagraph"/>
+      </w:pPr>
+      <w:r>
+        <w:t xml:space="preserve">Load Boston dataset (MASS) and inspect types.</w:t>
       </w:r>
     </w:p>
     <w:p>
@@ -189,18 +201,81 @@
       </w:pPr>
       <w:r>
         <w:rPr>
-          <w:rStyle w:val="VerbatimChar"/>
-        </w:rPr>
-        <w:t xml:space="preserve">## </w:t>
-      </w:r>
-      <w:r>
-        <w:br/>
-      </w:r>
-      <w:r>
-        <w:rPr>
-          <w:rStyle w:val="VerbatimChar"/>
-        </w:rPr>
-        <w:t xml:space="preserve">## Attaching package: 'daltoolbox'</w:t>
+          <w:rStyle w:val="CommentTok"/>
+        </w:rPr>
+        <w:t xml:space="preserve"># Dataset for regression analysis</w:t>
+      </w:r>
+      <w:r>
+        <w:br/>
+      </w:r>
+      <w:r>
+        <w:br/>
+      </w:r>
+      <w:r>
+        <w:rPr>
+          <w:rStyle w:val="FunctionTok"/>
+        </w:rPr>
+        <w:t xml:space="preserve">library</w:t>
+      </w:r>
+      <w:r>
+        <w:rPr>
+          <w:rStyle w:val="NormalTok"/>
+        </w:rPr>
+        <w:t xml:space="preserve">(MASS)</w:t>
+      </w:r>
+      <w:r>
+        <w:br/>
+      </w:r>
+      <w:r>
+        <w:rPr>
+          <w:rStyle w:val="FunctionTok"/>
+        </w:rPr>
+        <w:t xml:space="preserve">data</w:t>
+      </w:r>
+      <w:r>
+        <w:rPr>
+          <w:rStyle w:val="NormalTok"/>
+        </w:rPr>
+        <w:t xml:space="preserve">(Boston)</w:t>
+      </w:r>
+      <w:r>
+        <w:br/>
+      </w:r>
+      <w:r>
+        <w:rPr>
+          <w:rStyle w:val="FunctionTok"/>
+        </w:rPr>
+        <w:t xml:space="preserve">print</w:t>
+      </w:r>
+      <w:r>
+        <w:rPr>
+          <w:rStyle w:val="NormalTok"/>
+        </w:rPr>
+        <w:t xml:space="preserve">(</w:t>
+      </w:r>
+      <w:r>
+        <w:rPr>
+          <w:rStyle w:val="FunctionTok"/>
+        </w:rPr>
+        <w:t xml:space="preserve">t</w:t>
+      </w:r>
+      <w:r>
+        <w:rPr>
+          <w:rStyle w:val="NormalTok"/>
+        </w:rPr>
+        <w:t xml:space="preserve">(</w:t>
+      </w:r>
+      <w:r>
+        <w:rPr>
+          <w:rStyle w:val="FunctionTok"/>
+        </w:rPr>
+        <w:t xml:space="preserve">sapply</w:t>
+      </w:r>
+      <w:r>
+        <w:rPr>
+          <w:rStyle w:val="NormalTok"/>
+        </w:rPr>
+        <w:t xml:space="preserve">(Boston, class)))</w:t>
       </w:r>
     </w:p>
     <w:p>
@@ -211,25 +286,34 @@
         <w:rPr>
           <w:rStyle w:val="VerbatimChar"/>
         </w:rPr>
-        <w:t xml:space="preserve">## The following object is masked from 'package:base':</w:t>
-      </w:r>
-      <w:r>
-        <w:br/>
-      </w:r>
-      <w:r>
-        <w:rPr>
-          <w:rStyle w:val="VerbatimChar"/>
-        </w:rPr>
-        <w:t xml:space="preserve">## </w:t>
-      </w:r>
-      <w:r>
-        <w:br/>
-      </w:r>
-      <w:r>
-        <w:rPr>
-          <w:rStyle w:val="VerbatimChar"/>
-        </w:rPr>
-        <w:t xml:space="preserve">##     transform</w:t>
+        <w:t xml:space="preserve">##      crim      zn        indus     chas      nox       rm        age      </w:t>
+      </w:r>
+      <w:r>
+        <w:br/>
+      </w:r>
+      <w:r>
+        <w:rPr>
+          <w:rStyle w:val="VerbatimChar"/>
+        </w:rPr>
+        <w:t xml:space="preserve">## [1,] "numeric" "numeric" "numeric" "integer" "numeric" "numeric" "numeric"</w:t>
+      </w:r>
+      <w:r>
+        <w:br/>
+      </w:r>
+      <w:r>
+        <w:rPr>
+          <w:rStyle w:val="VerbatimChar"/>
+        </w:rPr>
+        <w:t xml:space="preserve">##      dis       rad       tax       ptratio   black     lstat     medv     </w:t>
+      </w:r>
+      <w:r>
+        <w:br/>
+      </w:r>
+      <w:r>
+        <w:rPr>
+          <w:rStyle w:val="VerbatimChar"/>
+        </w:rPr>
+        <w:t xml:space="preserve">## [1,] "numeric" "integer" "numeric" "numeric" "numeric" "numeric" "numeric"</w:t>
       </w:r>
     </w:p>
     <w:p>
@@ -240,104 +324,149 @@
         <w:rPr>
           <w:rStyle w:val="FunctionTok"/>
         </w:rPr>
-        <w:t xml:space="preserve">library</w:t>
-      </w:r>
-      <w:r>
-        <w:rPr>
-          <w:rStyle w:val="NormalTok"/>
-        </w:rPr>
-        <w:t xml:space="preserve">(daltoolboxdp)</w:t>
+        <w:t xml:space="preserve">head</w:t>
+      </w:r>
+      <w:r>
+        <w:rPr>
+          <w:rStyle w:val="NormalTok"/>
+        </w:rPr>
+        <w:t xml:space="preserve">(Boston)</w:t>
       </w:r>
     </w:p>
     <w:p>
       <w:pPr>
-        <w:pStyle w:val="FirstParagraph"/>
-      </w:pPr>
-      <w:r>
-        <w:t xml:space="preserve">Load Boston dataset (MASS) and inspect types.</w:t>
+        <w:pStyle w:val="SourceCode"/>
+      </w:pPr>
+      <w:r>
+        <w:rPr>
+          <w:rStyle w:val="VerbatimChar"/>
+        </w:rPr>
+        <w:t xml:space="preserve">##      crim zn indus chas   nox    rm  age    dis rad tax ptratio  black lstat</w:t>
+      </w:r>
+      <w:r>
+        <w:br/>
+      </w:r>
+      <w:r>
+        <w:rPr>
+          <w:rStyle w:val="VerbatimChar"/>
+        </w:rPr>
+        <w:t xml:space="preserve">## 1 0.00632 18  2.31    0 0.538 6.575 65.2 4.0900   1 296    15.3 396.90  4.98</w:t>
+      </w:r>
+      <w:r>
+        <w:br/>
+      </w:r>
+      <w:r>
+        <w:rPr>
+          <w:rStyle w:val="VerbatimChar"/>
+        </w:rPr>
+        <w:t xml:space="preserve">## 2 0.02731  0  7.07    0 0.469 6.421 78.9 4.9671   2 242    17.8 396.90  9.14</w:t>
+      </w:r>
+      <w:r>
+        <w:br/>
+      </w:r>
+      <w:r>
+        <w:rPr>
+          <w:rStyle w:val="VerbatimChar"/>
+        </w:rPr>
+        <w:t xml:space="preserve">## 3 0.02729  0  7.07    0 0.469 7.185 61.1 4.9671   2 242    17.8 392.83  4.03</w:t>
+      </w:r>
+      <w:r>
+        <w:br/>
+      </w:r>
+      <w:r>
+        <w:rPr>
+          <w:rStyle w:val="VerbatimChar"/>
+        </w:rPr>
+        <w:t xml:space="preserve">## 4 0.03237  0  2.18    0 0.458 6.998 45.8 6.0622   3 222    18.7 394.63  2.94</w:t>
+      </w:r>
+      <w:r>
+        <w:br/>
+      </w:r>
+      <w:r>
+        <w:rPr>
+          <w:rStyle w:val="VerbatimChar"/>
+        </w:rPr>
+        <w:t xml:space="preserve">## 5 0.06905  0  2.18    0 0.458 7.147 54.2 6.0622   3 222    18.7 396.90  5.33</w:t>
+      </w:r>
+      <w:r>
+        <w:br/>
+      </w:r>
+      <w:r>
+        <w:rPr>
+          <w:rStyle w:val="VerbatimChar"/>
+        </w:rPr>
+        <w:t xml:space="preserve">## 6 0.02985  0  2.18    0 0.458 6.430 58.7 6.0622   3 222    18.7 394.12  5.21</w:t>
+      </w:r>
+      <w:r>
+        <w:br/>
+      </w:r>
+      <w:r>
+        <w:rPr>
+          <w:rStyle w:val="VerbatimChar"/>
+        </w:rPr>
+        <w:t xml:space="preserve">##   medv</w:t>
+      </w:r>
+      <w:r>
+        <w:br/>
+      </w:r>
+      <w:r>
+        <w:rPr>
+          <w:rStyle w:val="VerbatimChar"/>
+        </w:rPr>
+        <w:t xml:space="preserve">## 1 24.0</w:t>
+      </w:r>
+      <w:r>
+        <w:br/>
+      </w:r>
+      <w:r>
+        <w:rPr>
+          <w:rStyle w:val="VerbatimChar"/>
+        </w:rPr>
+        <w:t xml:space="preserve">## 2 21.6</w:t>
+      </w:r>
+      <w:r>
+        <w:br/>
+      </w:r>
+      <w:r>
+        <w:rPr>
+          <w:rStyle w:val="VerbatimChar"/>
+        </w:rPr>
+        <w:t xml:space="preserve">## 3 34.7</w:t>
+      </w:r>
+      <w:r>
+        <w:br/>
+      </w:r>
+      <w:r>
+        <w:rPr>
+          <w:rStyle w:val="VerbatimChar"/>
+        </w:rPr>
+        <w:t xml:space="preserve">## 4 33.4</w:t>
+      </w:r>
+      <w:r>
+        <w:br/>
+      </w:r>
+      <w:r>
+        <w:rPr>
+          <w:rStyle w:val="VerbatimChar"/>
+        </w:rPr>
+        <w:t xml:space="preserve">## 5 36.2</w:t>
+      </w:r>
+      <w:r>
+        <w:br/>
+      </w:r>
+      <w:r>
+        <w:rPr>
+          <w:rStyle w:val="VerbatimChar"/>
+        </w:rPr>
+        <w:t xml:space="preserve">## 6 28.7</w:t>
       </w:r>
     </w:p>
     <w:p>
       <w:pPr>
-        <w:pStyle w:val="SourceCode"/>
-      </w:pPr>
-      <w:r>
-        <w:rPr>
-          <w:rStyle w:val="CommentTok"/>
-        </w:rPr>
-        <w:t xml:space="preserve"># Dataset for regression analysis</w:t>
-      </w:r>
-      <w:r>
-        <w:br/>
-      </w:r>
-      <w:r>
-        <w:br/>
-      </w:r>
-      <w:r>
-        <w:rPr>
-          <w:rStyle w:val="FunctionTok"/>
-        </w:rPr>
-        <w:t xml:space="preserve">library</w:t>
-      </w:r>
-      <w:r>
-        <w:rPr>
-          <w:rStyle w:val="NormalTok"/>
-        </w:rPr>
-        <w:t xml:space="preserve">(MASS)</w:t>
-      </w:r>
-      <w:r>
-        <w:br/>
-      </w:r>
-      <w:r>
-        <w:rPr>
-          <w:rStyle w:val="FunctionTok"/>
-        </w:rPr>
-        <w:t xml:space="preserve">data</w:t>
-      </w:r>
-      <w:r>
-        <w:rPr>
-          <w:rStyle w:val="NormalTok"/>
-        </w:rPr>
-        <w:t xml:space="preserve">(Boston)</w:t>
-      </w:r>
-      <w:r>
-        <w:br/>
-      </w:r>
-      <w:r>
-        <w:rPr>
-          <w:rStyle w:val="FunctionTok"/>
-        </w:rPr>
-        <w:t xml:space="preserve">print</w:t>
-      </w:r>
-      <w:r>
-        <w:rPr>
-          <w:rStyle w:val="NormalTok"/>
-        </w:rPr>
-        <w:t xml:space="preserve">(</w:t>
-      </w:r>
-      <w:r>
-        <w:rPr>
-          <w:rStyle w:val="FunctionTok"/>
-        </w:rPr>
-        <w:t xml:space="preserve">t</w:t>
-      </w:r>
-      <w:r>
-        <w:rPr>
-          <w:rStyle w:val="NormalTok"/>
-        </w:rPr>
-        <w:t xml:space="preserve">(</w:t>
-      </w:r>
-      <w:r>
-        <w:rPr>
-          <w:rStyle w:val="FunctionTok"/>
-        </w:rPr>
-        <w:t xml:space="preserve">sapply</w:t>
-      </w:r>
-      <w:r>
-        <w:rPr>
-          <w:rStyle w:val="NormalTok"/>
-        </w:rPr>
-        <w:t xml:space="preserve">(Boston, class)))</w:t>
+        <w:pStyle w:val="FirstParagraph"/>
+      </w:pPr>
+      <w:r>
+        <w:t xml:space="preserve">Optional conversion to matrix.</w:t>
       </w:r>
     </w:p>
     <w:p>
@@ -346,53 +475,50 @@
       </w:pPr>
       <w:r>
         <w:rPr>
-          <w:rStyle w:val="VerbatimChar"/>
-        </w:rPr>
-        <w:t xml:space="preserve">##      crim      zn        indus     chas      nox       rm        age      </w:t>
-      </w:r>
-      <w:r>
-        <w:br/>
-      </w:r>
-      <w:r>
-        <w:rPr>
-          <w:rStyle w:val="VerbatimChar"/>
-        </w:rPr>
-        <w:t xml:space="preserve">## [1,] "numeric" "numeric" "numeric" "integer" "numeric" "numeric" "numeric"</w:t>
-      </w:r>
-      <w:r>
-        <w:br/>
-      </w:r>
-      <w:r>
-        <w:rPr>
-          <w:rStyle w:val="VerbatimChar"/>
-        </w:rPr>
-        <w:t xml:space="preserve">##      dis       rad       tax       ptratio   black     lstat     medv     </w:t>
-      </w:r>
-      <w:r>
-        <w:br/>
-      </w:r>
-      <w:r>
-        <w:rPr>
-          <w:rStyle w:val="VerbatimChar"/>
-        </w:rPr>
-        <w:t xml:space="preserve">## [1,] "numeric" "integer" "numeric" "numeric" "numeric" "numeric" "numeric"</w:t>
+          <w:rStyle w:val="CommentTok"/>
+        </w:rPr>
+        <w:t xml:space="preserve"># for performance, you can convert to matrix</w:t>
+      </w:r>
+      <w:r>
+        <w:br/>
+      </w:r>
+      <w:r>
+        <w:rPr>
+          <w:rStyle w:val="NormalTok"/>
+        </w:rPr>
+        <w:t xml:space="preserve">Boston </w:t>
+      </w:r>
+      <w:r>
+        <w:rPr>
+          <w:rStyle w:val="OtherTok"/>
+        </w:rPr>
+        <w:t xml:space="preserve">&lt;-</w:t>
+      </w:r>
+      <w:r>
+        <w:rPr>
+          <w:rStyle w:val="NormalTok"/>
+        </w:rPr>
+        <w:t xml:space="preserve"> </w:t>
+      </w:r>
+      <w:r>
+        <w:rPr>
+          <w:rStyle w:val="FunctionTok"/>
+        </w:rPr>
+        <w:t xml:space="preserve">as.matrix</w:t>
+      </w:r>
+      <w:r>
+        <w:rPr>
+          <w:rStyle w:val="NormalTok"/>
+        </w:rPr>
+        <w:t xml:space="preserve">(Boston)</w:t>
       </w:r>
     </w:p>
     <w:p>
       <w:pPr>
-        <w:pStyle w:val="SourceCode"/>
-      </w:pPr>
-      <w:r>
-        <w:rPr>
-          <w:rStyle w:val="FunctionTok"/>
-        </w:rPr>
-        <w:t xml:space="preserve">head</w:t>
-      </w:r>
-      <w:r>
-        <w:rPr>
-          <w:rStyle w:val="NormalTok"/>
-        </w:rPr>
-        <w:t xml:space="preserve">(Boston)</w:t>
+        <w:pStyle w:val="FirstParagraph"/>
+      </w:pPr>
+      <w:r>
+        <w:t xml:space="preserve">Random and reproducible train/test split.</w:t>
       </w:r>
     </w:p>
     <w:p>
@@ -401,126 +527,168 @@
       </w:pPr>
       <w:r>
         <w:rPr>
-          <w:rStyle w:val="VerbatimChar"/>
-        </w:rPr>
-        <w:t xml:space="preserve">##      crim zn indus chas   nox    rm  age    dis rad tax ptratio  black lstat</w:t>
-      </w:r>
-      <w:r>
-        <w:br/>
-      </w:r>
-      <w:r>
-        <w:rPr>
-          <w:rStyle w:val="VerbatimChar"/>
-        </w:rPr>
-        <w:t xml:space="preserve">## 1 0.00632 18  2.31    0 0.538 6.575 65.2 4.0900   1 296    15.3 396.90  4.98</w:t>
-      </w:r>
-      <w:r>
-        <w:br/>
-      </w:r>
-      <w:r>
-        <w:rPr>
-          <w:rStyle w:val="VerbatimChar"/>
-        </w:rPr>
-        <w:t xml:space="preserve">## 2 0.02731  0  7.07    0 0.469 6.421 78.9 4.9671   2 242    17.8 396.90  9.14</w:t>
-      </w:r>
-      <w:r>
-        <w:br/>
-      </w:r>
-      <w:r>
-        <w:rPr>
-          <w:rStyle w:val="VerbatimChar"/>
-        </w:rPr>
-        <w:t xml:space="preserve">## 3 0.02729  0  7.07    0 0.469 7.185 61.1 4.9671   2 242    17.8 392.83  4.03</w:t>
-      </w:r>
-      <w:r>
-        <w:br/>
-      </w:r>
-      <w:r>
-        <w:rPr>
-          <w:rStyle w:val="VerbatimChar"/>
-        </w:rPr>
-        <w:t xml:space="preserve">## 4 0.03237  0  2.18    0 0.458 6.998 45.8 6.0622   3 222    18.7 394.63  2.94</w:t>
-      </w:r>
-      <w:r>
-        <w:br/>
-      </w:r>
-      <w:r>
-        <w:rPr>
-          <w:rStyle w:val="VerbatimChar"/>
-        </w:rPr>
-        <w:t xml:space="preserve">## 5 0.06905  0  2.18    0 0.458 7.147 54.2 6.0622   3 222    18.7 396.90  5.33</w:t>
-      </w:r>
-      <w:r>
-        <w:br/>
-      </w:r>
-      <w:r>
-        <w:rPr>
-          <w:rStyle w:val="VerbatimChar"/>
-        </w:rPr>
-        <w:t xml:space="preserve">## 6 0.02985  0  2.18    0 0.458 6.430 58.7 6.0622   3 222    18.7 394.12  5.21</w:t>
-      </w:r>
-      <w:r>
-        <w:br/>
-      </w:r>
-      <w:r>
-        <w:rPr>
-          <w:rStyle w:val="VerbatimChar"/>
-        </w:rPr>
-        <w:t xml:space="preserve">##   medv</w:t>
-      </w:r>
-      <w:r>
-        <w:br/>
-      </w:r>
-      <w:r>
-        <w:rPr>
-          <w:rStyle w:val="VerbatimChar"/>
-        </w:rPr>
-        <w:t xml:space="preserve">## 1 24.0</w:t>
-      </w:r>
-      <w:r>
-        <w:br/>
-      </w:r>
-      <w:r>
-        <w:rPr>
-          <w:rStyle w:val="VerbatimChar"/>
-        </w:rPr>
-        <w:t xml:space="preserve">## 2 21.6</w:t>
-      </w:r>
-      <w:r>
-        <w:br/>
-      </w:r>
-      <w:r>
-        <w:rPr>
-          <w:rStyle w:val="VerbatimChar"/>
-        </w:rPr>
-        <w:t xml:space="preserve">## 3 34.7</w:t>
-      </w:r>
-      <w:r>
-        <w:br/>
-      </w:r>
-      <w:r>
-        <w:rPr>
-          <w:rStyle w:val="VerbatimChar"/>
-        </w:rPr>
-        <w:t xml:space="preserve">## 4 33.4</w:t>
-      </w:r>
-      <w:r>
-        <w:br/>
-      </w:r>
-      <w:r>
-        <w:rPr>
-          <w:rStyle w:val="VerbatimChar"/>
-        </w:rPr>
-        <w:t xml:space="preserve">## 5 36.2</w:t>
-      </w:r>
-      <w:r>
-        <w:br/>
-      </w:r>
-      <w:r>
-        <w:rPr>
-          <w:rStyle w:val="VerbatimChar"/>
-        </w:rPr>
-        <w:t xml:space="preserve">## 6 28.7</w:t>
+          <w:rStyle w:val="CommentTok"/>
+        </w:rPr>
+        <w:t xml:space="preserve"># preparing dataset for random sampling</w:t>
+      </w:r>
+      <w:r>
+        <w:br/>
+      </w:r>
+      <w:r>
+        <w:rPr>
+          <w:rStyle w:val="FunctionTok"/>
+        </w:rPr>
+        <w:t xml:space="preserve">set.seed</w:t>
+      </w:r>
+      <w:r>
+        <w:rPr>
+          <w:rStyle w:val="NormalTok"/>
+        </w:rPr>
+        <w:t xml:space="preserve">(</w:t>
+      </w:r>
+      <w:r>
+        <w:rPr>
+          <w:rStyle w:val="DecValTok"/>
+        </w:rPr>
+        <w:t xml:space="preserve">1</w:t>
+      </w:r>
+      <w:r>
+        <w:rPr>
+          <w:rStyle w:val="NormalTok"/>
+        </w:rPr>
+        <w:t xml:space="preserve">)</w:t>
+      </w:r>
+      <w:r>
+        <w:br/>
+      </w:r>
+      <w:r>
+        <w:rPr>
+          <w:rStyle w:val="NormalTok"/>
+        </w:rPr>
+        <w:t xml:space="preserve">sr </w:t>
+      </w:r>
+      <w:r>
+        <w:rPr>
+          <w:rStyle w:val="OtherTok"/>
+        </w:rPr>
+        <w:t xml:space="preserve">&lt;-</w:t>
+      </w:r>
+      <w:r>
+        <w:rPr>
+          <w:rStyle w:val="NormalTok"/>
+        </w:rPr>
+        <w:t xml:space="preserve"> </w:t>
+      </w:r>
+      <w:r>
+        <w:rPr>
+          <w:rStyle w:val="FunctionTok"/>
+        </w:rPr>
+        <w:t xml:space="preserve">sample_random</w:t>
+      </w:r>
+      <w:r>
+        <w:rPr>
+          <w:rStyle w:val="NormalTok"/>
+        </w:rPr>
+        <w:t xml:space="preserve">()</w:t>
+      </w:r>
+      <w:r>
+        <w:br/>
+      </w:r>
+      <w:r>
+        <w:rPr>
+          <w:rStyle w:val="NormalTok"/>
+        </w:rPr>
+        <w:t xml:space="preserve">sr </w:t>
+      </w:r>
+      <w:r>
+        <w:rPr>
+          <w:rStyle w:val="OtherTok"/>
+        </w:rPr>
+        <w:t xml:space="preserve">&lt;-</w:t>
+      </w:r>
+      <w:r>
+        <w:rPr>
+          <w:rStyle w:val="NormalTok"/>
+        </w:rPr>
+        <w:t xml:space="preserve"> </w:t>
+      </w:r>
+      <w:r>
+        <w:rPr>
+          <w:rStyle w:val="FunctionTok"/>
+        </w:rPr>
+        <w:t xml:space="preserve">train_test</w:t>
+      </w:r>
+      <w:r>
+        <w:rPr>
+          <w:rStyle w:val="NormalTok"/>
+        </w:rPr>
+        <w:t xml:space="preserve">(sr, Boston)</w:t>
+      </w:r>
+      <w:r>
+        <w:br/>
+      </w:r>
+      <w:r>
+        <w:rPr>
+          <w:rStyle w:val="NormalTok"/>
+        </w:rPr>
+        <w:t xml:space="preserve">boston_train </w:t>
+      </w:r>
+      <w:r>
+        <w:rPr>
+          <w:rStyle w:val="OtherTok"/>
+        </w:rPr>
+        <w:t xml:space="preserve">&lt;-</w:t>
+      </w:r>
+      <w:r>
+        <w:rPr>
+          <w:rStyle w:val="NormalTok"/>
+        </w:rPr>
+        <w:t xml:space="preserve"> sr</w:t>
+      </w:r>
+      <w:r>
+        <w:rPr>
+          <w:rStyle w:val="SpecialCharTok"/>
+        </w:rPr>
+        <w:t xml:space="preserve">$</w:t>
+      </w:r>
+      <w:r>
+        <w:rPr>
+          <w:rStyle w:val="NormalTok"/>
+        </w:rPr>
+        <w:t xml:space="preserve">train</w:t>
+      </w:r>
+      <w:r>
+        <w:br/>
+      </w:r>
+      <w:r>
+        <w:rPr>
+          <w:rStyle w:val="NormalTok"/>
+        </w:rPr>
+        <w:t xml:space="preserve">boston_test </w:t>
+      </w:r>
+      <w:r>
+        <w:rPr>
+          <w:rStyle w:val="OtherTok"/>
+        </w:rPr>
+        <w:t xml:space="preserve">&lt;-</w:t>
+      </w:r>
+      <w:r>
+        <w:rPr>
+          <w:rStyle w:val="NormalTok"/>
+        </w:rPr>
+        <w:t xml:space="preserve"> sr</w:t>
+      </w:r>
+      <w:r>
+        <w:rPr>
+          <w:rStyle w:val="SpecialCharTok"/>
+        </w:rPr>
+        <w:t xml:space="preserve">$</w:t>
+      </w:r>
+      <w:r>
+        <w:rPr>
+          <w:rStyle w:val="NormalTok"/>
+        </w:rPr>
+        <w:t xml:space="preserve">test</w:t>
       </w:r>
     </w:p>
     <w:p>
@@ -528,7 +696,7 @@
         <w:pStyle w:val="FirstParagraph"/>
       </w:pPr>
       <w:r>
-        <w:t xml:space="preserve">Optional conversion to matrix.</w:t>
+        <w:t xml:space="preserve">Train MLP: define the hidden architecture and training controls.</w:t>
       </w:r>
     </w:p>
     <w:p>
@@ -539,16 +707,19 @@
         <w:rPr>
           <w:rStyle w:val="CommentTok"/>
         </w:rPr>
-        <w:t xml:space="preserve"># for performance, you can convert to matrix</w:t>
-      </w:r>
-      <w:r>
-        <w:br/>
-      </w:r>
-      <w:r>
-        <w:rPr>
-          <w:rStyle w:val="NormalTok"/>
-        </w:rPr>
-        <w:t xml:space="preserve">Boston </w:t>
+        <w:t xml:space="preserve"># Training</w:t>
+      </w:r>
+      <w:r>
+        <w:br/>
+      </w:r>
+      <w:r>
+        <w:br/>
+      </w:r>
+      <w:r>
+        <w:rPr>
+          <w:rStyle w:val="NormalTok"/>
+        </w:rPr>
+        <w:t xml:space="preserve">model </w:t>
       </w:r>
       <w:r>
         <w:rPr>
@@ -566,13 +737,253 @@
         <w:rPr>
           <w:rStyle w:val="FunctionTok"/>
         </w:rPr>
-        <w:t xml:space="preserve">as.matrix</w:t>
-      </w:r>
-      <w:r>
-        <w:rPr>
-          <w:rStyle w:val="NormalTok"/>
-        </w:rPr>
-        <w:t xml:space="preserve">(Boston)</w:t>
+        <w:t xml:space="preserve">torch_reg_mlp</w:t>
+      </w:r>
+      <w:r>
+        <w:rPr>
+          <w:rStyle w:val="NormalTok"/>
+        </w:rPr>
+        <w:t xml:space="preserve">(</w:t>
+      </w:r>
+      <w:r>
+        <w:br/>
+      </w:r>
+      <w:r>
+        <w:rPr>
+          <w:rStyle w:val="NormalTok"/>
+        </w:rPr>
+        <w:t xml:space="preserve">  </w:t>
+      </w:r>
+      <w:r>
+        <w:rPr>
+          <w:rStyle w:val="AttributeTok"/>
+        </w:rPr>
+        <w:t xml:space="preserve">attribute =</w:t>
+      </w:r>
+      <w:r>
+        <w:rPr>
+          <w:rStyle w:val="NormalTok"/>
+        </w:rPr>
+        <w:t xml:space="preserve"> </w:t>
+      </w:r>
+      <w:r>
+        <w:rPr>
+          <w:rStyle w:val="StringTok"/>
+        </w:rPr>
+        <w:t xml:space="preserve">"medv"</w:t>
+      </w:r>
+      <w:r>
+        <w:rPr>
+          <w:rStyle w:val="NormalTok"/>
+        </w:rPr>
+        <w:t xml:space="preserve">,</w:t>
+      </w:r>
+      <w:r>
+        <w:br/>
+      </w:r>
+      <w:r>
+        <w:rPr>
+          <w:rStyle w:val="NormalTok"/>
+        </w:rPr>
+        <w:t xml:space="preserve">  </w:t>
+      </w:r>
+      <w:r>
+        <w:rPr>
+          <w:rStyle w:val="AttributeTok"/>
+        </w:rPr>
+        <w:t xml:space="preserve">input_size =</w:t>
+      </w:r>
+      <w:r>
+        <w:rPr>
+          <w:rStyle w:val="NormalTok"/>
+        </w:rPr>
+        <w:t xml:space="preserve"> </w:t>
+      </w:r>
+      <w:r>
+        <w:rPr>
+          <w:rStyle w:val="FunctionTok"/>
+        </w:rPr>
+        <w:t xml:space="preserve">ncol</w:t>
+      </w:r>
+      <w:r>
+        <w:rPr>
+          <w:rStyle w:val="NormalTok"/>
+        </w:rPr>
+        <w:t xml:space="preserve">(Boston) </w:t>
+      </w:r>
+      <w:r>
+        <w:rPr>
+          <w:rStyle w:val="SpecialCharTok"/>
+        </w:rPr>
+        <w:t xml:space="preserve">-</w:t>
+      </w:r>
+      <w:r>
+        <w:rPr>
+          <w:rStyle w:val="NormalTok"/>
+        </w:rPr>
+        <w:t xml:space="preserve"> </w:t>
+      </w:r>
+      <w:r>
+        <w:rPr>
+          <w:rStyle w:val="DecValTok"/>
+        </w:rPr>
+        <w:t xml:space="preserve">1</w:t>
+      </w:r>
+      <w:r>
+        <w:rPr>
+          <w:rStyle w:val="DataTypeTok"/>
+        </w:rPr>
+        <w:t xml:space="preserve">L</w:t>
+      </w:r>
+      <w:r>
+        <w:rPr>
+          <w:rStyle w:val="NormalTok"/>
+        </w:rPr>
+        <w:t xml:space="preserve">,</w:t>
+      </w:r>
+      <w:r>
+        <w:br/>
+      </w:r>
+      <w:r>
+        <w:rPr>
+          <w:rStyle w:val="NormalTok"/>
+        </w:rPr>
+        <w:t xml:space="preserve">  </w:t>
+      </w:r>
+      <w:r>
+        <w:rPr>
+          <w:rStyle w:val="AttributeTok"/>
+        </w:rPr>
+        <w:t xml:space="preserve">hidden_sizes =</w:t>
+      </w:r>
+      <w:r>
+        <w:rPr>
+          <w:rStyle w:val="NormalTok"/>
+        </w:rPr>
+        <w:t xml:space="preserve"> </w:t>
+      </w:r>
+      <w:r>
+        <w:rPr>
+          <w:rStyle w:val="FunctionTok"/>
+        </w:rPr>
+        <w:t xml:space="preserve">c</w:t>
+      </w:r>
+      <w:r>
+        <w:rPr>
+          <w:rStyle w:val="NormalTok"/>
+        </w:rPr>
+        <w:t xml:space="preserve">(</w:t>
+      </w:r>
+      <w:r>
+        <w:rPr>
+          <w:rStyle w:val="DecValTok"/>
+        </w:rPr>
+        <w:t xml:space="preserve">16</w:t>
+      </w:r>
+      <w:r>
+        <w:rPr>
+          <w:rStyle w:val="DataTypeTok"/>
+        </w:rPr>
+        <w:t xml:space="preserve">L</w:t>
+      </w:r>
+      <w:r>
+        <w:rPr>
+          <w:rStyle w:val="NormalTok"/>
+        </w:rPr>
+        <w:t xml:space="preserve">, </w:t>
+      </w:r>
+      <w:r>
+        <w:rPr>
+          <w:rStyle w:val="DecValTok"/>
+        </w:rPr>
+        <w:t xml:space="preserve">8</w:t>
+      </w:r>
+      <w:r>
+        <w:rPr>
+          <w:rStyle w:val="DataTypeTok"/>
+        </w:rPr>
+        <w:t xml:space="preserve">L</w:t>
+      </w:r>
+      <w:r>
+        <w:rPr>
+          <w:rStyle w:val="NormalTok"/>
+        </w:rPr>
+        <w:t xml:space="preserve">),</w:t>
+      </w:r>
+      <w:r>
+        <w:br/>
+      </w:r>
+      <w:r>
+        <w:rPr>
+          <w:rStyle w:val="NormalTok"/>
+        </w:rPr>
+        <w:t xml:space="preserve">  </w:t>
+      </w:r>
+      <w:r>
+        <w:rPr>
+          <w:rStyle w:val="AttributeTok"/>
+        </w:rPr>
+        <w:t xml:space="preserve">epochs =</w:t>
+      </w:r>
+      <w:r>
+        <w:rPr>
+          <w:rStyle w:val="NormalTok"/>
+        </w:rPr>
+        <w:t xml:space="preserve"> </w:t>
+      </w:r>
+      <w:r>
+        <w:rPr>
+          <w:rStyle w:val="DecValTok"/>
+        </w:rPr>
+        <w:t xml:space="preserve">100</w:t>
+      </w:r>
+      <w:r>
+        <w:rPr>
+          <w:rStyle w:val="DataTypeTok"/>
+        </w:rPr>
+        <w:t xml:space="preserve">L</w:t>
+      </w:r>
+      <w:r>
+        <w:br/>
+      </w:r>
+      <w:r>
+        <w:rPr>
+          <w:rStyle w:val="NormalTok"/>
+        </w:rPr>
+        <w:t xml:space="preserve">)</w:t>
+      </w:r>
+      <w:r>
+        <w:br/>
+      </w:r>
+      <w:r>
+        <w:rPr>
+          <w:rStyle w:val="NormalTok"/>
+        </w:rPr>
+        <w:t xml:space="preserve">model </w:t>
+      </w:r>
+      <w:r>
+        <w:rPr>
+          <w:rStyle w:val="OtherTok"/>
+        </w:rPr>
+        <w:t xml:space="preserve">&lt;-</w:t>
+      </w:r>
+      <w:r>
+        <w:rPr>
+          <w:rStyle w:val="NormalTok"/>
+        </w:rPr>
+        <w:t xml:space="preserve"> </w:t>
+      </w:r>
+      <w:r>
+        <w:rPr>
+          <w:rStyle w:val="FunctionTok"/>
+        </w:rPr>
+        <w:t xml:space="preserve">fit</w:t>
+      </w:r>
+      <w:r>
+        <w:rPr>
+          <w:rStyle w:val="NormalTok"/>
+        </w:rPr>
+        <w:t xml:space="preserve">(model, boston_train)</w:t>
       </w:r>
     </w:p>
     <w:p>
@@ -580,185 +991,320 @@
         <w:pStyle w:val="FirstParagraph"/>
       </w:pPr>
       <w:r>
-        <w:t xml:space="preserve">Random and reproducible train/test split.</w:t>
+        <w:t xml:space="preserve">Constructor configuration</w:t>
+      </w:r>
+      <w:r>
+        <w:t xml:space="preserve"> </w:t>
+      </w:r>
+      <w:r>
+        <w:t xml:space="preserve">- Fixed-epoch baseline: keep</w:t>
+      </w:r>
+      <w:r>
+        <w:t xml:space="preserve"> </w:t>
+      </w:r>
+      <w:r>
+        <w:rPr>
+          <w:rStyle w:val="VerbatimChar"/>
+        </w:rPr>
+        <w:t xml:space="preserve">epochs = 100L</w:t>
+      </w:r>
+      <w:r>
+        <w:t xml:space="preserve">,</w:t>
+      </w:r>
+      <w:r>
+        <w:t xml:space="preserve"> </w:t>
+      </w:r>
+      <w:r>
+        <w:rPr>
+          <w:rStyle w:val="VerbatimChar"/>
+        </w:rPr>
+        <w:t xml:space="preserve">validation_strategy = "static"</w:t>
+      </w:r>
+      <w:r>
+        <w:t xml:space="preserve">, and</w:t>
+      </w:r>
+      <w:r>
+        <w:t xml:space="preserve"> </w:t>
+      </w:r>
+      <w:r>
+        <w:rPr>
+          <w:rStyle w:val="VerbatimChar"/>
+        </w:rPr>
+        <w:t xml:space="preserve">stopping_rule = "none"</w:t>
+      </w:r>
+      <w:r>
+        <w:t xml:space="preserve">.</w:t>
+      </w:r>
+      <w:r>
+        <w:t xml:space="preserve"> </w:t>
+      </w:r>
+      <w:r>
+        <w:t xml:space="preserve">- Static early stopping: keep</w:t>
+      </w:r>
+      <w:r>
+        <w:t xml:space="preserve"> </w:t>
+      </w:r>
+      <w:r>
+        <w:rPr>
+          <w:rStyle w:val="VerbatimChar"/>
+        </w:rPr>
+        <w:t xml:space="preserve">validation_strategy = "static"</w:t>
+      </w:r>
+      <w:r>
+        <w:t xml:space="preserve"> </w:t>
+      </w:r>
+      <w:r>
+        <w:t xml:space="preserve">and choose</w:t>
+      </w:r>
+      <w:r>
+        <w:t xml:space="preserve"> </w:t>
+      </w:r>
+      <w:r>
+        <w:rPr>
+          <w:rStyle w:val="VerbatimChar"/>
+        </w:rPr>
+        <w:t xml:space="preserve">stopping_rule = "patience"</w:t>
+      </w:r>
+      <w:r>
+        <w:t xml:space="preserve">,</w:t>
+      </w:r>
+      <w:r>
+        <w:t xml:space="preserve"> </w:t>
+      </w:r>
+      <w:r>
+        <w:rPr>
+          <w:rStyle w:val="VerbatimChar"/>
+        </w:rPr>
+        <w:t xml:space="preserve">"sma"</w:t>
+      </w:r>
+      <w:r>
+        <w:t xml:space="preserve">,</w:t>
+      </w:r>
+      <w:r>
+        <w:t xml:space="preserve"> </w:t>
+      </w:r>
+      <w:r>
+        <w:rPr>
+          <w:rStyle w:val="VerbatimChar"/>
+        </w:rPr>
+        <w:t xml:space="preserve">"ema"</w:t>
+      </w:r>
+      <w:r>
+        <w:t xml:space="preserve">, or</w:t>
+      </w:r>
+      <w:r>
+        <w:t xml:space="preserve"> </w:t>
+      </w:r>
+      <w:r>
+        <w:rPr>
+          <w:rStyle w:val="VerbatimChar"/>
+        </w:rPr>
+        <w:t xml:space="preserve">"h"</w:t>
+      </w:r>
+      <w:r>
+        <w:t xml:space="preserve">.</w:t>
+      </w:r>
+      <w:r>
+        <w:t xml:space="preserve"> </w:t>
+      </w:r>
+      <w:r>
+        <w:t xml:space="preserve">- Dynamic early stopping: switch</w:t>
+      </w:r>
+      <w:r>
+        <w:t xml:space="preserve"> </w:t>
+      </w:r>
+      <w:r>
+        <w:rPr>
+          <w:rStyle w:val="VerbatimChar"/>
+        </w:rPr>
+        <w:t xml:space="preserve">validation_strategy = "dynamic"</w:t>
+      </w:r>
+      <w:r>
+        <w:t xml:space="preserve"> </w:t>
+      </w:r>
+      <w:r>
+        <w:t xml:space="preserve">and reuse the same stopping rules.</w:t>
+      </w:r>
+      <w:r>
+        <w:t xml:space="preserve"> </w:t>
+      </w:r>
+      <w:r>
+        <w:t xml:space="preserve">- The curve plot below always shows</w:t>
+      </w:r>
+      <w:r>
+        <w:t xml:space="preserve"> </w:t>
+      </w:r>
+      <w:r>
+        <w:rPr>
+          <w:rStyle w:val="VerbatimChar"/>
+        </w:rPr>
+        <w:t xml:space="preserve">train_loss_hist</w:t>
+      </w:r>
+      <w:r>
+        <w:t xml:space="preserve">; it adds</w:t>
+      </w:r>
+      <w:r>
+        <w:t xml:space="preserve"> </w:t>
+      </w:r>
+      <w:r>
+        <w:rPr>
+          <w:rStyle w:val="VerbatimChar"/>
+        </w:rPr>
+        <w:t xml:space="preserve">val_loss_hist</w:t>
+      </w:r>
+      <w:r>
+        <w:t xml:space="preserve"> </w:t>
+      </w:r>
+      <w:r>
+        <w:t xml:space="preserve">when validation is active.</w:t>
       </w:r>
     </w:p>
     <w:p>
       <w:pPr>
-        <w:pStyle w:val="SourceCode"/>
-      </w:pPr>
-      <w:r>
-        <w:rPr>
-          <w:rStyle w:val="CommentTok"/>
-        </w:rPr>
-        <w:t xml:space="preserve"># preparing dataset for random sampling</w:t>
-      </w:r>
-      <w:r>
-        <w:br/>
-      </w:r>
-      <w:r>
-        <w:rPr>
-          <w:rStyle w:val="FunctionTok"/>
-        </w:rPr>
-        <w:t xml:space="preserve">set.seed</w:t>
-      </w:r>
-      <w:r>
-        <w:rPr>
-          <w:rStyle w:val="NormalTok"/>
-        </w:rPr>
-        <w:t xml:space="preserve">(</w:t>
-      </w:r>
-      <w:r>
-        <w:rPr>
-          <w:rStyle w:val="DecValTok"/>
-        </w:rPr>
-        <w:t xml:space="preserve">1</w:t>
-      </w:r>
-      <w:r>
-        <w:rPr>
-          <w:rStyle w:val="NormalTok"/>
-        </w:rPr>
-        <w:t xml:space="preserve">)</w:t>
-      </w:r>
-      <w:r>
-        <w:br/>
-      </w:r>
-      <w:r>
-        <w:rPr>
-          <w:rStyle w:val="NormalTok"/>
-        </w:rPr>
-        <w:t xml:space="preserve">sr </w:t>
-      </w:r>
-      <w:r>
-        <w:rPr>
-          <w:rStyle w:val="OtherTok"/>
-        </w:rPr>
-        <w:t xml:space="preserve">&lt;-</w:t>
-      </w:r>
-      <w:r>
-        <w:rPr>
-          <w:rStyle w:val="NormalTok"/>
-        </w:rPr>
-        <w:t xml:space="preserve"> </w:t>
-      </w:r>
-      <w:r>
-        <w:rPr>
-          <w:rStyle w:val="FunctionTok"/>
-        </w:rPr>
-        <w:t xml:space="preserve">sample_random</w:t>
-      </w:r>
-      <w:r>
-        <w:rPr>
-          <w:rStyle w:val="NormalTok"/>
-        </w:rPr>
-        <w:t xml:space="preserve">()</w:t>
-      </w:r>
-      <w:r>
-        <w:br/>
-      </w:r>
-      <w:r>
-        <w:rPr>
-          <w:rStyle w:val="NormalTok"/>
-        </w:rPr>
-        <w:t xml:space="preserve">sr </w:t>
-      </w:r>
-      <w:r>
-        <w:rPr>
-          <w:rStyle w:val="OtherTok"/>
-        </w:rPr>
-        <w:t xml:space="preserve">&lt;-</w:t>
-      </w:r>
-      <w:r>
-        <w:rPr>
-          <w:rStyle w:val="NormalTok"/>
-        </w:rPr>
-        <w:t xml:space="preserve"> </w:t>
-      </w:r>
-      <w:r>
-        <w:rPr>
-          <w:rStyle w:val="FunctionTok"/>
-        </w:rPr>
-        <w:t xml:space="preserve">train_test</w:t>
-      </w:r>
-      <w:r>
-        <w:rPr>
-          <w:rStyle w:val="NormalTok"/>
-        </w:rPr>
-        <w:t xml:space="preserve">(sr, Boston)</w:t>
-      </w:r>
-      <w:r>
-        <w:br/>
-      </w:r>
-      <w:r>
-        <w:rPr>
-          <w:rStyle w:val="NormalTok"/>
-        </w:rPr>
-        <w:t xml:space="preserve">boston_train </w:t>
-      </w:r>
-      <w:r>
-        <w:rPr>
-          <w:rStyle w:val="OtherTok"/>
-        </w:rPr>
-        <w:t xml:space="preserve">&lt;-</w:t>
-      </w:r>
-      <w:r>
-        <w:rPr>
-          <w:rStyle w:val="NormalTok"/>
-        </w:rPr>
-        <w:t xml:space="preserve"> sr</w:t>
-      </w:r>
-      <w:r>
-        <w:rPr>
-          <w:rStyle w:val="SpecialCharTok"/>
-        </w:rPr>
-        <w:t xml:space="preserve">$</w:t>
-      </w:r>
-      <w:r>
-        <w:rPr>
-          <w:rStyle w:val="NormalTok"/>
-        </w:rPr>
-        <w:t xml:space="preserve">train</w:t>
-      </w:r>
-      <w:r>
-        <w:br/>
-      </w:r>
-      <w:r>
-        <w:rPr>
-          <w:rStyle w:val="NormalTok"/>
-        </w:rPr>
-        <w:t xml:space="preserve">boston_test </w:t>
-      </w:r>
-      <w:r>
-        <w:rPr>
-          <w:rStyle w:val="OtherTok"/>
-        </w:rPr>
-        <w:t xml:space="preserve">&lt;-</w:t>
-      </w:r>
-      <w:r>
-        <w:rPr>
-          <w:rStyle w:val="NormalTok"/>
-        </w:rPr>
-        <w:t xml:space="preserve"> sr</w:t>
-      </w:r>
-      <w:r>
-        <w:rPr>
-          <w:rStyle w:val="SpecialCharTok"/>
-        </w:rPr>
-        <w:t xml:space="preserve">$</w:t>
-      </w:r>
-      <w:r>
-        <w:rPr>
-          <w:rStyle w:val="NormalTok"/>
-        </w:rPr>
-        <w:t xml:space="preserve">test</w:t>
+        <w:pStyle w:val="BodyText"/>
+      </w:pPr>
+      <w:r>
+        <w:t xml:space="preserve">Training evaluation.</w:t>
       </w:r>
     </w:p>
     <w:p>
       <w:pPr>
-        <w:pStyle w:val="FirstParagraph"/>
-      </w:pPr>
-      <w:r>
-        <w:t xml:space="preserve">Train MLP: define the hidden architecture and training controls.</w:t>
+        <w:pStyle w:val="SourceCode"/>
+      </w:pPr>
+      <w:r>
+        <w:rPr>
+          <w:rStyle w:val="CommentTok"/>
+        </w:rPr>
+        <w:t xml:space="preserve"># Model adjustment</w:t>
+      </w:r>
+      <w:r>
+        <w:br/>
+      </w:r>
+      <w:r>
+        <w:br/>
+      </w:r>
+      <w:r>
+        <w:rPr>
+          <w:rStyle w:val="NormalTok"/>
+        </w:rPr>
+        <w:t xml:space="preserve">train_prediction </w:t>
+      </w:r>
+      <w:r>
+        <w:rPr>
+          <w:rStyle w:val="OtherTok"/>
+        </w:rPr>
+        <w:t xml:space="preserve">&lt;-</w:t>
+      </w:r>
+      <w:r>
+        <w:rPr>
+          <w:rStyle w:val="NormalTok"/>
+        </w:rPr>
+        <w:t xml:space="preserve"> </w:t>
+      </w:r>
+      <w:r>
+        <w:rPr>
+          <w:rStyle w:val="FunctionTok"/>
+        </w:rPr>
+        <w:t xml:space="preserve">predict</w:t>
+      </w:r>
+      <w:r>
+        <w:rPr>
+          <w:rStyle w:val="NormalTok"/>
+        </w:rPr>
+        <w:t xml:space="preserve">(model, boston_train)</w:t>
+      </w:r>
+      <w:r>
+        <w:br/>
+      </w:r>
+      <w:r>
+        <w:rPr>
+          <w:rStyle w:val="NormalTok"/>
+        </w:rPr>
+        <w:t xml:space="preserve">boston_train_predictand </w:t>
+      </w:r>
+      <w:r>
+        <w:rPr>
+          <w:rStyle w:val="OtherTok"/>
+        </w:rPr>
+        <w:t xml:space="preserve">&lt;-</w:t>
+      </w:r>
+      <w:r>
+        <w:rPr>
+          <w:rStyle w:val="NormalTok"/>
+        </w:rPr>
+        <w:t xml:space="preserve"> boston_train[, </w:t>
+      </w:r>
+      <w:r>
+        <w:rPr>
+          <w:rStyle w:val="StringTok"/>
+        </w:rPr>
+        <w:t xml:space="preserve">"medv"</w:t>
+      </w:r>
+      <w:r>
+        <w:rPr>
+          <w:rStyle w:val="NormalTok"/>
+        </w:rPr>
+        <w:t xml:space="preserve">]</w:t>
+      </w:r>
+      <w:r>
+        <w:br/>
+      </w:r>
+      <w:r>
+        <w:rPr>
+          <w:rStyle w:val="NormalTok"/>
+        </w:rPr>
+        <w:t xml:space="preserve">train_eval </w:t>
+      </w:r>
+      <w:r>
+        <w:rPr>
+          <w:rStyle w:val="OtherTok"/>
+        </w:rPr>
+        <w:t xml:space="preserve">&lt;-</w:t>
+      </w:r>
+      <w:r>
+        <w:rPr>
+          <w:rStyle w:val="NormalTok"/>
+        </w:rPr>
+        <w:t xml:space="preserve"> </w:t>
+      </w:r>
+      <w:r>
+        <w:rPr>
+          <w:rStyle w:val="FunctionTok"/>
+        </w:rPr>
+        <w:t xml:space="preserve">evaluate</w:t>
+      </w:r>
+      <w:r>
+        <w:rPr>
+          <w:rStyle w:val="NormalTok"/>
+        </w:rPr>
+        <w:t xml:space="preserve">(model, boston_train_predictand, train_prediction)</w:t>
+      </w:r>
+      <w:r>
+        <w:br/>
+      </w:r>
+      <w:r>
+        <w:rPr>
+          <w:rStyle w:val="FunctionTok"/>
+        </w:rPr>
+        <w:t xml:space="preserve">print</w:t>
+      </w:r>
+      <w:r>
+        <w:rPr>
+          <w:rStyle w:val="NormalTok"/>
+        </w:rPr>
+        <w:t xml:space="preserve">(train_eval</w:t>
+      </w:r>
+      <w:r>
+        <w:rPr>
+          <w:rStyle w:val="SpecialCharTok"/>
+        </w:rPr>
+        <w:t xml:space="preserve">$</w:t>
+      </w:r>
+      <w:r>
+        <w:rPr>
+          <w:rStyle w:val="NormalTok"/>
+        </w:rPr>
+        <w:t xml:space="preserve">metrics)</w:t>
       </w:r>
     </w:p>
     <w:p>
@@ -767,285 +1313,18 @@
       </w:pPr>
       <w:r>
         <w:rPr>
-          <w:rStyle w:val="CommentTok"/>
-        </w:rPr>
-        <w:t xml:space="preserve"># Training</w:t>
-      </w:r>
-      <w:r>
-        <w:br/>
-      </w:r>
-      <w:r>
-        <w:br/>
-      </w:r>
-      <w:r>
-        <w:rPr>
-          <w:rStyle w:val="NormalTok"/>
-        </w:rPr>
-        <w:t xml:space="preserve">model </w:t>
-      </w:r>
-      <w:r>
-        <w:rPr>
-          <w:rStyle w:val="OtherTok"/>
-        </w:rPr>
-        <w:t xml:space="preserve">&lt;-</w:t>
-      </w:r>
-      <w:r>
-        <w:rPr>
-          <w:rStyle w:val="NormalTok"/>
-        </w:rPr>
-        <w:t xml:space="preserve"> </w:t>
-      </w:r>
-      <w:r>
-        <w:rPr>
-          <w:rStyle w:val="FunctionTok"/>
-        </w:rPr>
-        <w:t xml:space="preserve">torch_reg_mlp</w:t>
-      </w:r>
-      <w:r>
-        <w:rPr>
-          <w:rStyle w:val="NormalTok"/>
-        </w:rPr>
-        <w:t xml:space="preserve">(</w:t>
-      </w:r>
-      <w:r>
-        <w:br/>
-      </w:r>
-      <w:r>
-        <w:rPr>
-          <w:rStyle w:val="NormalTok"/>
-        </w:rPr>
-        <w:t xml:space="preserve">  </w:t>
-      </w:r>
-      <w:r>
-        <w:rPr>
-          <w:rStyle w:val="AttributeTok"/>
-        </w:rPr>
-        <w:t xml:space="preserve">attribute =</w:t>
-      </w:r>
-      <w:r>
-        <w:rPr>
-          <w:rStyle w:val="NormalTok"/>
-        </w:rPr>
-        <w:t xml:space="preserve"> </w:t>
-      </w:r>
-      <w:r>
-        <w:rPr>
-          <w:rStyle w:val="StringTok"/>
-        </w:rPr>
-        <w:t xml:space="preserve">"medv"</w:t>
-      </w:r>
-      <w:r>
-        <w:rPr>
-          <w:rStyle w:val="NormalTok"/>
-        </w:rPr>
-        <w:t xml:space="preserve">,</w:t>
-      </w:r>
-      <w:r>
-        <w:br/>
-      </w:r>
-      <w:r>
-        <w:rPr>
-          <w:rStyle w:val="NormalTok"/>
-        </w:rPr>
-        <w:t xml:space="preserve">  </w:t>
-      </w:r>
-      <w:r>
-        <w:rPr>
-          <w:rStyle w:val="AttributeTok"/>
-        </w:rPr>
-        <w:t xml:space="preserve">input_size =</w:t>
-      </w:r>
-      <w:r>
-        <w:rPr>
-          <w:rStyle w:val="NormalTok"/>
-        </w:rPr>
-        <w:t xml:space="preserve"> </w:t>
-      </w:r>
-      <w:r>
-        <w:rPr>
-          <w:rStyle w:val="FunctionTok"/>
-        </w:rPr>
-        <w:t xml:space="preserve">ncol</w:t>
-      </w:r>
-      <w:r>
-        <w:rPr>
-          <w:rStyle w:val="NormalTok"/>
-        </w:rPr>
-        <w:t xml:space="preserve">(Boston) </w:t>
-      </w:r>
-      <w:r>
-        <w:rPr>
-          <w:rStyle w:val="SpecialCharTok"/>
-        </w:rPr>
-        <w:t xml:space="preserve">-</w:t>
-      </w:r>
-      <w:r>
-        <w:rPr>
-          <w:rStyle w:val="NormalTok"/>
-        </w:rPr>
-        <w:t xml:space="preserve"> </w:t>
-      </w:r>
-      <w:r>
-        <w:rPr>
-          <w:rStyle w:val="DecValTok"/>
-        </w:rPr>
-        <w:t xml:space="preserve">1</w:t>
-      </w:r>
-      <w:r>
-        <w:rPr>
-          <w:rStyle w:val="DataTypeTok"/>
-        </w:rPr>
-        <w:t xml:space="preserve">L</w:t>
-      </w:r>
-      <w:r>
-        <w:rPr>
-          <w:rStyle w:val="NormalTok"/>
-        </w:rPr>
-        <w:t xml:space="preserve">,</w:t>
-      </w:r>
-      <w:r>
-        <w:br/>
-      </w:r>
-      <w:r>
-        <w:rPr>
-          <w:rStyle w:val="NormalTok"/>
-        </w:rPr>
-        <w:t xml:space="preserve">  </w:t>
-      </w:r>
-      <w:r>
-        <w:rPr>
-          <w:rStyle w:val="AttributeTok"/>
-        </w:rPr>
-        <w:t xml:space="preserve">hidden_sizes =</w:t>
-      </w:r>
-      <w:r>
-        <w:rPr>
-          <w:rStyle w:val="NormalTok"/>
-        </w:rPr>
-        <w:t xml:space="preserve"> </w:t>
-      </w:r>
-      <w:r>
-        <w:rPr>
-          <w:rStyle w:val="FunctionTok"/>
-        </w:rPr>
-        <w:t xml:space="preserve">c</w:t>
-      </w:r>
-      <w:r>
-        <w:rPr>
-          <w:rStyle w:val="NormalTok"/>
-        </w:rPr>
-        <w:t xml:space="preserve">(</w:t>
-      </w:r>
-      <w:r>
-        <w:rPr>
-          <w:rStyle w:val="DecValTok"/>
-        </w:rPr>
-        <w:t xml:space="preserve">16</w:t>
-      </w:r>
-      <w:r>
-        <w:rPr>
-          <w:rStyle w:val="DataTypeTok"/>
-        </w:rPr>
-        <w:t xml:space="preserve">L</w:t>
-      </w:r>
-      <w:r>
-        <w:rPr>
-          <w:rStyle w:val="NormalTok"/>
-        </w:rPr>
-        <w:t xml:space="preserve">, </w:t>
-      </w:r>
-      <w:r>
-        <w:rPr>
-          <w:rStyle w:val="DecValTok"/>
-        </w:rPr>
-        <w:t xml:space="preserve">8</w:t>
-      </w:r>
-      <w:r>
-        <w:rPr>
-          <w:rStyle w:val="DataTypeTok"/>
-        </w:rPr>
-        <w:t xml:space="preserve">L</w:t>
-      </w:r>
-      <w:r>
-        <w:rPr>
-          <w:rStyle w:val="NormalTok"/>
-        </w:rPr>
-        <w:t xml:space="preserve">),</w:t>
-      </w:r>
-      <w:r>
-        <w:br/>
-      </w:r>
-      <w:r>
-        <w:rPr>
-          <w:rStyle w:val="NormalTok"/>
-        </w:rPr>
-        <w:t xml:space="preserve">  </w:t>
-      </w:r>
-      <w:r>
-        <w:rPr>
-          <w:rStyle w:val="AttributeTok"/>
-        </w:rPr>
-        <w:t xml:space="preserve">epochs =</w:t>
-      </w:r>
-      <w:r>
-        <w:rPr>
-          <w:rStyle w:val="NormalTok"/>
-        </w:rPr>
-        <w:t xml:space="preserve"> </w:t>
-      </w:r>
-      <w:r>
-        <w:rPr>
-          <w:rStyle w:val="DecValTok"/>
-        </w:rPr>
-        <w:t xml:space="preserve">100</w:t>
-      </w:r>
-      <w:r>
-        <w:rPr>
-          <w:rStyle w:val="DataTypeTok"/>
-        </w:rPr>
-        <w:t xml:space="preserve">L</w:t>
-      </w:r>
-      <w:r>
-        <w:br/>
-      </w:r>
-      <w:r>
-        <w:rPr>
-          <w:rStyle w:val="NormalTok"/>
-        </w:rPr>
-        <w:t xml:space="preserve">)</w:t>
-      </w:r>
-      <w:r>
-        <w:br/>
-      </w:r>
-      <w:r>
-        <w:rPr>
-          <w:rStyle w:val="NormalTok"/>
-        </w:rPr>
-        <w:t xml:space="preserve">model </w:t>
-      </w:r>
-      <w:r>
-        <w:rPr>
-          <w:rStyle w:val="OtherTok"/>
-        </w:rPr>
-        <w:t xml:space="preserve">&lt;-</w:t>
-      </w:r>
-      <w:r>
-        <w:rPr>
-          <w:rStyle w:val="NormalTok"/>
-        </w:rPr>
-        <w:t xml:space="preserve"> </w:t>
-      </w:r>
-      <w:r>
-        <w:rPr>
-          <w:rStyle w:val="FunctionTok"/>
-        </w:rPr>
-        <w:t xml:space="preserve">fit</w:t>
-      </w:r>
-      <w:r>
-        <w:rPr>
-          <w:rStyle w:val="NormalTok"/>
-        </w:rPr>
-        <w:t xml:space="preserve">(model, boston_train)</w:t>
+          <w:rStyle w:val="VerbatimChar"/>
+        </w:rPr>
+        <w:t xml:space="preserve">##        mse     smape        R2</w:t>
+      </w:r>
+      <w:r>
+        <w:br/>
+      </w:r>
+      <w:r>
+        <w:rPr>
+          <w:rStyle w:val="VerbatimChar"/>
+        </w:rPr>
+        <w:t xml:space="preserve">## 1 62.17981 0.2404659 0.3091764</w:t>
       </w:r>
     </w:p>
     <w:p>
@@ -1053,7 +1332,7 @@
         <w:pStyle w:val="FirstParagraph"/>
       </w:pPr>
       <w:r>
-        <w:t xml:space="preserve">Training evaluation.</w:t>
+        <w:t xml:space="preserve">Test evaluation.</w:t>
       </w:r>
     </w:p>
     <w:p>
@@ -1064,19 +1343,19 @@
         <w:rPr>
           <w:rStyle w:val="CommentTok"/>
         </w:rPr>
-        <w:t xml:space="preserve"># Model adjustment</w:t>
-      </w:r>
-      <w:r>
-        <w:br/>
-      </w:r>
-      <w:r>
-        <w:br/>
-      </w:r>
-      <w:r>
-        <w:rPr>
-          <w:rStyle w:val="NormalTok"/>
-        </w:rPr>
-        <w:t xml:space="preserve">train_prediction </w:t>
+        <w:t xml:space="preserve"># Test</w:t>
+      </w:r>
+      <w:r>
+        <w:br/>
+      </w:r>
+      <w:r>
+        <w:br/>
+      </w:r>
+      <w:r>
+        <w:rPr>
+          <w:rStyle w:val="NormalTok"/>
+        </w:rPr>
+        <w:t xml:space="preserve">test_prediction </w:t>
       </w:r>
       <w:r>
         <w:rPr>
@@ -1100,16 +1379,16 @@
         <w:rPr>
           <w:rStyle w:val="NormalTok"/>
         </w:rPr>
-        <w:t xml:space="preserve">(model, boston_train)</w:t>
-      </w:r>
-      <w:r>
-        <w:br/>
-      </w:r>
-      <w:r>
-        <w:rPr>
-          <w:rStyle w:val="NormalTok"/>
-        </w:rPr>
-        <w:t xml:space="preserve">boston_train_predictand </w:t>
+        <w:t xml:space="preserve">(model, boston_test)</w:t>
+      </w:r>
+      <w:r>
+        <w:br/>
+      </w:r>
+      <w:r>
+        <w:rPr>
+          <w:rStyle w:val="NormalTok"/>
+        </w:rPr>
+        <w:t xml:space="preserve">boston_test_predictand </w:t>
       </w:r>
       <w:r>
         <w:rPr>
@@ -1121,7 +1400,7 @@
         <w:rPr>
           <w:rStyle w:val="NormalTok"/>
         </w:rPr>
-        <w:t xml:space="preserve"> boston_train[, </w:t>
+        <w:t xml:space="preserve"> boston_test[, </w:t>
       </w:r>
       <w:r>
         <w:rPr>
@@ -1142,7 +1421,7 @@
         <w:rPr>
           <w:rStyle w:val="NormalTok"/>
         </w:rPr>
-        <w:t xml:space="preserve">train_eval </w:t>
+        <w:t xml:space="preserve">test_eval </w:t>
       </w:r>
       <w:r>
         <w:rPr>
@@ -1166,7 +1445,7 @@
         <w:rPr>
           <w:rStyle w:val="NormalTok"/>
         </w:rPr>
-        <w:t xml:space="preserve">(model, boston_train_predictand, train_prediction)</w:t>
+        <w:t xml:space="preserve">(model, boston_test_predictand, test_prediction)</w:t>
       </w:r>
       <w:r>
         <w:br/>
@@ -1181,7 +1460,7 @@
         <w:rPr>
           <w:rStyle w:val="NormalTok"/>
         </w:rPr>
-        <w:t xml:space="preserve">(train_eval</w:t>
+        <w:t xml:space="preserve">(test_eval</w:t>
       </w:r>
       <w:r>
         <w:rPr>
@@ -1213,7 +1492,7 @@
         <w:rPr>
           <w:rStyle w:val="VerbatimChar"/>
         </w:rPr>
-        <w:t xml:space="preserve">## 1 55.44708 0.2257916 0.3839777</w:t>
+        <w:t xml:space="preserve">## 1 43.75694 0.2616936 0.2728437</w:t>
       </w:r>
     </w:p>
     <w:p>
@@ -1221,7 +1500,7 @@
         <w:pStyle w:val="FirstParagraph"/>
       </w:pPr>
       <w:r>
-        <w:t xml:space="preserve">Test evaluation.</w:t>
+        <w:t xml:space="preserve">Training curves.</w:t>
       </w:r>
     </w:p>
     <w:p>
@@ -1232,19 +1511,19 @@
         <w:rPr>
           <w:rStyle w:val="CommentTok"/>
         </w:rPr>
-        <w:t xml:space="preserve"># Test</w:t>
-      </w:r>
-      <w:r>
-        <w:br/>
-      </w:r>
-      <w:r>
-        <w:br/>
-      </w:r>
-      <w:r>
-        <w:rPr>
-          <w:rStyle w:val="NormalTok"/>
-        </w:rPr>
-        <w:t xml:space="preserve">test_prediction </w:t>
+        <w:t xml:space="preserve"># Training and validation curves</w:t>
+      </w:r>
+      <w:r>
+        <w:br/>
+      </w:r>
+      <w:r>
+        <w:br/>
+      </w:r>
+      <w:r>
+        <w:rPr>
+          <w:rStyle w:val="NormalTok"/>
+        </w:rPr>
+        <w:t xml:space="preserve">fit_loss </w:t>
       </w:r>
       <w:r>
         <w:rPr>
@@ -1262,22 +1541,229 @@
         <w:rPr>
           <w:rStyle w:val="FunctionTok"/>
         </w:rPr>
-        <w:t xml:space="preserve">predict</w:t>
-      </w:r>
-      <w:r>
-        <w:rPr>
-          <w:rStyle w:val="NormalTok"/>
-        </w:rPr>
-        <w:t xml:space="preserve">(model, boston_test)</w:t>
-      </w:r>
-      <w:r>
-        <w:br/>
-      </w:r>
-      <w:r>
-        <w:rPr>
-          <w:rStyle w:val="NormalTok"/>
-        </w:rPr>
-        <w:t xml:space="preserve">boston_test_predictand </w:t>
+        <w:t xml:space="preserve">data.frame</w:t>
+      </w:r>
+      <w:r>
+        <w:rPr>
+          <w:rStyle w:val="NormalTok"/>
+        </w:rPr>
+        <w:t xml:space="preserve">(</w:t>
+      </w:r>
+      <w:r>
+        <w:br/>
+      </w:r>
+      <w:r>
+        <w:rPr>
+          <w:rStyle w:val="NormalTok"/>
+        </w:rPr>
+        <w:t xml:space="preserve">  </w:t>
+      </w:r>
+      <w:r>
+        <w:rPr>
+          <w:rStyle w:val="AttributeTok"/>
+        </w:rPr>
+        <w:t xml:space="preserve">x =</w:t>
+      </w:r>
+      <w:r>
+        <w:rPr>
+          <w:rStyle w:val="NormalTok"/>
+        </w:rPr>
+        <w:t xml:space="preserve"> </w:t>
+      </w:r>
+      <w:r>
+        <w:rPr>
+          <w:rStyle w:val="FunctionTok"/>
+        </w:rPr>
+        <w:t xml:space="preserve">seq_along</w:t>
+      </w:r>
+      <w:r>
+        <w:rPr>
+          <w:rStyle w:val="NormalTok"/>
+        </w:rPr>
+        <w:t xml:space="preserve">(model</w:t>
+      </w:r>
+      <w:r>
+        <w:rPr>
+          <w:rStyle w:val="SpecialCharTok"/>
+        </w:rPr>
+        <w:t xml:space="preserve">$</w:t>
+      </w:r>
+      <w:r>
+        <w:rPr>
+          <w:rStyle w:val="NormalTok"/>
+        </w:rPr>
+        <w:t xml:space="preserve">train_loss_hist),</w:t>
+      </w:r>
+      <w:r>
+        <w:br/>
+      </w:r>
+      <w:r>
+        <w:rPr>
+          <w:rStyle w:val="NormalTok"/>
+        </w:rPr>
+        <w:t xml:space="preserve">  </w:t>
+      </w:r>
+      <w:r>
+        <w:rPr>
+          <w:rStyle w:val="AttributeTok"/>
+        </w:rPr>
+        <w:t xml:space="preserve">train_loss =</w:t>
+      </w:r>
+      <w:r>
+        <w:rPr>
+          <w:rStyle w:val="NormalTok"/>
+        </w:rPr>
+        <w:t xml:space="preserve"> model</w:t>
+      </w:r>
+      <w:r>
+        <w:rPr>
+          <w:rStyle w:val="SpecialCharTok"/>
+        </w:rPr>
+        <w:t xml:space="preserve">$</w:t>
+      </w:r>
+      <w:r>
+        <w:rPr>
+          <w:rStyle w:val="NormalTok"/>
+        </w:rPr>
+        <w:t xml:space="preserve">train_loss_hist</w:t>
+      </w:r>
+      <w:r>
+        <w:br/>
+      </w:r>
+      <w:r>
+        <w:rPr>
+          <w:rStyle w:val="NormalTok"/>
+        </w:rPr>
+        <w:t xml:space="preserve">)</w:t>
+      </w:r>
+      <w:r>
+        <w:br/>
+      </w:r>
+      <w:r>
+        <w:br/>
+      </w:r>
+      <w:r>
+        <w:rPr>
+          <w:rStyle w:val="ControlFlowTok"/>
+        </w:rPr>
+        <w:t xml:space="preserve">if</w:t>
+      </w:r>
+      <w:r>
+        <w:rPr>
+          <w:rStyle w:val="NormalTok"/>
+        </w:rPr>
+        <w:t xml:space="preserve"> (</w:t>
+      </w:r>
+      <w:r>
+        <w:rPr>
+          <w:rStyle w:val="SpecialCharTok"/>
+        </w:rPr>
+        <w:t xml:space="preserve">!</w:t>
+      </w:r>
+      <w:r>
+        <w:rPr>
+          <w:rStyle w:val="FunctionTok"/>
+        </w:rPr>
+        <w:t xml:space="preserve">is.null</w:t>
+      </w:r>
+      <w:r>
+        <w:rPr>
+          <w:rStyle w:val="NormalTok"/>
+        </w:rPr>
+        <w:t xml:space="preserve">(model</w:t>
+      </w:r>
+      <w:r>
+        <w:rPr>
+          <w:rStyle w:val="SpecialCharTok"/>
+        </w:rPr>
+        <w:t xml:space="preserve">$</w:t>
+      </w:r>
+      <w:r>
+        <w:rPr>
+          <w:rStyle w:val="NormalTok"/>
+        </w:rPr>
+        <w:t xml:space="preserve">val_loss_hist) </w:t>
+      </w:r>
+      <w:r>
+        <w:rPr>
+          <w:rStyle w:val="SpecialCharTok"/>
+        </w:rPr>
+        <w:t xml:space="preserve">&amp;&amp;</w:t>
+      </w:r>
+      <w:r>
+        <w:rPr>
+          <w:rStyle w:val="NormalTok"/>
+        </w:rPr>
+        <w:t xml:space="preserve"> </w:t>
+      </w:r>
+      <w:r>
+        <w:rPr>
+          <w:rStyle w:val="FunctionTok"/>
+        </w:rPr>
+        <w:t xml:space="preserve">length</w:t>
+      </w:r>
+      <w:r>
+        <w:rPr>
+          <w:rStyle w:val="NormalTok"/>
+        </w:rPr>
+        <w:t xml:space="preserve">(model</w:t>
+      </w:r>
+      <w:r>
+        <w:rPr>
+          <w:rStyle w:val="SpecialCharTok"/>
+        </w:rPr>
+        <w:t xml:space="preserve">$</w:t>
+      </w:r>
+      <w:r>
+        <w:rPr>
+          <w:rStyle w:val="NormalTok"/>
+        </w:rPr>
+        <w:t xml:space="preserve">val_loss_hist) </w:t>
+      </w:r>
+      <w:r>
+        <w:rPr>
+          <w:rStyle w:val="SpecialCharTok"/>
+        </w:rPr>
+        <w:t xml:space="preserve">&gt;</w:t>
+      </w:r>
+      <w:r>
+        <w:rPr>
+          <w:rStyle w:val="NormalTok"/>
+        </w:rPr>
+        <w:t xml:space="preserve"> </w:t>
+      </w:r>
+      <w:r>
+        <w:rPr>
+          <w:rStyle w:val="DecValTok"/>
+        </w:rPr>
+        <w:t xml:space="preserve">0</w:t>
+      </w:r>
+      <w:r>
+        <w:rPr>
+          <w:rStyle w:val="NormalTok"/>
+        </w:rPr>
+        <w:t xml:space="preserve">) {</w:t>
+      </w:r>
+      <w:r>
+        <w:br/>
+      </w:r>
+      <w:r>
+        <w:rPr>
+          <w:rStyle w:val="NormalTok"/>
+        </w:rPr>
+        <w:t xml:space="preserve">  fit_loss</w:t>
+      </w:r>
+      <w:r>
+        <w:rPr>
+          <w:rStyle w:val="SpecialCharTok"/>
+        </w:rPr>
+        <w:t xml:space="preserve">$</w:t>
+      </w:r>
+      <w:r>
+        <w:rPr>
+          <w:rStyle w:val="NormalTok"/>
+        </w:rPr>
+        <w:t xml:space="preserve">val_loss </w:t>
       </w:r>
       <w:r>
         <w:rPr>
@@ -1289,28 +1775,181 @@
         <w:rPr>
           <w:rStyle w:val="NormalTok"/>
         </w:rPr>
-        <w:t xml:space="preserve"> boston_test[, </w:t>
+        <w:t xml:space="preserve"> model</w:t>
+      </w:r>
+      <w:r>
+        <w:rPr>
+          <w:rStyle w:val="SpecialCharTok"/>
+        </w:rPr>
+        <w:t xml:space="preserve">$</w:t>
+      </w:r>
+      <w:r>
+        <w:rPr>
+          <w:rStyle w:val="NormalTok"/>
+        </w:rPr>
+        <w:t xml:space="preserve">val_loss_hist</w:t>
+      </w:r>
+      <w:r>
+        <w:br/>
+      </w:r>
+      <w:r>
+        <w:rPr>
+          <w:rStyle w:val="NormalTok"/>
+        </w:rPr>
+        <w:t xml:space="preserve">}</w:t>
+      </w:r>
+      <w:r>
+        <w:br/>
+      </w:r>
+      <w:r>
+        <w:br/>
+      </w:r>
+      <w:r>
+        <w:rPr>
+          <w:rStyle w:val="NormalTok"/>
+        </w:rPr>
+        <w:t xml:space="preserve">colors </w:t>
+      </w:r>
+      <w:r>
+        <w:rPr>
+          <w:rStyle w:val="OtherTok"/>
+        </w:rPr>
+        <w:t xml:space="preserve">&lt;-</w:t>
+      </w:r>
+      <w:r>
+        <w:rPr>
+          <w:rStyle w:val="NormalTok"/>
+        </w:rPr>
+        <w:t xml:space="preserve"> </w:t>
+      </w:r>
+      <w:r>
+        <w:rPr>
+          <w:rStyle w:val="ControlFlowTok"/>
+        </w:rPr>
+        <w:t xml:space="preserve">if</w:t>
+      </w:r>
+      <w:r>
+        <w:rPr>
+          <w:rStyle w:val="NormalTok"/>
+        </w:rPr>
+        <w:t xml:space="preserve"> (</w:t>
       </w:r>
       <w:r>
         <w:rPr>
           <w:rStyle w:val="StringTok"/>
         </w:rPr>
-        <w:t xml:space="preserve">"medv"</w:t>
-      </w:r>
-      <w:r>
-        <w:rPr>
-          <w:rStyle w:val="NormalTok"/>
-        </w:rPr>
-        <w:t xml:space="preserve">]</w:t>
-      </w:r>
-      <w:r>
-        <w:br/>
-      </w:r>
-      <w:r>
-        <w:rPr>
-          <w:rStyle w:val="NormalTok"/>
-        </w:rPr>
-        <w:t xml:space="preserve">test_eval </w:t>
+        <w:t xml:space="preserve">"val_loss"</w:t>
+      </w:r>
+      <w:r>
+        <w:rPr>
+          <w:rStyle w:val="NormalTok"/>
+        </w:rPr>
+        <w:t xml:space="preserve"> </w:t>
+      </w:r>
+      <w:r>
+        <w:rPr>
+          <w:rStyle w:val="SpecialCharTok"/>
+        </w:rPr>
+        <w:t xml:space="preserve">%in%</w:t>
+      </w:r>
+      <w:r>
+        <w:rPr>
+          <w:rStyle w:val="NormalTok"/>
+        </w:rPr>
+        <w:t xml:space="preserve"> </w:t>
+      </w:r>
+      <w:r>
+        <w:rPr>
+          <w:rStyle w:val="FunctionTok"/>
+        </w:rPr>
+        <w:t xml:space="preserve">names</w:t>
+      </w:r>
+      <w:r>
+        <w:rPr>
+          <w:rStyle w:val="NormalTok"/>
+        </w:rPr>
+        <w:t xml:space="preserve">(fit_loss)) </w:t>
+      </w:r>
+      <w:r>
+        <w:rPr>
+          <w:rStyle w:val="FunctionTok"/>
+        </w:rPr>
+        <w:t xml:space="preserve">c</w:t>
+      </w:r>
+      <w:r>
+        <w:rPr>
+          <w:rStyle w:val="NormalTok"/>
+        </w:rPr>
+        <w:t xml:space="preserve">(</w:t>
+      </w:r>
+      <w:r>
+        <w:rPr>
+          <w:rStyle w:val="StringTok"/>
+        </w:rPr>
+        <w:t xml:space="preserve">"Blue"</w:t>
+      </w:r>
+      <w:r>
+        <w:rPr>
+          <w:rStyle w:val="NormalTok"/>
+        </w:rPr>
+        <w:t xml:space="preserve">, </w:t>
+      </w:r>
+      <w:r>
+        <w:rPr>
+          <w:rStyle w:val="StringTok"/>
+        </w:rPr>
+        <w:t xml:space="preserve">"Orange"</w:t>
+      </w:r>
+      <w:r>
+        <w:rPr>
+          <w:rStyle w:val="NormalTok"/>
+        </w:rPr>
+        <w:t xml:space="preserve">) </w:t>
+      </w:r>
+      <w:r>
+        <w:rPr>
+          <w:rStyle w:val="ControlFlowTok"/>
+        </w:rPr>
+        <w:t xml:space="preserve">else</w:t>
+      </w:r>
+      <w:r>
+        <w:rPr>
+          <w:rStyle w:val="NormalTok"/>
+        </w:rPr>
+        <w:t xml:space="preserve"> </w:t>
+      </w:r>
+      <w:r>
+        <w:rPr>
+          <w:rStyle w:val="FunctionTok"/>
+        </w:rPr>
+        <w:t xml:space="preserve">c</w:t>
+      </w:r>
+      <w:r>
+        <w:rPr>
+          <w:rStyle w:val="NormalTok"/>
+        </w:rPr>
+        <w:t xml:space="preserve">(</w:t>
+      </w:r>
+      <w:r>
+        <w:rPr>
+          <w:rStyle w:val="StringTok"/>
+        </w:rPr>
+        <w:t xml:space="preserve">"Blue"</w:t>
+      </w:r>
+      <w:r>
+        <w:rPr>
+          <w:rStyle w:val="NormalTok"/>
+        </w:rPr>
+        <w:t xml:space="preserve">)</w:t>
+      </w:r>
+      <w:r>
+        <w:br/>
+      </w:r>
+      <w:r>
+        <w:rPr>
+          <w:rStyle w:val="NormalTok"/>
+        </w:rPr>
+        <w:t xml:space="preserve">grf </w:t>
       </w:r>
       <w:r>
         <w:rPr>
@@ -1328,13 +1967,25 @@
         <w:rPr>
           <w:rStyle w:val="FunctionTok"/>
         </w:rPr>
-        <w:t xml:space="preserve">evaluate</w:t>
-      </w:r>
-      <w:r>
-        <w:rPr>
-          <w:rStyle w:val="NormalTok"/>
-        </w:rPr>
-        <w:t xml:space="preserve">(model, boston_test_predictand, test_prediction)</w:t>
+        <w:t xml:space="preserve">plot_series</w:t>
+      </w:r>
+      <w:r>
+        <w:rPr>
+          <w:rStyle w:val="NormalTok"/>
+        </w:rPr>
+        <w:t xml:space="preserve">(fit_loss, </w:t>
+      </w:r>
+      <w:r>
+        <w:rPr>
+          <w:rStyle w:val="AttributeTok"/>
+        </w:rPr>
+        <w:t xml:space="preserve">colors =</w:t>
+      </w:r>
+      <w:r>
+        <w:rPr>
+          <w:rStyle w:val="NormalTok"/>
+        </w:rPr>
+        <w:t xml:space="preserve"> colors)</w:t>
       </w:r>
       <w:r>
         <w:br/>
@@ -1343,50 +1994,65 @@
         <w:rPr>
           <w:rStyle w:val="FunctionTok"/>
         </w:rPr>
-        <w:t xml:space="preserve">print</w:t>
-      </w:r>
-      <w:r>
-        <w:rPr>
-          <w:rStyle w:val="NormalTok"/>
-        </w:rPr>
-        <w:t xml:space="preserve">(test_eval</w:t>
-      </w:r>
-      <w:r>
-        <w:rPr>
-          <w:rStyle w:val="SpecialCharTok"/>
-        </w:rPr>
-        <w:t xml:space="preserve">$</w:t>
-      </w:r>
-      <w:r>
-        <w:rPr>
-          <w:rStyle w:val="NormalTok"/>
-        </w:rPr>
-        <w:t xml:space="preserve">metrics)</w:t>
+        <w:t xml:space="preserve">plot</w:t>
+      </w:r>
+      <w:r>
+        <w:rPr>
+          <w:rStyle w:val="NormalTok"/>
+        </w:rPr>
+        <w:t xml:space="preserve">(grf)</w:t>
       </w:r>
     </w:p>
     <w:p>
       <w:pPr>
-        <w:pStyle w:val="SourceCode"/>
-      </w:pPr>
-      <w:r>
-        <w:rPr>
-          <w:rStyle w:val="VerbatimChar"/>
-        </w:rPr>
-        <w:t xml:space="preserve">##        mse    smape        R2</w:t>
-      </w:r>
-      <w:r>
-        <w:br/>
-      </w:r>
-      <w:r>
-        <w:rPr>
-          <w:rStyle w:val="VerbatimChar"/>
-        </w:rPr>
-        <w:t xml:space="preserve">## 1 38.81877 0.244404 0.3549066</w:t>
+        <w:pStyle w:val="FirstParagraph"/>
+      </w:pPr>
+      <w:r>
+        <w:drawing>
+          <wp:inline>
+            <wp:extent cx="4620126" cy="3696101"/>
+            <wp:effectExtent b="0" l="0" r="0" t="0"/>
+            <wp:docPr descr="" title="" id="10" name="Picture"/>
+            <a:graphic>
+              <a:graphicData uri="http://schemas.openxmlformats.org/drawingml/2006/picture">
+                <pic:pic>
+                  <pic:nvPicPr>
+                    <pic:cNvPr descr="C:\Git\dal\daltoolboxdp\examples\regression\doc\torch_reg_mlp_files/e34d5585a3e81e13d397d23b59b914a6c5c0d4df.png" id="11" name="Picture"/>
+                    <pic:cNvPicPr>
+                      <a:picLocks noChangeArrowheads="1" noChangeAspect="1"/>
+                    </pic:cNvPicPr>
+                  </pic:nvPicPr>
+                  <pic:blipFill>
+                    <a:blip r:embed="rId9"/>
+                    <a:stretch>
+                      <a:fillRect/>
+                    </a:stretch>
+                  </pic:blipFill>
+                  <pic:spPr bwMode="auto">
+                    <a:xfrm>
+                      <a:off x="0" y="0"/>
+                      <a:ext cx="4620126" cy="3696101"/>
+                    </a:xfrm>
+                    <a:prstGeom prst="rect">
+                      <a:avLst/>
+                    </a:prstGeom>
+                    <a:noFill/>
+                    <a:ln w="9525">
+                      <a:noFill/>
+                      <a:headEnd/>
+                      <a:tailEnd/>
+                    </a:ln>
+                  </pic:spPr>
+                </pic:pic>
+              </a:graphicData>
+            </a:graphic>
+          </wp:inline>
+        </w:drawing>
       </w:r>
     </w:p>
     <w:p>
       <w:pPr>
-        <w:pStyle w:val="FirstParagraph"/>
+        <w:pStyle w:val="BodyText"/>
       </w:pPr>
       <w:r>
         <w:t xml:space="preserve">Notes</w:t>
@@ -1422,7 +2088,7 @@
         <w:t xml:space="preserve">stopping_rule = "none"</w:t>
       </w:r>
       <w:r>
-        <w:t xml:space="preserve">.</w:t>
+        <w:t xml:space="preserve">, so only the training curve is shown.</w:t>
       </w:r>
       <w:r>
         <w:t xml:space="preserve"> </w:t>

--- a/examples/regression/doc/torch_reg_mlp.docx
+++ b/examples/regression/doc/torch_reg_mlp.docx
@@ -286,34 +286,34 @@
         <w:rPr>
           <w:rStyle w:val="VerbatimChar"/>
         </w:rPr>
-        <w:t xml:space="preserve">##      crim      zn        indus     chas      nox       rm        age      </w:t>
-      </w:r>
-      <w:r>
-        <w:br/>
-      </w:r>
-      <w:r>
-        <w:rPr>
-          <w:rStyle w:val="VerbatimChar"/>
-        </w:rPr>
-        <w:t xml:space="preserve">## [1,] "numeric" "numeric" "numeric" "integer" "numeric" "numeric" "numeric"</w:t>
-      </w:r>
-      <w:r>
-        <w:br/>
-      </w:r>
-      <w:r>
-        <w:rPr>
-          <w:rStyle w:val="VerbatimChar"/>
-        </w:rPr>
-        <w:t xml:space="preserve">##      dis       rad       tax       ptratio   black     lstat     medv     </w:t>
-      </w:r>
-      <w:r>
-        <w:br/>
-      </w:r>
-      <w:r>
-        <w:rPr>
-          <w:rStyle w:val="VerbatimChar"/>
-        </w:rPr>
-        <w:t xml:space="preserve">## [1,] "numeric" "integer" "numeric" "numeric" "numeric" "numeric" "numeric"</w:t>
+        <w:t xml:space="preserve">##      crim      zn        indus     chas      nox       rm        age       dis       rad       tax       ptratio   black     lstat    </w:t>
+      </w:r>
+      <w:r>
+        <w:br/>
+      </w:r>
+      <w:r>
+        <w:rPr>
+          <w:rStyle w:val="VerbatimChar"/>
+        </w:rPr>
+        <w:t xml:space="preserve">## [1,] "numeric" "numeric" "numeric" "integer" "numeric" "numeric" "numeric" "numeric" "integer" "numeric" "numeric" "numeric" "numeric"</w:t>
+      </w:r>
+      <w:r>
+        <w:br/>
+      </w:r>
+      <w:r>
+        <w:rPr>
+          <w:rStyle w:val="VerbatimChar"/>
+        </w:rPr>
+        <w:t xml:space="preserve">##      medv     </w:t>
+      </w:r>
+      <w:r>
+        <w:br/>
+      </w:r>
+      <w:r>
+        <w:rPr>
+          <w:rStyle w:val="VerbatimChar"/>
+        </w:rPr>
+        <w:t xml:space="preserve">## [1,] "numeric"</w:t>
       </w:r>
     </w:p>
     <w:p>
@@ -341,124 +341,61 @@
         <w:rPr>
           <w:rStyle w:val="VerbatimChar"/>
         </w:rPr>
-        <w:t xml:space="preserve">##      crim zn indus chas   nox    rm  age    dis rad tax ptratio  black lstat</w:t>
-      </w:r>
-      <w:r>
-        <w:br/>
-      </w:r>
-      <w:r>
-        <w:rPr>
-          <w:rStyle w:val="VerbatimChar"/>
-        </w:rPr>
-        <w:t xml:space="preserve">## 1 0.00632 18  2.31    0 0.538 6.575 65.2 4.0900   1 296    15.3 396.90  4.98</w:t>
-      </w:r>
-      <w:r>
-        <w:br/>
-      </w:r>
-      <w:r>
-        <w:rPr>
-          <w:rStyle w:val="VerbatimChar"/>
-        </w:rPr>
-        <w:t xml:space="preserve">## 2 0.02731  0  7.07    0 0.469 6.421 78.9 4.9671   2 242    17.8 396.90  9.14</w:t>
-      </w:r>
-      <w:r>
-        <w:br/>
-      </w:r>
-      <w:r>
-        <w:rPr>
-          <w:rStyle w:val="VerbatimChar"/>
-        </w:rPr>
-        <w:t xml:space="preserve">## 3 0.02729  0  7.07    0 0.469 7.185 61.1 4.9671   2 242    17.8 392.83  4.03</w:t>
-      </w:r>
-      <w:r>
-        <w:br/>
-      </w:r>
-      <w:r>
-        <w:rPr>
-          <w:rStyle w:val="VerbatimChar"/>
-        </w:rPr>
-        <w:t xml:space="preserve">## 4 0.03237  0  2.18    0 0.458 6.998 45.8 6.0622   3 222    18.7 394.63  2.94</w:t>
-      </w:r>
-      <w:r>
-        <w:br/>
-      </w:r>
-      <w:r>
-        <w:rPr>
-          <w:rStyle w:val="VerbatimChar"/>
-        </w:rPr>
-        <w:t xml:space="preserve">## 5 0.06905  0  2.18    0 0.458 7.147 54.2 6.0622   3 222    18.7 396.90  5.33</w:t>
-      </w:r>
-      <w:r>
-        <w:br/>
-      </w:r>
-      <w:r>
-        <w:rPr>
-          <w:rStyle w:val="VerbatimChar"/>
-        </w:rPr>
-        <w:t xml:space="preserve">## 6 0.02985  0  2.18    0 0.458 6.430 58.7 6.0622   3 222    18.7 394.12  5.21</w:t>
-      </w:r>
-      <w:r>
-        <w:br/>
-      </w:r>
-      <w:r>
-        <w:rPr>
-          <w:rStyle w:val="VerbatimChar"/>
-        </w:rPr>
-        <w:t xml:space="preserve">##   medv</w:t>
-      </w:r>
-      <w:r>
-        <w:br/>
-      </w:r>
-      <w:r>
-        <w:rPr>
-          <w:rStyle w:val="VerbatimChar"/>
-        </w:rPr>
-        <w:t xml:space="preserve">## 1 24.0</w:t>
-      </w:r>
-      <w:r>
-        <w:br/>
-      </w:r>
-      <w:r>
-        <w:rPr>
-          <w:rStyle w:val="VerbatimChar"/>
-        </w:rPr>
-        <w:t xml:space="preserve">## 2 21.6</w:t>
-      </w:r>
-      <w:r>
-        <w:br/>
-      </w:r>
-      <w:r>
-        <w:rPr>
-          <w:rStyle w:val="VerbatimChar"/>
-        </w:rPr>
-        <w:t xml:space="preserve">## 3 34.7</w:t>
-      </w:r>
-      <w:r>
-        <w:br/>
-      </w:r>
-      <w:r>
-        <w:rPr>
-          <w:rStyle w:val="VerbatimChar"/>
-        </w:rPr>
-        <w:t xml:space="preserve">## 4 33.4</w:t>
-      </w:r>
-      <w:r>
-        <w:br/>
-      </w:r>
-      <w:r>
-        <w:rPr>
-          <w:rStyle w:val="VerbatimChar"/>
-        </w:rPr>
-        <w:t xml:space="preserve">## 5 36.2</w:t>
-      </w:r>
-      <w:r>
-        <w:br/>
-      </w:r>
-      <w:r>
-        <w:rPr>
-          <w:rStyle w:val="VerbatimChar"/>
-        </w:rPr>
-        <w:t xml:space="preserve">## 6 28.7</w:t>
+        <w:t xml:space="preserve">##      crim zn indus chas   nox    rm  age    dis rad tax ptratio  black lstat medv</w:t>
+      </w:r>
+      <w:r>
+        <w:br/>
+      </w:r>
+      <w:r>
+        <w:rPr>
+          <w:rStyle w:val="VerbatimChar"/>
+        </w:rPr>
+        <w:t xml:space="preserve">## 1 0.00632 18  2.31    0 0.538 6.575 65.2 4.0900   1 296    15.3 396.90  4.98 24.0</w:t>
+      </w:r>
+      <w:r>
+        <w:br/>
+      </w:r>
+      <w:r>
+        <w:rPr>
+          <w:rStyle w:val="VerbatimChar"/>
+        </w:rPr>
+        <w:t xml:space="preserve">## 2 0.02731  0  7.07    0 0.469 6.421 78.9 4.9671   2 242    17.8 396.90  9.14 21.6</w:t>
+      </w:r>
+      <w:r>
+        <w:br/>
+      </w:r>
+      <w:r>
+        <w:rPr>
+          <w:rStyle w:val="VerbatimChar"/>
+        </w:rPr>
+        <w:t xml:space="preserve">## 3 0.02729  0  7.07    0 0.469 7.185 61.1 4.9671   2 242    17.8 392.83  4.03 34.7</w:t>
+      </w:r>
+      <w:r>
+        <w:br/>
+      </w:r>
+      <w:r>
+        <w:rPr>
+          <w:rStyle w:val="VerbatimChar"/>
+        </w:rPr>
+        <w:t xml:space="preserve">## 4 0.03237  0  2.18    0 0.458 6.998 45.8 6.0622   3 222    18.7 394.63  2.94 33.4</w:t>
+      </w:r>
+      <w:r>
+        <w:br/>
+      </w:r>
+      <w:r>
+        <w:rPr>
+          <w:rStyle w:val="VerbatimChar"/>
+        </w:rPr>
+        <w:t xml:space="preserve">## 5 0.06905  0  2.18    0 0.458 7.147 54.2 6.0622   3 222    18.7 396.90  5.33 36.2</w:t>
+      </w:r>
+      <w:r>
+        <w:br/>
+      </w:r>
+      <w:r>
+        <w:rPr>
+          <w:rStyle w:val="VerbatimChar"/>
+        </w:rPr>
+        <w:t xml:space="preserve">## 6 0.02985  0  2.18    0 0.458 6.430 58.7 6.0622   3 222    18.7 394.12  5.21 28.7</w:t>
       </w:r>
     </w:p>
     <w:p>

--- a/examples/regression/doc/torch_reg_mlp.docx
+++ b/examples/regression/doc/torch_reg_mlp.docx
@@ -845,40 +845,7 @@
         <w:rPr>
           <w:rStyle w:val="NormalTok"/>
         </w:rPr>
-        <w:t xml:space="preserve">),</w:t>
-      </w:r>
-      <w:r>
-        <w:br/>
-      </w:r>
-      <w:r>
-        <w:rPr>
-          <w:rStyle w:val="NormalTok"/>
-        </w:rPr>
-        <w:t xml:space="preserve">  </w:t>
-      </w:r>
-      <w:r>
-        <w:rPr>
-          <w:rStyle w:val="AttributeTok"/>
-        </w:rPr>
-        <w:t xml:space="preserve">epochs =</w:t>
-      </w:r>
-      <w:r>
-        <w:rPr>
-          <w:rStyle w:val="NormalTok"/>
-        </w:rPr>
-        <w:t xml:space="preserve"> </w:t>
-      </w:r>
-      <w:r>
-        <w:rPr>
-          <w:rStyle w:val="DecValTok"/>
-        </w:rPr>
-        <w:t xml:space="preserve">100</w:t>
-      </w:r>
-      <w:r>
-        <w:rPr>
-          <w:rStyle w:val="DataTypeTok"/>
-        </w:rPr>
-        <w:t xml:space="preserve">L</w:t>
+        <w:t xml:space="preserve">)</w:t>
       </w:r>
       <w:r>
         <w:br/>
@@ -934,19 +901,22 @@
         <w:t xml:space="preserve"> </w:t>
       </w:r>
       <w:r>
-        <w:t xml:space="preserve">- Fixed-epoch baseline: keep</w:t>
-      </w:r>
-      <w:r>
-        <w:t xml:space="preserve"> </w:t>
-      </w:r>
-      <w:r>
-        <w:rPr>
-          <w:rStyle w:val="VerbatimChar"/>
-        </w:rPr>
-        <w:t xml:space="preserve">epochs = 100L</w:t>
-      </w:r>
-      <w:r>
-        <w:t xml:space="preserve">,</w:t>
+        <w:t xml:space="preserve">- Fixed-epoch baseline: omit</w:t>
+      </w:r>
+      <w:r>
+        <w:t xml:space="preserve"> </w:t>
+      </w:r>
+      <w:r>
+        <w:rPr>
+          <w:rStyle w:val="VerbatimChar"/>
+        </w:rPr>
+        <w:t xml:space="preserve">epochs</w:t>
+      </w:r>
+      <w:r>
+        <w:t xml:space="preserve"> </w:t>
+      </w:r>
+      <w:r>
+        <w:t xml:space="preserve">to use the default value, keep</w:t>
       </w:r>
       <w:r>
         <w:t xml:space="preserve"> </w:t>

--- a/examples/regression/doc/torch_reg_mlp.docx
+++ b/examples/regression/doc/torch_reg_mlp.docx
@@ -845,7 +845,46 @@
         <w:rPr>
           <w:rStyle w:val="NormalTok"/>
         </w:rPr>
-        <w:t xml:space="preserve">)</w:t>
+        <w:t xml:space="preserve">),</w:t>
+      </w:r>
+      <w:r>
+        <w:br/>
+      </w:r>
+      <w:r>
+        <w:rPr>
+          <w:rStyle w:val="NormalTok"/>
+        </w:rPr>
+        <w:t xml:space="preserve">  </w:t>
+      </w:r>
+      <w:r>
+        <w:rPr>
+          <w:rStyle w:val="AttributeTok"/>
+        </w:rPr>
+        <w:t xml:space="preserve">epochs =</w:t>
+      </w:r>
+      <w:r>
+        <w:rPr>
+          <w:rStyle w:val="NormalTok"/>
+        </w:rPr>
+        <w:t xml:space="preserve"> </w:t>
+      </w:r>
+      <w:r>
+        <w:rPr>
+          <w:rStyle w:val="DecValTok"/>
+        </w:rPr>
+        <w:t xml:space="preserve">1000</w:t>
+      </w:r>
+      <w:r>
+        <w:rPr>
+          <w:rStyle w:val="DataTypeTok"/>
+        </w:rPr>
+        <w:t xml:space="preserve">L</w:t>
+      </w:r>
+      <w:r>
+        <w:rPr>
+          <w:rStyle w:val="NormalTok"/>
+        </w:rPr>
+        <w:t xml:space="preserve">  </w:t>
       </w:r>
       <w:r>
         <w:br/>
@@ -916,7 +955,19 @@
         <w:t xml:space="preserve"> </w:t>
       </w:r>
       <w:r>
-        <w:t xml:space="preserve">to use the default value, keep</w:t>
+        <w:t xml:space="preserve">to use the default value of</w:t>
+      </w:r>
+      <w:r>
+        <w:t xml:space="preserve"> </w:t>
+      </w:r>
+      <w:r>
+        <w:rPr>
+          <w:rStyle w:val="VerbatimChar"/>
+        </w:rPr>
+        <w:t xml:space="preserve">100L</w:t>
+      </w:r>
+      <w:r>
+        <w:t xml:space="preserve">, keep</w:t>
       </w:r>
       <w:r>
         <w:t xml:space="preserve"> </w:t>
@@ -1231,7 +1282,7 @@
         <w:rPr>
           <w:rStyle w:val="VerbatimChar"/>
         </w:rPr>
-        <w:t xml:space="preserve">## 1 62.17981 0.2404659 0.3091764</w:t>
+        <w:t xml:space="preserve">## 1 11.91066 0.1250267 0.8676715</w:t>
       </w:r>
     </w:p>
     <w:p>
@@ -1399,7 +1450,7 @@
         <w:rPr>
           <w:rStyle w:val="VerbatimChar"/>
         </w:rPr>
-        <w:t xml:space="preserve">## 1 43.75694 0.2616936 0.2728437</w:t>
+        <w:t xml:space="preserve">## 1 26.05942 0.1511656 0.5669424</w:t>
       </w:r>
     </w:p>
     <w:p>
@@ -1924,7 +1975,7 @@
               <a:graphicData uri="http://schemas.openxmlformats.org/drawingml/2006/picture">
                 <pic:pic>
                   <pic:nvPicPr>
-                    <pic:cNvPr descr="C:\Git\dal\daltoolboxdp\examples\regression\doc\torch_reg_mlp_files/e34d5585a3e81e13d397d23b59b914a6c5c0d4df.png" id="11" name="Picture"/>
+                    <pic:cNvPr descr="C:\Git\dal\daltoolboxdp\examples\regression\doc\torch_reg_mlp_files/4c9889bac910fb7841cc51560da90e155bcba684.png" id="11" name="Picture"/>
                     <pic:cNvPicPr>
                       <a:picLocks noChangeArrowheads="1" noChangeAspect="1"/>
                     </pic:cNvPicPr>

--- a/examples/regression/doc/torch_reg_mlp.docx
+++ b/examples/regression/doc/torch_reg_mlp.docx
@@ -286,34 +286,34 @@
         <w:rPr>
           <w:rStyle w:val="VerbatimChar"/>
         </w:rPr>
-        <w:t xml:space="preserve">##      crim      zn        indus     chas      nox       rm        age       dis       rad       tax       ptratio   black     lstat    </w:t>
-      </w:r>
-      <w:r>
-        <w:br/>
-      </w:r>
-      <w:r>
-        <w:rPr>
-          <w:rStyle w:val="VerbatimChar"/>
-        </w:rPr>
-        <w:t xml:space="preserve">## [1,] "numeric" "numeric" "numeric" "integer" "numeric" "numeric" "numeric" "numeric" "integer" "numeric" "numeric" "numeric" "numeric"</w:t>
-      </w:r>
-      <w:r>
-        <w:br/>
-      </w:r>
-      <w:r>
-        <w:rPr>
-          <w:rStyle w:val="VerbatimChar"/>
-        </w:rPr>
-        <w:t xml:space="preserve">##      medv     </w:t>
-      </w:r>
-      <w:r>
-        <w:br/>
-      </w:r>
-      <w:r>
-        <w:rPr>
-          <w:rStyle w:val="VerbatimChar"/>
-        </w:rPr>
-        <w:t xml:space="preserve">## [1,] "numeric"</w:t>
+        <w:t xml:space="preserve">##      crim      zn        indus     chas      nox       rm        age       dis       rad       tax       ptratio   black    </w:t>
+      </w:r>
+      <w:r>
+        <w:br/>
+      </w:r>
+      <w:r>
+        <w:rPr>
+          <w:rStyle w:val="VerbatimChar"/>
+        </w:rPr>
+        <w:t xml:space="preserve">## [1,] "numeric" "numeric" "numeric" "integer" "numeric" "numeric" "numeric" "numeric" "integer" "numeric" "numeric" "numeric"</w:t>
+      </w:r>
+      <w:r>
+        <w:br/>
+      </w:r>
+      <w:r>
+        <w:rPr>
+          <w:rStyle w:val="VerbatimChar"/>
+        </w:rPr>
+        <w:t xml:space="preserve">##      lstat     medv     </w:t>
+      </w:r>
+      <w:r>
+        <w:br/>
+      </w:r>
+      <w:r>
+        <w:rPr>
+          <w:rStyle w:val="VerbatimChar"/>
+        </w:rPr>
+        <w:t xml:space="preserve">## [1,] "numeric" "numeric"</w:t>
       </w:r>
     </w:p>
     <w:p>
@@ -1122,147 +1122,93 @@
         <w:pStyle w:val="BodyText"/>
       </w:pPr>
       <w:r>
-        <w:t xml:space="preserve">Training evaluation.</w:t>
+        <w:t xml:space="preserve">Architecture variations</w:t>
+      </w:r>
+      <w:r>
+        <w:t xml:space="preserve"> </w:t>
+      </w:r>
+      <w:r>
+        <w:t xml:space="preserve">-</w:t>
+      </w:r>
+      <w:r>
+        <w:t xml:space="preserve"> </w:t>
+      </w:r>
+      <w:r>
+        <w:rPr>
+          <w:rStyle w:val="VerbatimChar"/>
+        </w:rPr>
+        <w:t xml:space="preserve">activation</w:t>
+      </w:r>
+      <w:r>
+        <w:t xml:space="preserve"> </w:t>
+      </w:r>
+      <w:r>
+        <w:t xml:space="preserve">and</w:t>
+      </w:r>
+      <w:r>
+        <w:t xml:space="preserve"> </w:t>
+      </w:r>
+      <w:r>
+        <w:rPr>
+          <w:rStyle w:val="VerbatimChar"/>
+        </w:rPr>
+        <w:t xml:space="preserve">normalization</w:t>
+      </w:r>
+      <w:r>
+        <w:t xml:space="preserve"> </w:t>
+      </w:r>
+      <w:r>
+        <w:t xml:space="preserve">control the hidden blocks.</w:t>
+      </w:r>
+      <w:r>
+        <w:t xml:space="preserve"> </w:t>
+      </w:r>
+      <w:r>
+        <w:t xml:space="preserve">-</w:t>
+      </w:r>
+      <w:r>
+        <w:t xml:space="preserve"> </w:t>
+      </w:r>
+      <w:r>
+        <w:rPr>
+          <w:rStyle w:val="VerbatimChar"/>
+        </w:rPr>
+        <w:t xml:space="preserve">output_activation</w:t>
+      </w:r>
+      <w:r>
+        <w:t xml:space="preserve"> </w:t>
+      </w:r>
+      <w:r>
+        <w:t xml:space="preserve">can restrict the prediction range when required by the domain.</w:t>
+      </w:r>
+      <w:r>
+        <w:t xml:space="preserve"> </w:t>
+      </w:r>
+      <w:r>
+        <w:t xml:space="preserve">-</w:t>
+      </w:r>
+      <w:r>
+        <w:t xml:space="preserve"> </w:t>
+      </w:r>
+      <w:r>
+        <w:rPr>
+          <w:rStyle w:val="VerbatimChar"/>
+        </w:rPr>
+        <w:t xml:space="preserve">init_method</w:t>
+      </w:r>
+      <w:r>
+        <w:t xml:space="preserve"> </w:t>
+      </w:r>
+      <w:r>
+        <w:t xml:space="preserve">exposes the initialization strategy for deeper or more sensitive regressors.</w:t>
       </w:r>
     </w:p>
     <w:p>
       <w:pPr>
-        <w:pStyle w:val="SourceCode"/>
-      </w:pPr>
-      <w:r>
-        <w:rPr>
-          <w:rStyle w:val="CommentTok"/>
-        </w:rPr>
-        <w:t xml:space="preserve"># Model adjustment</w:t>
-      </w:r>
-      <w:r>
-        <w:br/>
-      </w:r>
-      <w:r>
-        <w:br/>
-      </w:r>
-      <w:r>
-        <w:rPr>
-          <w:rStyle w:val="NormalTok"/>
-        </w:rPr>
-        <w:t xml:space="preserve">train_prediction </w:t>
-      </w:r>
-      <w:r>
-        <w:rPr>
-          <w:rStyle w:val="OtherTok"/>
-        </w:rPr>
-        <w:t xml:space="preserve">&lt;-</w:t>
-      </w:r>
-      <w:r>
-        <w:rPr>
-          <w:rStyle w:val="NormalTok"/>
-        </w:rPr>
-        <w:t xml:space="preserve"> </w:t>
-      </w:r>
-      <w:r>
-        <w:rPr>
-          <w:rStyle w:val="FunctionTok"/>
-        </w:rPr>
-        <w:t xml:space="preserve">predict</w:t>
-      </w:r>
-      <w:r>
-        <w:rPr>
-          <w:rStyle w:val="NormalTok"/>
-        </w:rPr>
-        <w:t xml:space="preserve">(model, boston_train)</w:t>
-      </w:r>
-      <w:r>
-        <w:br/>
-      </w:r>
-      <w:r>
-        <w:rPr>
-          <w:rStyle w:val="NormalTok"/>
-        </w:rPr>
-        <w:t xml:space="preserve">boston_train_predictand </w:t>
-      </w:r>
-      <w:r>
-        <w:rPr>
-          <w:rStyle w:val="OtherTok"/>
-        </w:rPr>
-        <w:t xml:space="preserve">&lt;-</w:t>
-      </w:r>
-      <w:r>
-        <w:rPr>
-          <w:rStyle w:val="NormalTok"/>
-        </w:rPr>
-        <w:t xml:space="preserve"> boston_train[, </w:t>
-      </w:r>
-      <w:r>
-        <w:rPr>
-          <w:rStyle w:val="StringTok"/>
-        </w:rPr>
-        <w:t xml:space="preserve">"medv"</w:t>
-      </w:r>
-      <w:r>
-        <w:rPr>
-          <w:rStyle w:val="NormalTok"/>
-        </w:rPr>
-        <w:t xml:space="preserve">]</w:t>
-      </w:r>
-      <w:r>
-        <w:br/>
-      </w:r>
-      <w:r>
-        <w:rPr>
-          <w:rStyle w:val="NormalTok"/>
-        </w:rPr>
-        <w:t xml:space="preserve">train_eval </w:t>
-      </w:r>
-      <w:r>
-        <w:rPr>
-          <w:rStyle w:val="OtherTok"/>
-        </w:rPr>
-        <w:t xml:space="preserve">&lt;-</w:t>
-      </w:r>
-      <w:r>
-        <w:rPr>
-          <w:rStyle w:val="NormalTok"/>
-        </w:rPr>
-        <w:t xml:space="preserve"> </w:t>
-      </w:r>
-      <w:r>
-        <w:rPr>
-          <w:rStyle w:val="FunctionTok"/>
-        </w:rPr>
-        <w:t xml:space="preserve">evaluate</w:t>
-      </w:r>
-      <w:r>
-        <w:rPr>
-          <w:rStyle w:val="NormalTok"/>
-        </w:rPr>
-        <w:t xml:space="preserve">(model, boston_train_predictand, train_prediction)</w:t>
-      </w:r>
-      <w:r>
-        <w:br/>
-      </w:r>
-      <w:r>
-        <w:rPr>
-          <w:rStyle w:val="FunctionTok"/>
-        </w:rPr>
-        <w:t xml:space="preserve">print</w:t>
-      </w:r>
-      <w:r>
-        <w:rPr>
-          <w:rStyle w:val="NormalTok"/>
-        </w:rPr>
-        <w:t xml:space="preserve">(train_eval</w:t>
-      </w:r>
-      <w:r>
-        <w:rPr>
-          <w:rStyle w:val="SpecialCharTok"/>
-        </w:rPr>
-        <w:t xml:space="preserve">$</w:t>
-      </w:r>
-      <w:r>
-        <w:rPr>
-          <w:rStyle w:val="NormalTok"/>
-        </w:rPr>
-        <w:t xml:space="preserve">metrics)</w:t>
+        <w:pStyle w:val="BodyText"/>
+      </w:pPr>
+      <w:r>
+        <w:t xml:space="preserve">Training evaluation.</w:t>
       </w:r>
     </w:p>
     <w:p>
@@ -1271,6 +1217,146 @@
       </w:pPr>
       <w:r>
         <w:rPr>
+          <w:rStyle w:val="CommentTok"/>
+        </w:rPr>
+        <w:t xml:space="preserve"># Model adjustment</w:t>
+      </w:r>
+      <w:r>
+        <w:br/>
+      </w:r>
+      <w:r>
+        <w:br/>
+      </w:r>
+      <w:r>
+        <w:rPr>
+          <w:rStyle w:val="NormalTok"/>
+        </w:rPr>
+        <w:t xml:space="preserve">train_prediction </w:t>
+      </w:r>
+      <w:r>
+        <w:rPr>
+          <w:rStyle w:val="OtherTok"/>
+        </w:rPr>
+        <w:t xml:space="preserve">&lt;-</w:t>
+      </w:r>
+      <w:r>
+        <w:rPr>
+          <w:rStyle w:val="NormalTok"/>
+        </w:rPr>
+        <w:t xml:space="preserve"> </w:t>
+      </w:r>
+      <w:r>
+        <w:rPr>
+          <w:rStyle w:val="FunctionTok"/>
+        </w:rPr>
+        <w:t xml:space="preserve">predict</w:t>
+      </w:r>
+      <w:r>
+        <w:rPr>
+          <w:rStyle w:val="NormalTok"/>
+        </w:rPr>
+        <w:t xml:space="preserve">(model, boston_train)</w:t>
+      </w:r>
+      <w:r>
+        <w:br/>
+      </w:r>
+      <w:r>
+        <w:rPr>
+          <w:rStyle w:val="NormalTok"/>
+        </w:rPr>
+        <w:t xml:space="preserve">boston_train_predictand </w:t>
+      </w:r>
+      <w:r>
+        <w:rPr>
+          <w:rStyle w:val="OtherTok"/>
+        </w:rPr>
+        <w:t xml:space="preserve">&lt;-</w:t>
+      </w:r>
+      <w:r>
+        <w:rPr>
+          <w:rStyle w:val="NormalTok"/>
+        </w:rPr>
+        <w:t xml:space="preserve"> boston_train[, </w:t>
+      </w:r>
+      <w:r>
+        <w:rPr>
+          <w:rStyle w:val="StringTok"/>
+        </w:rPr>
+        <w:t xml:space="preserve">"medv"</w:t>
+      </w:r>
+      <w:r>
+        <w:rPr>
+          <w:rStyle w:val="NormalTok"/>
+        </w:rPr>
+        <w:t xml:space="preserve">]</w:t>
+      </w:r>
+      <w:r>
+        <w:br/>
+      </w:r>
+      <w:r>
+        <w:rPr>
+          <w:rStyle w:val="NormalTok"/>
+        </w:rPr>
+        <w:t xml:space="preserve">train_eval </w:t>
+      </w:r>
+      <w:r>
+        <w:rPr>
+          <w:rStyle w:val="OtherTok"/>
+        </w:rPr>
+        <w:t xml:space="preserve">&lt;-</w:t>
+      </w:r>
+      <w:r>
+        <w:rPr>
+          <w:rStyle w:val="NormalTok"/>
+        </w:rPr>
+        <w:t xml:space="preserve"> </w:t>
+      </w:r>
+      <w:r>
+        <w:rPr>
+          <w:rStyle w:val="FunctionTok"/>
+        </w:rPr>
+        <w:t xml:space="preserve">evaluate</w:t>
+      </w:r>
+      <w:r>
+        <w:rPr>
+          <w:rStyle w:val="NormalTok"/>
+        </w:rPr>
+        <w:t xml:space="preserve">(model, boston_train_predictand, train_prediction)</w:t>
+      </w:r>
+      <w:r>
+        <w:br/>
+      </w:r>
+      <w:r>
+        <w:rPr>
+          <w:rStyle w:val="FunctionTok"/>
+        </w:rPr>
+        <w:t xml:space="preserve">print</w:t>
+      </w:r>
+      <w:r>
+        <w:rPr>
+          <w:rStyle w:val="NormalTok"/>
+        </w:rPr>
+        <w:t xml:space="preserve">(train_eval</w:t>
+      </w:r>
+      <w:r>
+        <w:rPr>
+          <w:rStyle w:val="SpecialCharTok"/>
+        </w:rPr>
+        <w:t xml:space="preserve">$</w:t>
+      </w:r>
+      <w:r>
+        <w:rPr>
+          <w:rStyle w:val="NormalTok"/>
+        </w:rPr>
+        <w:t xml:space="preserve">metrics)</w:t>
+      </w:r>
+    </w:p>
+    <w:p>
+      <w:pPr>
+        <w:pStyle w:val="SourceCode"/>
+      </w:pPr>
+      <w:r>
+        <w:rPr>
           <w:rStyle w:val="VerbatimChar"/>
         </w:rPr>
         <w:t xml:space="preserve">##        mse     smape        R2</w:t>
@@ -1282,7 +1368,7 @@
         <w:rPr>
           <w:rStyle w:val="VerbatimChar"/>
         </w:rPr>
-        <w:t xml:space="preserve">## 1 11.91066 0.1250267 0.8676715</w:t>
+        <w:t xml:space="preserve">## 1 11.91065 0.1250267 0.8676715</w:t>
       </w:r>
     </w:p>
     <w:p>
@@ -1975,7 +2061,7 @@
               <a:graphicData uri="http://schemas.openxmlformats.org/drawingml/2006/picture">
                 <pic:pic>
                   <pic:nvPicPr>
-                    <pic:cNvPr descr="C:\Git\dal\daltoolboxdp\examples\regression\doc\torch_reg_mlp_files/4c9889bac910fb7841cc51560da90e155bcba684.png" id="11" name="Picture"/>
+                    <pic:cNvPr descr="/home/gpca/daltoolboxdp/examples/regression/doc/torch_reg_mlp_files/d08f41ae4c9e60b97932a1428977936cb672932d.png" id="11" name="Picture"/>
                     <pic:cNvPicPr>
                       <a:picLocks noChangeArrowheads="1" noChangeAspect="1"/>
                     </pic:cNvPicPr>

--- a/examples/regression/doc/torch_reg_mlp.docx
+++ b/examples/regression/doc/torch_reg_mlp.docx
@@ -286,34 +286,34 @@
         <w:rPr>
           <w:rStyle w:val="VerbatimChar"/>
         </w:rPr>
-        <w:t xml:space="preserve">##      crim      zn        indus     chas      nox       rm        age       dis       rad       tax       ptratio   black    </w:t>
-      </w:r>
-      <w:r>
-        <w:br/>
-      </w:r>
-      <w:r>
-        <w:rPr>
-          <w:rStyle w:val="VerbatimChar"/>
-        </w:rPr>
-        <w:t xml:space="preserve">## [1,] "numeric" "numeric" "numeric" "integer" "numeric" "numeric" "numeric" "numeric" "integer" "numeric" "numeric" "numeric"</w:t>
-      </w:r>
-      <w:r>
-        <w:br/>
-      </w:r>
-      <w:r>
-        <w:rPr>
-          <w:rStyle w:val="VerbatimChar"/>
-        </w:rPr>
-        <w:t xml:space="preserve">##      lstat     medv     </w:t>
-      </w:r>
-      <w:r>
-        <w:br/>
-      </w:r>
-      <w:r>
-        <w:rPr>
-          <w:rStyle w:val="VerbatimChar"/>
-        </w:rPr>
-        <w:t xml:space="preserve">## [1,] "numeric" "numeric"</w:t>
+        <w:t xml:space="preserve">##      crim      zn        indus     chas      nox       rm        age      </w:t>
+      </w:r>
+      <w:r>
+        <w:br/>
+      </w:r>
+      <w:r>
+        <w:rPr>
+          <w:rStyle w:val="VerbatimChar"/>
+        </w:rPr>
+        <w:t xml:space="preserve">## [1,] "numeric" "numeric" "numeric" "integer" "numeric" "numeric" "numeric"</w:t>
+      </w:r>
+      <w:r>
+        <w:br/>
+      </w:r>
+      <w:r>
+        <w:rPr>
+          <w:rStyle w:val="VerbatimChar"/>
+        </w:rPr>
+        <w:t xml:space="preserve">##      dis       rad       tax       ptratio   black     lstat     medv     </w:t>
+      </w:r>
+      <w:r>
+        <w:br/>
+      </w:r>
+      <w:r>
+        <w:rPr>
+          <w:rStyle w:val="VerbatimChar"/>
+        </w:rPr>
+        <w:t xml:space="preserve">## [1,] "numeric" "integer" "numeric" "numeric" "numeric" "numeric" "numeric"</w:t>
       </w:r>
     </w:p>
     <w:p>
@@ -341,61 +341,124 @@
         <w:rPr>
           <w:rStyle w:val="VerbatimChar"/>
         </w:rPr>
-        <w:t xml:space="preserve">##      crim zn indus chas   nox    rm  age    dis rad tax ptratio  black lstat medv</w:t>
-      </w:r>
-      <w:r>
-        <w:br/>
-      </w:r>
-      <w:r>
-        <w:rPr>
-          <w:rStyle w:val="VerbatimChar"/>
-        </w:rPr>
-        <w:t xml:space="preserve">## 1 0.00632 18  2.31    0 0.538 6.575 65.2 4.0900   1 296    15.3 396.90  4.98 24.0</w:t>
-      </w:r>
-      <w:r>
-        <w:br/>
-      </w:r>
-      <w:r>
-        <w:rPr>
-          <w:rStyle w:val="VerbatimChar"/>
-        </w:rPr>
-        <w:t xml:space="preserve">## 2 0.02731  0  7.07    0 0.469 6.421 78.9 4.9671   2 242    17.8 396.90  9.14 21.6</w:t>
-      </w:r>
-      <w:r>
-        <w:br/>
-      </w:r>
-      <w:r>
-        <w:rPr>
-          <w:rStyle w:val="VerbatimChar"/>
-        </w:rPr>
-        <w:t xml:space="preserve">## 3 0.02729  0  7.07    0 0.469 7.185 61.1 4.9671   2 242    17.8 392.83  4.03 34.7</w:t>
-      </w:r>
-      <w:r>
-        <w:br/>
-      </w:r>
-      <w:r>
-        <w:rPr>
-          <w:rStyle w:val="VerbatimChar"/>
-        </w:rPr>
-        <w:t xml:space="preserve">## 4 0.03237  0  2.18    0 0.458 6.998 45.8 6.0622   3 222    18.7 394.63  2.94 33.4</w:t>
-      </w:r>
-      <w:r>
-        <w:br/>
-      </w:r>
-      <w:r>
-        <w:rPr>
-          <w:rStyle w:val="VerbatimChar"/>
-        </w:rPr>
-        <w:t xml:space="preserve">## 5 0.06905  0  2.18    0 0.458 7.147 54.2 6.0622   3 222    18.7 396.90  5.33 36.2</w:t>
-      </w:r>
-      <w:r>
-        <w:br/>
-      </w:r>
-      <w:r>
-        <w:rPr>
-          <w:rStyle w:val="VerbatimChar"/>
-        </w:rPr>
-        <w:t xml:space="preserve">## 6 0.02985  0  2.18    0 0.458 6.430 58.7 6.0622   3 222    18.7 394.12  5.21 28.7</w:t>
+        <w:t xml:space="preserve">##      crim zn indus chas   nox    rm  age    dis rad tax ptratio  black lstat</w:t>
+      </w:r>
+      <w:r>
+        <w:br/>
+      </w:r>
+      <w:r>
+        <w:rPr>
+          <w:rStyle w:val="VerbatimChar"/>
+        </w:rPr>
+        <w:t xml:space="preserve">## 1 0.00632 18  2.31    0 0.538 6.575 65.2 4.0900   1 296    15.3 396.90  4.98</w:t>
+      </w:r>
+      <w:r>
+        <w:br/>
+      </w:r>
+      <w:r>
+        <w:rPr>
+          <w:rStyle w:val="VerbatimChar"/>
+        </w:rPr>
+        <w:t xml:space="preserve">## 2 0.02731  0  7.07    0 0.469 6.421 78.9 4.9671   2 242    17.8 396.90  9.14</w:t>
+      </w:r>
+      <w:r>
+        <w:br/>
+      </w:r>
+      <w:r>
+        <w:rPr>
+          <w:rStyle w:val="VerbatimChar"/>
+        </w:rPr>
+        <w:t xml:space="preserve">## 3 0.02729  0  7.07    0 0.469 7.185 61.1 4.9671   2 242    17.8 392.83  4.03</w:t>
+      </w:r>
+      <w:r>
+        <w:br/>
+      </w:r>
+      <w:r>
+        <w:rPr>
+          <w:rStyle w:val="VerbatimChar"/>
+        </w:rPr>
+        <w:t xml:space="preserve">## 4 0.03237  0  2.18    0 0.458 6.998 45.8 6.0622   3 222    18.7 394.63  2.94</w:t>
+      </w:r>
+      <w:r>
+        <w:br/>
+      </w:r>
+      <w:r>
+        <w:rPr>
+          <w:rStyle w:val="VerbatimChar"/>
+        </w:rPr>
+        <w:t xml:space="preserve">## 5 0.06905  0  2.18    0 0.458 7.147 54.2 6.0622   3 222    18.7 396.90  5.33</w:t>
+      </w:r>
+      <w:r>
+        <w:br/>
+      </w:r>
+      <w:r>
+        <w:rPr>
+          <w:rStyle w:val="VerbatimChar"/>
+        </w:rPr>
+        <w:t xml:space="preserve">## 6 0.02985  0  2.18    0 0.458 6.430 58.7 6.0622   3 222    18.7 394.12  5.21</w:t>
+      </w:r>
+      <w:r>
+        <w:br/>
+      </w:r>
+      <w:r>
+        <w:rPr>
+          <w:rStyle w:val="VerbatimChar"/>
+        </w:rPr>
+        <w:t xml:space="preserve">##   medv</w:t>
+      </w:r>
+      <w:r>
+        <w:br/>
+      </w:r>
+      <w:r>
+        <w:rPr>
+          <w:rStyle w:val="VerbatimChar"/>
+        </w:rPr>
+        <w:t xml:space="preserve">## 1 24.0</w:t>
+      </w:r>
+      <w:r>
+        <w:br/>
+      </w:r>
+      <w:r>
+        <w:rPr>
+          <w:rStyle w:val="VerbatimChar"/>
+        </w:rPr>
+        <w:t xml:space="preserve">## 2 21.6</w:t>
+      </w:r>
+      <w:r>
+        <w:br/>
+      </w:r>
+      <w:r>
+        <w:rPr>
+          <w:rStyle w:val="VerbatimChar"/>
+        </w:rPr>
+        <w:t xml:space="preserve">## 3 34.7</w:t>
+      </w:r>
+      <w:r>
+        <w:br/>
+      </w:r>
+      <w:r>
+        <w:rPr>
+          <w:rStyle w:val="VerbatimChar"/>
+        </w:rPr>
+        <w:t xml:space="preserve">## 4 33.4</w:t>
+      </w:r>
+      <w:r>
+        <w:br/>
+      </w:r>
+      <w:r>
+        <w:rPr>
+          <w:rStyle w:val="VerbatimChar"/>
+        </w:rPr>
+        <w:t xml:space="preserve">## 5 36.2</w:t>
+      </w:r>
+      <w:r>
+        <w:br/>
+      </w:r>
+      <w:r>
+        <w:rPr>
+          <w:rStyle w:val="VerbatimChar"/>
+        </w:rPr>
+        <w:t xml:space="preserve">## 6 28.7</w:t>
       </w:r>
     </w:p>
     <w:p>
@@ -1368,7 +1431,7 @@
         <w:rPr>
           <w:rStyle w:val="VerbatimChar"/>
         </w:rPr>
-        <w:t xml:space="preserve">## 1 11.91065 0.1250267 0.8676715</w:t>
+        <w:t xml:space="preserve">## 1 11.91066 0.1250267 0.8676715</w:t>
       </w:r>
     </w:p>
     <w:p>
@@ -2061,7 +2124,7 @@
               <a:graphicData uri="http://schemas.openxmlformats.org/drawingml/2006/picture">
                 <pic:pic>
                   <pic:nvPicPr>
-                    <pic:cNvPr descr="/home/gpca/daltoolboxdp/examples/regression/doc/torch_reg_mlp_files/d08f41ae4c9e60b97932a1428977936cb672932d.png" id="11" name="Picture"/>
+                    <pic:cNvPr descr="C:\Git\dal\daltoolboxdp\examples\regression\doc\torch_reg_mlp_files/4c9889bac910fb7841cc51560da90e155bcba684.png" id="11" name="Picture"/>
                     <pic:cNvPicPr>
                       <a:picLocks noChangeArrowheads="1" noChangeAspect="1"/>
                     </pic:cNvPicPr>
